--- a/docs/てんから勤怠システム_仕様一覧.docx
+++ b/docs/てんから勤怠システム_仕様一覧.docx
@@ -515,7 +515,7 @@
     </w:p>
     <w:tbl>
       <w:tblPr>
-        <w:tblW w:type="pct" w:w="100%"/>
+        <w:tblW w:type="dxa" w:w="9638"/>
         <w:tblBorders>
           <w:top w:val="single" w:color="auto" w:sz="4"/>
           <w:left w:val="single" w:color="auto" w:sz="4"/>
@@ -524,12 +524,13 @@
           <w:insideH w:val="single" w:color="auto" w:sz="4"/>
           <w:insideV w:val="single" w:color="auto" w:sz="4"/>
         </w:tblBorders>
+        <w:tblLayout w:type="fixed"/>
       </w:tblPr>
       <w:tblGrid>
-        <w:gridCol w:w="100"/>
-        <w:gridCol w:w="100"/>
-        <w:gridCol w:w="100"/>
-        <w:gridCol w:w="100"/>
+        <w:gridCol w:w="2409"/>
+        <w:gridCol w:w="2409"/>
+        <w:gridCol w:w="2409"/>
+        <w:gridCol w:w="2409"/>
       </w:tblGrid>
       <w:tr>
         <w:trPr>
@@ -537,11 +538,24 @@
         </w:trPr>
         <w:tc>
           <w:tcPr>
-            <w:tcW w:type="pct" w:w="25%"/>
+            <w:tcW w:type="dxa" w:w="2409"/>
+            <w:tcBorders>
+              <w:top w:val="single" w:color="D1D5DB" w:sz="4"/>
+              <w:left w:val="single" w:color="D1D5DB" w:sz="4"/>
+              <w:bottom w:val="single" w:color="D1D5DB" w:sz="4"/>
+              <w:right w:val="single" w:color="D1D5DB" w:sz="4"/>
+            </w:tcBorders>
             <w:shd w:fill="2563EB" w:val="clear"/>
-          </w:tcPr>
-          <w:p>
-            <w:pPr>
+            <w:tcMar>
+              <w:top w:type="dxa" w:w="60"/>
+              <w:left w:type="dxa" w:w="120"/>
+              <w:bottom w:type="dxa" w:w="60"/>
+              <w:right w:type="dxa" w:w="120"/>
+            </w:tcMar>
+          </w:tcPr>
+          <w:p>
+            <w:pPr>
+              <w:spacing w:after="0" w:before="0" w:line="240"/>
               <w:jc w:val="center"/>
             </w:pPr>
             <w:r>
@@ -559,11 +573,24 @@
         </w:tc>
         <w:tc>
           <w:tcPr>
-            <w:tcW w:type="pct" w:w="25%"/>
+            <w:tcW w:type="dxa" w:w="2409"/>
+            <w:tcBorders>
+              <w:top w:val="single" w:color="D1D5DB" w:sz="4"/>
+              <w:left w:val="single" w:color="D1D5DB" w:sz="4"/>
+              <w:bottom w:val="single" w:color="D1D5DB" w:sz="4"/>
+              <w:right w:val="single" w:color="D1D5DB" w:sz="4"/>
+            </w:tcBorders>
             <w:shd w:fill="2563EB" w:val="clear"/>
-          </w:tcPr>
-          <w:p>
-            <w:pPr>
+            <w:tcMar>
+              <w:top w:type="dxa" w:w="60"/>
+              <w:left w:type="dxa" w:w="120"/>
+              <w:bottom w:type="dxa" w:w="60"/>
+              <w:right w:type="dxa" w:w="120"/>
+            </w:tcMar>
+          </w:tcPr>
+          <w:p>
+            <w:pPr>
+              <w:spacing w:after="0" w:before="0" w:line="240"/>
               <w:jc w:val="center"/>
             </w:pPr>
             <w:r>
@@ -581,11 +608,24 @@
         </w:tc>
         <w:tc>
           <w:tcPr>
-            <w:tcW w:type="pct" w:w="25%"/>
+            <w:tcW w:type="dxa" w:w="2409"/>
+            <w:tcBorders>
+              <w:top w:val="single" w:color="D1D5DB" w:sz="4"/>
+              <w:left w:val="single" w:color="D1D5DB" w:sz="4"/>
+              <w:bottom w:val="single" w:color="D1D5DB" w:sz="4"/>
+              <w:right w:val="single" w:color="D1D5DB" w:sz="4"/>
+            </w:tcBorders>
             <w:shd w:fill="2563EB" w:val="clear"/>
-          </w:tcPr>
-          <w:p>
-            <w:pPr>
+            <w:tcMar>
+              <w:top w:type="dxa" w:w="60"/>
+              <w:left w:type="dxa" w:w="120"/>
+              <w:bottom w:type="dxa" w:w="60"/>
+              <w:right w:type="dxa" w:w="120"/>
+            </w:tcMar>
+          </w:tcPr>
+          <w:p>
+            <w:pPr>
+              <w:spacing w:after="0" w:before="0" w:line="240"/>
               <w:jc w:val="center"/>
             </w:pPr>
             <w:r>
@@ -603,11 +643,24 @@
         </w:tc>
         <w:tc>
           <w:tcPr>
-            <w:tcW w:type="pct" w:w="25%"/>
+            <w:tcW w:type="dxa" w:w="2409"/>
+            <w:tcBorders>
+              <w:top w:val="single" w:color="D1D5DB" w:sz="4"/>
+              <w:left w:val="single" w:color="D1D5DB" w:sz="4"/>
+              <w:bottom w:val="single" w:color="D1D5DB" w:sz="4"/>
+              <w:right w:val="single" w:color="D1D5DB" w:sz="4"/>
+            </w:tcBorders>
             <w:shd w:fill="2563EB" w:val="clear"/>
-          </w:tcPr>
-          <w:p>
-            <w:pPr>
+            <w:tcMar>
+              <w:top w:type="dxa" w:w="60"/>
+              <w:left w:type="dxa" w:w="120"/>
+              <w:bottom w:type="dxa" w:w="60"/>
+              <w:right w:type="dxa" w:w="120"/>
+            </w:tcMar>
+          </w:tcPr>
+          <w:p>
+            <w:pPr>
+              <w:spacing w:after="0" w:before="0" w:line="240"/>
               <w:jc w:val="center"/>
             </w:pPr>
             <w:r>
@@ -626,7 +679,25 @@
       </w:tr>
       <w:tr>
         <w:tc>
-          <w:p>
+          <w:tcPr>
+            <w:tcW w:type="dxa" w:w="2409"/>
+            <w:tcBorders>
+              <w:top w:val="single" w:color="D1D5DB" w:sz="4"/>
+              <w:left w:val="single" w:color="D1D5DB" w:sz="4"/>
+              <w:bottom w:val="single" w:color="D1D5DB" w:sz="4"/>
+              <w:right w:val="single" w:color="D1D5DB" w:sz="4"/>
+            </w:tcBorders>
+            <w:tcMar>
+              <w:top w:type="dxa" w:w="60"/>
+              <w:left w:type="dxa" w:w="120"/>
+              <w:bottom w:type="dxa" w:w="60"/>
+              <w:right w:type="dxa" w:w="120"/>
+            </w:tcMar>
+          </w:tcPr>
+          <w:p>
+            <w:pPr>
+              <w:spacing w:after="0" w:before="0" w:line="240"/>
+            </w:pPr>
             <w:r>
               <w:rPr>
                 <w:rFonts w:ascii="Yu Gothic" w:cs="Yu Gothic" w:eastAsia="Yu Gothic" w:hAnsi="Yu Gothic"/>
@@ -638,7 +709,25 @@
           </w:p>
         </w:tc>
         <w:tc>
-          <w:p>
+          <w:tcPr>
+            <w:tcW w:type="dxa" w:w="2409"/>
+            <w:tcBorders>
+              <w:top w:val="single" w:color="D1D5DB" w:sz="4"/>
+              <w:left w:val="single" w:color="D1D5DB" w:sz="4"/>
+              <w:bottom w:val="single" w:color="D1D5DB" w:sz="4"/>
+              <w:right w:val="single" w:color="D1D5DB" w:sz="4"/>
+            </w:tcBorders>
+            <w:tcMar>
+              <w:top w:type="dxa" w:w="60"/>
+              <w:left w:type="dxa" w:w="120"/>
+              <w:bottom w:type="dxa" w:w="60"/>
+              <w:right w:type="dxa" w:w="120"/>
+            </w:tcMar>
+          </w:tcPr>
+          <w:p>
+            <w:pPr>
+              <w:spacing w:after="0" w:before="0" w:line="240"/>
+            </w:pPr>
             <w:r>
               <w:rPr>
                 <w:rFonts w:ascii="Yu Gothic" w:cs="Yu Gothic" w:eastAsia="Yu Gothic" w:hAnsi="Yu Gothic"/>
@@ -650,7 +739,25 @@
           </w:p>
         </w:tc>
         <w:tc>
-          <w:p>
+          <w:tcPr>
+            <w:tcW w:type="dxa" w:w="2409"/>
+            <w:tcBorders>
+              <w:top w:val="single" w:color="D1D5DB" w:sz="4"/>
+              <w:left w:val="single" w:color="D1D5DB" w:sz="4"/>
+              <w:bottom w:val="single" w:color="D1D5DB" w:sz="4"/>
+              <w:right w:val="single" w:color="D1D5DB" w:sz="4"/>
+            </w:tcBorders>
+            <w:tcMar>
+              <w:top w:type="dxa" w:w="60"/>
+              <w:left w:type="dxa" w:w="120"/>
+              <w:bottom w:type="dxa" w:w="60"/>
+              <w:right w:type="dxa" w:w="120"/>
+            </w:tcMar>
+          </w:tcPr>
+          <w:p>
+            <w:pPr>
+              <w:spacing w:after="0" w:before="0" w:line="240"/>
+            </w:pPr>
             <w:r>
               <w:rPr>
                 <w:rFonts w:ascii="Yu Gothic" w:cs="Yu Gothic" w:eastAsia="Yu Gothic" w:hAnsi="Yu Gothic"/>
@@ -662,7 +769,25 @@
           </w:p>
         </w:tc>
         <w:tc>
-          <w:p>
+          <w:tcPr>
+            <w:tcW w:type="dxa" w:w="2409"/>
+            <w:tcBorders>
+              <w:top w:val="single" w:color="D1D5DB" w:sz="4"/>
+              <w:left w:val="single" w:color="D1D5DB" w:sz="4"/>
+              <w:bottom w:val="single" w:color="D1D5DB" w:sz="4"/>
+              <w:right w:val="single" w:color="D1D5DB" w:sz="4"/>
+            </w:tcBorders>
+            <w:tcMar>
+              <w:top w:type="dxa" w:w="60"/>
+              <w:left w:type="dxa" w:w="120"/>
+              <w:bottom w:type="dxa" w:w="60"/>
+              <w:right w:type="dxa" w:w="120"/>
+            </w:tcMar>
+          </w:tcPr>
+          <w:p>
+            <w:pPr>
+              <w:spacing w:after="0" w:before="0" w:line="240"/>
+            </w:pPr>
             <w:r>
               <w:rPr>
                 <w:rFonts w:ascii="Yu Gothic" w:cs="Yu Gothic" w:eastAsia="Yu Gothic" w:hAnsi="Yu Gothic"/>
@@ -677,9 +802,25 @@
       <w:tr>
         <w:tc>
           <w:tcPr>
+            <w:tcW w:type="dxa" w:w="2409"/>
+            <w:tcBorders>
+              <w:top w:val="single" w:color="D1D5DB" w:sz="4"/>
+              <w:left w:val="single" w:color="D1D5DB" w:sz="4"/>
+              <w:bottom w:val="single" w:color="D1D5DB" w:sz="4"/>
+              <w:right w:val="single" w:color="D1D5DB" w:sz="4"/>
+            </w:tcBorders>
             <w:shd w:fill="F3F4F6" w:val="clear"/>
-          </w:tcPr>
-          <w:p>
+            <w:tcMar>
+              <w:top w:type="dxa" w:w="60"/>
+              <w:left w:type="dxa" w:w="120"/>
+              <w:bottom w:type="dxa" w:w="60"/>
+              <w:right w:type="dxa" w:w="120"/>
+            </w:tcMar>
+          </w:tcPr>
+          <w:p>
+            <w:pPr>
+              <w:spacing w:after="0" w:before="0" w:line="240"/>
+            </w:pPr>
             <w:r>
               <w:rPr>
                 <w:rFonts w:ascii="Yu Gothic" w:cs="Yu Gothic" w:eastAsia="Yu Gothic" w:hAnsi="Yu Gothic"/>
@@ -692,9 +833,25 @@
         </w:tc>
         <w:tc>
           <w:tcPr>
+            <w:tcW w:type="dxa" w:w="2409"/>
+            <w:tcBorders>
+              <w:top w:val="single" w:color="D1D5DB" w:sz="4"/>
+              <w:left w:val="single" w:color="D1D5DB" w:sz="4"/>
+              <w:bottom w:val="single" w:color="D1D5DB" w:sz="4"/>
+              <w:right w:val="single" w:color="D1D5DB" w:sz="4"/>
+            </w:tcBorders>
             <w:shd w:fill="F3F4F6" w:val="clear"/>
-          </w:tcPr>
-          <w:p>
+            <w:tcMar>
+              <w:top w:type="dxa" w:w="60"/>
+              <w:left w:type="dxa" w:w="120"/>
+              <w:bottom w:type="dxa" w:w="60"/>
+              <w:right w:type="dxa" w:w="120"/>
+            </w:tcMar>
+          </w:tcPr>
+          <w:p>
+            <w:pPr>
+              <w:spacing w:after="0" w:before="0" w:line="240"/>
+            </w:pPr>
             <w:r>
               <w:rPr>
                 <w:rFonts w:ascii="Yu Gothic" w:cs="Yu Gothic" w:eastAsia="Yu Gothic" w:hAnsi="Yu Gothic"/>
@@ -707,9 +864,25 @@
         </w:tc>
         <w:tc>
           <w:tcPr>
+            <w:tcW w:type="dxa" w:w="2409"/>
+            <w:tcBorders>
+              <w:top w:val="single" w:color="D1D5DB" w:sz="4"/>
+              <w:left w:val="single" w:color="D1D5DB" w:sz="4"/>
+              <w:bottom w:val="single" w:color="D1D5DB" w:sz="4"/>
+              <w:right w:val="single" w:color="D1D5DB" w:sz="4"/>
+            </w:tcBorders>
             <w:shd w:fill="F3F4F6" w:val="clear"/>
-          </w:tcPr>
-          <w:p>
+            <w:tcMar>
+              <w:top w:type="dxa" w:w="60"/>
+              <w:left w:type="dxa" w:w="120"/>
+              <w:bottom w:type="dxa" w:w="60"/>
+              <w:right w:type="dxa" w:w="120"/>
+            </w:tcMar>
+          </w:tcPr>
+          <w:p>
+            <w:pPr>
+              <w:spacing w:after="0" w:before="0" w:line="240"/>
+            </w:pPr>
             <w:r>
               <w:rPr>
                 <w:rFonts w:ascii="Yu Gothic" w:cs="Yu Gothic" w:eastAsia="Yu Gothic" w:hAnsi="Yu Gothic"/>
@@ -722,9 +895,25 @@
         </w:tc>
         <w:tc>
           <w:tcPr>
+            <w:tcW w:type="dxa" w:w="2409"/>
+            <w:tcBorders>
+              <w:top w:val="single" w:color="D1D5DB" w:sz="4"/>
+              <w:left w:val="single" w:color="D1D5DB" w:sz="4"/>
+              <w:bottom w:val="single" w:color="D1D5DB" w:sz="4"/>
+              <w:right w:val="single" w:color="D1D5DB" w:sz="4"/>
+            </w:tcBorders>
             <w:shd w:fill="F3F4F6" w:val="clear"/>
-          </w:tcPr>
-          <w:p>
+            <w:tcMar>
+              <w:top w:type="dxa" w:w="60"/>
+              <w:left w:type="dxa" w:w="120"/>
+              <w:bottom w:type="dxa" w:w="60"/>
+              <w:right w:type="dxa" w:w="120"/>
+            </w:tcMar>
+          </w:tcPr>
+          <w:p>
+            <w:pPr>
+              <w:spacing w:after="0" w:before="0" w:line="240"/>
+            </w:pPr>
             <w:r>
               <w:rPr>
                 <w:rFonts w:ascii="Yu Gothic" w:cs="Yu Gothic" w:eastAsia="Yu Gothic" w:hAnsi="Yu Gothic"/>
@@ -738,7 +927,25 @@
       </w:tr>
       <w:tr>
         <w:tc>
-          <w:p>
+          <w:tcPr>
+            <w:tcW w:type="dxa" w:w="2409"/>
+            <w:tcBorders>
+              <w:top w:val="single" w:color="D1D5DB" w:sz="4"/>
+              <w:left w:val="single" w:color="D1D5DB" w:sz="4"/>
+              <w:bottom w:val="single" w:color="D1D5DB" w:sz="4"/>
+              <w:right w:val="single" w:color="D1D5DB" w:sz="4"/>
+            </w:tcBorders>
+            <w:tcMar>
+              <w:top w:type="dxa" w:w="60"/>
+              <w:left w:type="dxa" w:w="120"/>
+              <w:bottom w:type="dxa" w:w="60"/>
+              <w:right w:type="dxa" w:w="120"/>
+            </w:tcMar>
+          </w:tcPr>
+          <w:p>
+            <w:pPr>
+              <w:spacing w:after="0" w:before="0" w:line="240"/>
+            </w:pPr>
             <w:r>
               <w:rPr>
                 <w:rFonts w:ascii="Yu Gothic" w:cs="Yu Gothic" w:eastAsia="Yu Gothic" w:hAnsi="Yu Gothic"/>
@@ -750,7 +957,25 @@
           </w:p>
         </w:tc>
         <w:tc>
-          <w:p>
+          <w:tcPr>
+            <w:tcW w:type="dxa" w:w="2409"/>
+            <w:tcBorders>
+              <w:top w:val="single" w:color="D1D5DB" w:sz="4"/>
+              <w:left w:val="single" w:color="D1D5DB" w:sz="4"/>
+              <w:bottom w:val="single" w:color="D1D5DB" w:sz="4"/>
+              <w:right w:val="single" w:color="D1D5DB" w:sz="4"/>
+            </w:tcBorders>
+            <w:tcMar>
+              <w:top w:type="dxa" w:w="60"/>
+              <w:left w:type="dxa" w:w="120"/>
+              <w:bottom w:type="dxa" w:w="60"/>
+              <w:right w:type="dxa" w:w="120"/>
+            </w:tcMar>
+          </w:tcPr>
+          <w:p>
+            <w:pPr>
+              <w:spacing w:after="0" w:before="0" w:line="240"/>
+            </w:pPr>
             <w:r>
               <w:rPr>
                 <w:rFonts w:ascii="Yu Gothic" w:cs="Yu Gothic" w:eastAsia="Yu Gothic" w:hAnsi="Yu Gothic"/>
@@ -762,7 +987,25 @@
           </w:p>
         </w:tc>
         <w:tc>
-          <w:p>
+          <w:tcPr>
+            <w:tcW w:type="dxa" w:w="2409"/>
+            <w:tcBorders>
+              <w:top w:val="single" w:color="D1D5DB" w:sz="4"/>
+              <w:left w:val="single" w:color="D1D5DB" w:sz="4"/>
+              <w:bottom w:val="single" w:color="D1D5DB" w:sz="4"/>
+              <w:right w:val="single" w:color="D1D5DB" w:sz="4"/>
+            </w:tcBorders>
+            <w:tcMar>
+              <w:top w:type="dxa" w:w="60"/>
+              <w:left w:type="dxa" w:w="120"/>
+              <w:bottom w:type="dxa" w:w="60"/>
+              <w:right w:type="dxa" w:w="120"/>
+            </w:tcMar>
+          </w:tcPr>
+          <w:p>
+            <w:pPr>
+              <w:spacing w:after="0" w:before="0" w:line="240"/>
+            </w:pPr>
             <w:r>
               <w:rPr>
                 <w:rFonts w:ascii="Yu Gothic" w:cs="Yu Gothic" w:eastAsia="Yu Gothic" w:hAnsi="Yu Gothic"/>
@@ -774,7 +1017,25 @@
           </w:p>
         </w:tc>
         <w:tc>
-          <w:p>
+          <w:tcPr>
+            <w:tcW w:type="dxa" w:w="2409"/>
+            <w:tcBorders>
+              <w:top w:val="single" w:color="D1D5DB" w:sz="4"/>
+              <w:left w:val="single" w:color="D1D5DB" w:sz="4"/>
+              <w:bottom w:val="single" w:color="D1D5DB" w:sz="4"/>
+              <w:right w:val="single" w:color="D1D5DB" w:sz="4"/>
+            </w:tcBorders>
+            <w:tcMar>
+              <w:top w:type="dxa" w:w="60"/>
+              <w:left w:type="dxa" w:w="120"/>
+              <w:bottom w:type="dxa" w:w="60"/>
+              <w:right w:type="dxa" w:w="120"/>
+            </w:tcMar>
+          </w:tcPr>
+          <w:p>
+            <w:pPr>
+              <w:spacing w:after="0" w:before="0" w:line="240"/>
+            </w:pPr>
             <w:r>
               <w:rPr>
                 <w:rFonts w:ascii="Yu Gothic" w:cs="Yu Gothic" w:eastAsia="Yu Gothic" w:hAnsi="Yu Gothic"/>
@@ -789,9 +1050,25 @@
       <w:tr>
         <w:tc>
           <w:tcPr>
+            <w:tcW w:type="dxa" w:w="2409"/>
+            <w:tcBorders>
+              <w:top w:val="single" w:color="D1D5DB" w:sz="4"/>
+              <w:left w:val="single" w:color="D1D5DB" w:sz="4"/>
+              <w:bottom w:val="single" w:color="D1D5DB" w:sz="4"/>
+              <w:right w:val="single" w:color="D1D5DB" w:sz="4"/>
+            </w:tcBorders>
             <w:shd w:fill="F3F4F6" w:val="clear"/>
-          </w:tcPr>
-          <w:p>
+            <w:tcMar>
+              <w:top w:type="dxa" w:w="60"/>
+              <w:left w:type="dxa" w:w="120"/>
+              <w:bottom w:type="dxa" w:w="60"/>
+              <w:right w:type="dxa" w:w="120"/>
+            </w:tcMar>
+          </w:tcPr>
+          <w:p>
+            <w:pPr>
+              <w:spacing w:after="0" w:before="0" w:line="240"/>
+            </w:pPr>
             <w:r>
               <w:rPr>
                 <w:rFonts w:ascii="Yu Gothic" w:cs="Yu Gothic" w:eastAsia="Yu Gothic" w:hAnsi="Yu Gothic"/>
@@ -804,9 +1081,25 @@
         </w:tc>
         <w:tc>
           <w:tcPr>
+            <w:tcW w:type="dxa" w:w="2409"/>
+            <w:tcBorders>
+              <w:top w:val="single" w:color="D1D5DB" w:sz="4"/>
+              <w:left w:val="single" w:color="D1D5DB" w:sz="4"/>
+              <w:bottom w:val="single" w:color="D1D5DB" w:sz="4"/>
+              <w:right w:val="single" w:color="D1D5DB" w:sz="4"/>
+            </w:tcBorders>
             <w:shd w:fill="F3F4F6" w:val="clear"/>
-          </w:tcPr>
-          <w:p>
+            <w:tcMar>
+              <w:top w:type="dxa" w:w="60"/>
+              <w:left w:type="dxa" w:w="120"/>
+              <w:bottom w:type="dxa" w:w="60"/>
+              <w:right w:type="dxa" w:w="120"/>
+            </w:tcMar>
+          </w:tcPr>
+          <w:p>
+            <w:pPr>
+              <w:spacing w:after="0" w:before="0" w:line="240"/>
+            </w:pPr>
             <w:r>
               <w:rPr>
                 <w:rFonts w:ascii="Yu Gothic" w:cs="Yu Gothic" w:eastAsia="Yu Gothic" w:hAnsi="Yu Gothic"/>
@@ -819,9 +1112,25 @@
         </w:tc>
         <w:tc>
           <w:tcPr>
+            <w:tcW w:type="dxa" w:w="2409"/>
+            <w:tcBorders>
+              <w:top w:val="single" w:color="D1D5DB" w:sz="4"/>
+              <w:left w:val="single" w:color="D1D5DB" w:sz="4"/>
+              <w:bottom w:val="single" w:color="D1D5DB" w:sz="4"/>
+              <w:right w:val="single" w:color="D1D5DB" w:sz="4"/>
+            </w:tcBorders>
             <w:shd w:fill="F3F4F6" w:val="clear"/>
-          </w:tcPr>
-          <w:p>
+            <w:tcMar>
+              <w:top w:type="dxa" w:w="60"/>
+              <w:left w:type="dxa" w:w="120"/>
+              <w:bottom w:type="dxa" w:w="60"/>
+              <w:right w:type="dxa" w:w="120"/>
+            </w:tcMar>
+          </w:tcPr>
+          <w:p>
+            <w:pPr>
+              <w:spacing w:after="0" w:before="0" w:line="240"/>
+            </w:pPr>
             <w:r>
               <w:rPr>
                 <w:rFonts w:ascii="Yu Gothic" w:cs="Yu Gothic" w:eastAsia="Yu Gothic" w:hAnsi="Yu Gothic"/>
@@ -834,9 +1143,25 @@
         </w:tc>
         <w:tc>
           <w:tcPr>
+            <w:tcW w:type="dxa" w:w="2409"/>
+            <w:tcBorders>
+              <w:top w:val="single" w:color="D1D5DB" w:sz="4"/>
+              <w:left w:val="single" w:color="D1D5DB" w:sz="4"/>
+              <w:bottom w:val="single" w:color="D1D5DB" w:sz="4"/>
+              <w:right w:val="single" w:color="D1D5DB" w:sz="4"/>
+            </w:tcBorders>
             <w:shd w:fill="F3F4F6" w:val="clear"/>
-          </w:tcPr>
-          <w:p>
+            <w:tcMar>
+              <w:top w:type="dxa" w:w="60"/>
+              <w:left w:type="dxa" w:w="120"/>
+              <w:bottom w:type="dxa" w:w="60"/>
+              <w:right w:type="dxa" w:w="120"/>
+            </w:tcMar>
+          </w:tcPr>
+          <w:p>
+            <w:pPr>
+              <w:spacing w:after="0" w:before="0" w:line="240"/>
+            </w:pPr>
             <w:r>
               <w:rPr>
                 <w:rFonts w:ascii="Yu Gothic" w:cs="Yu Gothic" w:eastAsia="Yu Gothic" w:hAnsi="Yu Gothic"/>
@@ -850,7 +1175,25 @@
       </w:tr>
       <w:tr>
         <w:tc>
-          <w:p>
+          <w:tcPr>
+            <w:tcW w:type="dxa" w:w="2409"/>
+            <w:tcBorders>
+              <w:top w:val="single" w:color="D1D5DB" w:sz="4"/>
+              <w:left w:val="single" w:color="D1D5DB" w:sz="4"/>
+              <w:bottom w:val="single" w:color="D1D5DB" w:sz="4"/>
+              <w:right w:val="single" w:color="D1D5DB" w:sz="4"/>
+            </w:tcBorders>
+            <w:tcMar>
+              <w:top w:type="dxa" w:w="60"/>
+              <w:left w:type="dxa" w:w="120"/>
+              <w:bottom w:type="dxa" w:w="60"/>
+              <w:right w:type="dxa" w:w="120"/>
+            </w:tcMar>
+          </w:tcPr>
+          <w:p>
+            <w:pPr>
+              <w:spacing w:after="0" w:before="0" w:line="240"/>
+            </w:pPr>
             <w:r>
               <w:rPr>
                 <w:rFonts w:ascii="Yu Gothic" w:cs="Yu Gothic" w:eastAsia="Yu Gothic" w:hAnsi="Yu Gothic"/>
@@ -862,7 +1205,25 @@
           </w:p>
         </w:tc>
         <w:tc>
-          <w:p>
+          <w:tcPr>
+            <w:tcW w:type="dxa" w:w="2409"/>
+            <w:tcBorders>
+              <w:top w:val="single" w:color="D1D5DB" w:sz="4"/>
+              <w:left w:val="single" w:color="D1D5DB" w:sz="4"/>
+              <w:bottom w:val="single" w:color="D1D5DB" w:sz="4"/>
+              <w:right w:val="single" w:color="D1D5DB" w:sz="4"/>
+            </w:tcBorders>
+            <w:tcMar>
+              <w:top w:type="dxa" w:w="60"/>
+              <w:left w:type="dxa" w:w="120"/>
+              <w:bottom w:type="dxa" w:w="60"/>
+              <w:right w:type="dxa" w:w="120"/>
+            </w:tcMar>
+          </w:tcPr>
+          <w:p>
+            <w:pPr>
+              <w:spacing w:after="0" w:before="0" w:line="240"/>
+            </w:pPr>
             <w:r>
               <w:rPr>
                 <w:rFonts w:ascii="Yu Gothic" w:cs="Yu Gothic" w:eastAsia="Yu Gothic" w:hAnsi="Yu Gothic"/>
@@ -874,7 +1235,25 @@
           </w:p>
         </w:tc>
         <w:tc>
-          <w:p>
+          <w:tcPr>
+            <w:tcW w:type="dxa" w:w="2409"/>
+            <w:tcBorders>
+              <w:top w:val="single" w:color="D1D5DB" w:sz="4"/>
+              <w:left w:val="single" w:color="D1D5DB" w:sz="4"/>
+              <w:bottom w:val="single" w:color="D1D5DB" w:sz="4"/>
+              <w:right w:val="single" w:color="D1D5DB" w:sz="4"/>
+            </w:tcBorders>
+            <w:tcMar>
+              <w:top w:type="dxa" w:w="60"/>
+              <w:left w:type="dxa" w:w="120"/>
+              <w:bottom w:type="dxa" w:w="60"/>
+              <w:right w:type="dxa" w:w="120"/>
+            </w:tcMar>
+          </w:tcPr>
+          <w:p>
+            <w:pPr>
+              <w:spacing w:after="0" w:before="0" w:line="240"/>
+            </w:pPr>
             <w:r>
               <w:rPr>
                 <w:rFonts w:ascii="Yu Gothic" w:cs="Yu Gothic" w:eastAsia="Yu Gothic" w:hAnsi="Yu Gothic"/>
@@ -886,7 +1265,25 @@
           </w:p>
         </w:tc>
         <w:tc>
-          <w:p>
+          <w:tcPr>
+            <w:tcW w:type="dxa" w:w="2409"/>
+            <w:tcBorders>
+              <w:top w:val="single" w:color="D1D5DB" w:sz="4"/>
+              <w:left w:val="single" w:color="D1D5DB" w:sz="4"/>
+              <w:bottom w:val="single" w:color="D1D5DB" w:sz="4"/>
+              <w:right w:val="single" w:color="D1D5DB" w:sz="4"/>
+            </w:tcBorders>
+            <w:tcMar>
+              <w:top w:type="dxa" w:w="60"/>
+              <w:left w:type="dxa" w:w="120"/>
+              <w:bottom w:type="dxa" w:w="60"/>
+              <w:right w:type="dxa" w:w="120"/>
+            </w:tcMar>
+          </w:tcPr>
+          <w:p>
+            <w:pPr>
+              <w:spacing w:after="0" w:before="0" w:line="240"/>
+            </w:pPr>
             <w:r>
               <w:rPr>
                 <w:rFonts w:ascii="Yu Gothic" w:cs="Yu Gothic" w:eastAsia="Yu Gothic" w:hAnsi="Yu Gothic"/>
@@ -901,9 +1298,25 @@
       <w:tr>
         <w:tc>
           <w:tcPr>
+            <w:tcW w:type="dxa" w:w="2409"/>
+            <w:tcBorders>
+              <w:top w:val="single" w:color="D1D5DB" w:sz="4"/>
+              <w:left w:val="single" w:color="D1D5DB" w:sz="4"/>
+              <w:bottom w:val="single" w:color="D1D5DB" w:sz="4"/>
+              <w:right w:val="single" w:color="D1D5DB" w:sz="4"/>
+            </w:tcBorders>
             <w:shd w:fill="F3F4F6" w:val="clear"/>
-          </w:tcPr>
-          <w:p>
+            <w:tcMar>
+              <w:top w:type="dxa" w:w="60"/>
+              <w:left w:type="dxa" w:w="120"/>
+              <w:bottom w:type="dxa" w:w="60"/>
+              <w:right w:type="dxa" w:w="120"/>
+            </w:tcMar>
+          </w:tcPr>
+          <w:p>
+            <w:pPr>
+              <w:spacing w:after="0" w:before="0" w:line="240"/>
+            </w:pPr>
             <w:r>
               <w:rPr>
                 <w:rFonts w:ascii="Yu Gothic" w:cs="Yu Gothic" w:eastAsia="Yu Gothic" w:hAnsi="Yu Gothic"/>
@@ -916,9 +1329,25 @@
         </w:tc>
         <w:tc>
           <w:tcPr>
+            <w:tcW w:type="dxa" w:w="2409"/>
+            <w:tcBorders>
+              <w:top w:val="single" w:color="D1D5DB" w:sz="4"/>
+              <w:left w:val="single" w:color="D1D5DB" w:sz="4"/>
+              <w:bottom w:val="single" w:color="D1D5DB" w:sz="4"/>
+              <w:right w:val="single" w:color="D1D5DB" w:sz="4"/>
+            </w:tcBorders>
             <w:shd w:fill="F3F4F6" w:val="clear"/>
-          </w:tcPr>
-          <w:p>
+            <w:tcMar>
+              <w:top w:type="dxa" w:w="60"/>
+              <w:left w:type="dxa" w:w="120"/>
+              <w:bottom w:type="dxa" w:w="60"/>
+              <w:right w:type="dxa" w:w="120"/>
+            </w:tcMar>
+          </w:tcPr>
+          <w:p>
+            <w:pPr>
+              <w:spacing w:after="0" w:before="0" w:line="240"/>
+            </w:pPr>
             <w:r>
               <w:rPr>
                 <w:rFonts w:ascii="Yu Gothic" w:cs="Yu Gothic" w:eastAsia="Yu Gothic" w:hAnsi="Yu Gothic"/>
@@ -931,9 +1360,25 @@
         </w:tc>
         <w:tc>
           <w:tcPr>
+            <w:tcW w:type="dxa" w:w="2409"/>
+            <w:tcBorders>
+              <w:top w:val="single" w:color="D1D5DB" w:sz="4"/>
+              <w:left w:val="single" w:color="D1D5DB" w:sz="4"/>
+              <w:bottom w:val="single" w:color="D1D5DB" w:sz="4"/>
+              <w:right w:val="single" w:color="D1D5DB" w:sz="4"/>
+            </w:tcBorders>
             <w:shd w:fill="F3F4F6" w:val="clear"/>
-          </w:tcPr>
-          <w:p>
+            <w:tcMar>
+              <w:top w:type="dxa" w:w="60"/>
+              <w:left w:type="dxa" w:w="120"/>
+              <w:bottom w:type="dxa" w:w="60"/>
+              <w:right w:type="dxa" w:w="120"/>
+            </w:tcMar>
+          </w:tcPr>
+          <w:p>
+            <w:pPr>
+              <w:spacing w:after="0" w:before="0" w:line="240"/>
+            </w:pPr>
             <w:r>
               <w:rPr>
                 <w:rFonts w:ascii="Yu Gothic" w:cs="Yu Gothic" w:eastAsia="Yu Gothic" w:hAnsi="Yu Gothic"/>
@@ -946,9 +1391,25 @@
         </w:tc>
         <w:tc>
           <w:tcPr>
+            <w:tcW w:type="dxa" w:w="2409"/>
+            <w:tcBorders>
+              <w:top w:val="single" w:color="D1D5DB" w:sz="4"/>
+              <w:left w:val="single" w:color="D1D5DB" w:sz="4"/>
+              <w:bottom w:val="single" w:color="D1D5DB" w:sz="4"/>
+              <w:right w:val="single" w:color="D1D5DB" w:sz="4"/>
+            </w:tcBorders>
             <w:shd w:fill="F3F4F6" w:val="clear"/>
-          </w:tcPr>
-          <w:p>
+            <w:tcMar>
+              <w:top w:type="dxa" w:w="60"/>
+              <w:left w:type="dxa" w:w="120"/>
+              <w:bottom w:type="dxa" w:w="60"/>
+              <w:right w:type="dxa" w:w="120"/>
+            </w:tcMar>
+          </w:tcPr>
+          <w:p>
+            <w:pPr>
+              <w:spacing w:after="0" w:before="0" w:line="240"/>
+            </w:pPr>
             <w:r>
               <w:rPr>
                 <w:rFonts w:ascii="Yu Gothic" w:cs="Yu Gothic" w:eastAsia="Yu Gothic" w:hAnsi="Yu Gothic"/>
@@ -962,7 +1423,25 @@
       </w:tr>
       <w:tr>
         <w:tc>
-          <w:p>
+          <w:tcPr>
+            <w:tcW w:type="dxa" w:w="2409"/>
+            <w:tcBorders>
+              <w:top w:val="single" w:color="D1D5DB" w:sz="4"/>
+              <w:left w:val="single" w:color="D1D5DB" w:sz="4"/>
+              <w:bottom w:val="single" w:color="D1D5DB" w:sz="4"/>
+              <w:right w:val="single" w:color="D1D5DB" w:sz="4"/>
+            </w:tcBorders>
+            <w:tcMar>
+              <w:top w:type="dxa" w:w="60"/>
+              <w:left w:type="dxa" w:w="120"/>
+              <w:bottom w:type="dxa" w:w="60"/>
+              <w:right w:type="dxa" w:w="120"/>
+            </w:tcMar>
+          </w:tcPr>
+          <w:p>
+            <w:pPr>
+              <w:spacing w:after="0" w:before="0" w:line="240"/>
+            </w:pPr>
             <w:r>
               <w:rPr>
                 <w:rFonts w:ascii="Yu Gothic" w:cs="Yu Gothic" w:eastAsia="Yu Gothic" w:hAnsi="Yu Gothic"/>
@@ -974,7 +1453,25 @@
           </w:p>
         </w:tc>
         <w:tc>
-          <w:p>
+          <w:tcPr>
+            <w:tcW w:type="dxa" w:w="2409"/>
+            <w:tcBorders>
+              <w:top w:val="single" w:color="D1D5DB" w:sz="4"/>
+              <w:left w:val="single" w:color="D1D5DB" w:sz="4"/>
+              <w:bottom w:val="single" w:color="D1D5DB" w:sz="4"/>
+              <w:right w:val="single" w:color="D1D5DB" w:sz="4"/>
+            </w:tcBorders>
+            <w:tcMar>
+              <w:top w:type="dxa" w:w="60"/>
+              <w:left w:type="dxa" w:w="120"/>
+              <w:bottom w:type="dxa" w:w="60"/>
+              <w:right w:type="dxa" w:w="120"/>
+            </w:tcMar>
+          </w:tcPr>
+          <w:p>
+            <w:pPr>
+              <w:spacing w:after="0" w:before="0" w:line="240"/>
+            </w:pPr>
             <w:r>
               <w:rPr>
                 <w:rFonts w:ascii="Yu Gothic" w:cs="Yu Gothic" w:eastAsia="Yu Gothic" w:hAnsi="Yu Gothic"/>
@@ -986,7 +1483,25 @@
           </w:p>
         </w:tc>
         <w:tc>
-          <w:p>
+          <w:tcPr>
+            <w:tcW w:type="dxa" w:w="2409"/>
+            <w:tcBorders>
+              <w:top w:val="single" w:color="D1D5DB" w:sz="4"/>
+              <w:left w:val="single" w:color="D1D5DB" w:sz="4"/>
+              <w:bottom w:val="single" w:color="D1D5DB" w:sz="4"/>
+              <w:right w:val="single" w:color="D1D5DB" w:sz="4"/>
+            </w:tcBorders>
+            <w:tcMar>
+              <w:top w:type="dxa" w:w="60"/>
+              <w:left w:type="dxa" w:w="120"/>
+              <w:bottom w:type="dxa" w:w="60"/>
+              <w:right w:type="dxa" w:w="120"/>
+            </w:tcMar>
+          </w:tcPr>
+          <w:p>
+            <w:pPr>
+              <w:spacing w:after="0" w:before="0" w:line="240"/>
+            </w:pPr>
             <w:r>
               <w:rPr>
                 <w:rFonts w:ascii="Yu Gothic" w:cs="Yu Gothic" w:eastAsia="Yu Gothic" w:hAnsi="Yu Gothic"/>
@@ -998,7 +1513,25 @@
           </w:p>
         </w:tc>
         <w:tc>
-          <w:p>
+          <w:tcPr>
+            <w:tcW w:type="dxa" w:w="2409"/>
+            <w:tcBorders>
+              <w:top w:val="single" w:color="D1D5DB" w:sz="4"/>
+              <w:left w:val="single" w:color="D1D5DB" w:sz="4"/>
+              <w:bottom w:val="single" w:color="D1D5DB" w:sz="4"/>
+              <w:right w:val="single" w:color="D1D5DB" w:sz="4"/>
+            </w:tcBorders>
+            <w:tcMar>
+              <w:top w:type="dxa" w:w="60"/>
+              <w:left w:type="dxa" w:w="120"/>
+              <w:bottom w:type="dxa" w:w="60"/>
+              <w:right w:type="dxa" w:w="120"/>
+            </w:tcMar>
+          </w:tcPr>
+          <w:p>
+            <w:pPr>
+              <w:spacing w:after="0" w:before="0" w:line="240"/>
+            </w:pPr>
             <w:r>
               <w:rPr>
                 <w:rFonts w:ascii="Yu Gothic" w:cs="Yu Gothic" w:eastAsia="Yu Gothic" w:hAnsi="Yu Gothic"/>
@@ -1060,7 +1593,7 @@
     <w:p/>
     <w:tbl>
       <w:tblPr>
-        <w:tblW w:type="pct" w:w="100%"/>
+        <w:tblW w:type="dxa" w:w="9638"/>
         <w:tblBorders>
           <w:top w:val="single" w:color="auto" w:sz="4"/>
           <w:left w:val="single" w:color="auto" w:sz="4"/>
@@ -1069,10 +1602,11 @@
           <w:insideH w:val="single" w:color="auto" w:sz="4"/>
           <w:insideV w:val="single" w:color="auto" w:sz="4"/>
         </w:tblBorders>
+        <w:tblLayout w:type="fixed"/>
       </w:tblPr>
       <w:tblGrid>
-        <w:gridCol w:w="100"/>
-        <w:gridCol w:w="100"/>
+        <w:gridCol w:w="4819"/>
+        <w:gridCol w:w="4819"/>
       </w:tblGrid>
       <w:tr>
         <w:trPr>
@@ -1080,11 +1614,24 @@
         </w:trPr>
         <w:tc>
           <w:tcPr>
-            <w:tcW w:type="pct" w:w="50%"/>
+            <w:tcW w:type="dxa" w:w="4819"/>
+            <w:tcBorders>
+              <w:top w:val="single" w:color="D1D5DB" w:sz="4"/>
+              <w:left w:val="single" w:color="D1D5DB" w:sz="4"/>
+              <w:bottom w:val="single" w:color="D1D5DB" w:sz="4"/>
+              <w:right w:val="single" w:color="D1D5DB" w:sz="4"/>
+            </w:tcBorders>
             <w:shd w:fill="2563EB" w:val="clear"/>
-          </w:tcPr>
-          <w:p>
-            <w:pPr>
+            <w:tcMar>
+              <w:top w:type="dxa" w:w="60"/>
+              <w:left w:type="dxa" w:w="120"/>
+              <w:bottom w:type="dxa" w:w="60"/>
+              <w:right w:type="dxa" w:w="120"/>
+            </w:tcMar>
+          </w:tcPr>
+          <w:p>
+            <w:pPr>
+              <w:spacing w:after="0" w:before="0" w:line="240"/>
               <w:jc w:val="center"/>
             </w:pPr>
             <w:r>
@@ -1102,11 +1649,24 @@
         </w:tc>
         <w:tc>
           <w:tcPr>
-            <w:tcW w:type="pct" w:w="50%"/>
+            <w:tcW w:type="dxa" w:w="4819"/>
+            <w:tcBorders>
+              <w:top w:val="single" w:color="D1D5DB" w:sz="4"/>
+              <w:left w:val="single" w:color="D1D5DB" w:sz="4"/>
+              <w:bottom w:val="single" w:color="D1D5DB" w:sz="4"/>
+              <w:right w:val="single" w:color="D1D5DB" w:sz="4"/>
+            </w:tcBorders>
             <w:shd w:fill="2563EB" w:val="clear"/>
-          </w:tcPr>
-          <w:p>
-            <w:pPr>
+            <w:tcMar>
+              <w:top w:type="dxa" w:w="60"/>
+              <w:left w:type="dxa" w:w="120"/>
+              <w:bottom w:type="dxa" w:w="60"/>
+              <w:right w:type="dxa" w:w="120"/>
+            </w:tcMar>
+          </w:tcPr>
+          <w:p>
+            <w:pPr>
+              <w:spacing w:after="0" w:before="0" w:line="240"/>
               <w:jc w:val="center"/>
             </w:pPr>
             <w:r>
@@ -1125,7 +1685,25 @@
       </w:tr>
       <w:tr>
         <w:tc>
-          <w:p>
+          <w:tcPr>
+            <w:tcW w:type="dxa" w:w="4819"/>
+            <w:tcBorders>
+              <w:top w:val="single" w:color="D1D5DB" w:sz="4"/>
+              <w:left w:val="single" w:color="D1D5DB" w:sz="4"/>
+              <w:bottom w:val="single" w:color="D1D5DB" w:sz="4"/>
+              <w:right w:val="single" w:color="D1D5DB" w:sz="4"/>
+            </w:tcBorders>
+            <w:tcMar>
+              <w:top w:type="dxa" w:w="60"/>
+              <w:left w:type="dxa" w:w="120"/>
+              <w:bottom w:type="dxa" w:w="60"/>
+              <w:right w:type="dxa" w:w="120"/>
+            </w:tcMar>
+          </w:tcPr>
+          <w:p>
+            <w:pPr>
+              <w:spacing w:after="0" w:before="0" w:line="240"/>
+            </w:pPr>
             <w:r>
               <w:rPr>
                 <w:rFonts w:ascii="Yu Gothic" w:cs="Yu Gothic" w:eastAsia="Yu Gothic" w:hAnsi="Yu Gothic"/>
@@ -1137,7 +1715,25 @@
           </w:p>
         </w:tc>
         <w:tc>
-          <w:p>
+          <w:tcPr>
+            <w:tcW w:type="dxa" w:w="4819"/>
+            <w:tcBorders>
+              <w:top w:val="single" w:color="D1D5DB" w:sz="4"/>
+              <w:left w:val="single" w:color="D1D5DB" w:sz="4"/>
+              <w:bottom w:val="single" w:color="D1D5DB" w:sz="4"/>
+              <w:right w:val="single" w:color="D1D5DB" w:sz="4"/>
+            </w:tcBorders>
+            <w:tcMar>
+              <w:top w:type="dxa" w:w="60"/>
+              <w:left w:type="dxa" w:w="120"/>
+              <w:bottom w:type="dxa" w:w="60"/>
+              <w:right w:type="dxa" w:w="120"/>
+            </w:tcMar>
+          </w:tcPr>
+          <w:p>
+            <w:pPr>
+              <w:spacing w:after="0" w:before="0" w:line="240"/>
+            </w:pPr>
             <w:r>
               <w:rPr>
                 <w:rFonts w:ascii="Yu Gothic" w:cs="Yu Gothic" w:eastAsia="Yu Gothic" w:hAnsi="Yu Gothic"/>
@@ -1152,9 +1748,25 @@
       <w:tr>
         <w:tc>
           <w:tcPr>
+            <w:tcW w:type="dxa" w:w="4819"/>
+            <w:tcBorders>
+              <w:top w:val="single" w:color="D1D5DB" w:sz="4"/>
+              <w:left w:val="single" w:color="D1D5DB" w:sz="4"/>
+              <w:bottom w:val="single" w:color="D1D5DB" w:sz="4"/>
+              <w:right w:val="single" w:color="D1D5DB" w:sz="4"/>
+            </w:tcBorders>
             <w:shd w:fill="F3F4F6" w:val="clear"/>
-          </w:tcPr>
-          <w:p>
+            <w:tcMar>
+              <w:top w:type="dxa" w:w="60"/>
+              <w:left w:type="dxa" w:w="120"/>
+              <w:bottom w:type="dxa" w:w="60"/>
+              <w:right w:type="dxa" w:w="120"/>
+            </w:tcMar>
+          </w:tcPr>
+          <w:p>
+            <w:pPr>
+              <w:spacing w:after="0" w:before="0" w:line="240"/>
+            </w:pPr>
             <w:r>
               <w:rPr>
                 <w:rFonts w:ascii="Yu Gothic" w:cs="Yu Gothic" w:eastAsia="Yu Gothic" w:hAnsi="Yu Gothic"/>
@@ -1167,9 +1779,25 @@
         </w:tc>
         <w:tc>
           <w:tcPr>
+            <w:tcW w:type="dxa" w:w="4819"/>
+            <w:tcBorders>
+              <w:top w:val="single" w:color="D1D5DB" w:sz="4"/>
+              <w:left w:val="single" w:color="D1D5DB" w:sz="4"/>
+              <w:bottom w:val="single" w:color="D1D5DB" w:sz="4"/>
+              <w:right w:val="single" w:color="D1D5DB" w:sz="4"/>
+            </w:tcBorders>
             <w:shd w:fill="F3F4F6" w:val="clear"/>
-          </w:tcPr>
-          <w:p>
+            <w:tcMar>
+              <w:top w:type="dxa" w:w="60"/>
+              <w:left w:type="dxa" w:w="120"/>
+              <w:bottom w:type="dxa" w:w="60"/>
+              <w:right w:type="dxa" w:w="120"/>
+            </w:tcMar>
+          </w:tcPr>
+          <w:p>
+            <w:pPr>
+              <w:spacing w:after="0" w:before="0" w:line="240"/>
+            </w:pPr>
             <w:r>
               <w:rPr>
                 <w:rFonts w:ascii="Yu Gothic" w:cs="Yu Gothic" w:eastAsia="Yu Gothic" w:hAnsi="Yu Gothic"/>
@@ -1183,7 +1811,25 @@
       </w:tr>
       <w:tr>
         <w:tc>
-          <w:p>
+          <w:tcPr>
+            <w:tcW w:type="dxa" w:w="4819"/>
+            <w:tcBorders>
+              <w:top w:val="single" w:color="D1D5DB" w:sz="4"/>
+              <w:left w:val="single" w:color="D1D5DB" w:sz="4"/>
+              <w:bottom w:val="single" w:color="D1D5DB" w:sz="4"/>
+              <w:right w:val="single" w:color="D1D5DB" w:sz="4"/>
+            </w:tcBorders>
+            <w:tcMar>
+              <w:top w:type="dxa" w:w="60"/>
+              <w:left w:type="dxa" w:w="120"/>
+              <w:bottom w:type="dxa" w:w="60"/>
+              <w:right w:type="dxa" w:w="120"/>
+            </w:tcMar>
+          </w:tcPr>
+          <w:p>
+            <w:pPr>
+              <w:spacing w:after="0" w:before="0" w:line="240"/>
+            </w:pPr>
             <w:r>
               <w:rPr>
                 <w:rFonts w:ascii="Yu Gothic" w:cs="Yu Gothic" w:eastAsia="Yu Gothic" w:hAnsi="Yu Gothic"/>
@@ -1195,7 +1841,25 @@
           </w:p>
         </w:tc>
         <w:tc>
-          <w:p>
+          <w:tcPr>
+            <w:tcW w:type="dxa" w:w="4819"/>
+            <w:tcBorders>
+              <w:top w:val="single" w:color="D1D5DB" w:sz="4"/>
+              <w:left w:val="single" w:color="D1D5DB" w:sz="4"/>
+              <w:bottom w:val="single" w:color="D1D5DB" w:sz="4"/>
+              <w:right w:val="single" w:color="D1D5DB" w:sz="4"/>
+            </w:tcBorders>
+            <w:tcMar>
+              <w:top w:type="dxa" w:w="60"/>
+              <w:left w:type="dxa" w:w="120"/>
+              <w:bottom w:type="dxa" w:w="60"/>
+              <w:right w:type="dxa" w:w="120"/>
+            </w:tcMar>
+          </w:tcPr>
+          <w:p>
+            <w:pPr>
+              <w:spacing w:after="0" w:before="0" w:line="240"/>
+            </w:pPr>
             <w:r>
               <w:rPr>
                 <w:rFonts w:ascii="Yu Gothic" w:cs="Yu Gothic" w:eastAsia="Yu Gothic" w:hAnsi="Yu Gothic"/>
@@ -1210,9 +1874,25 @@
       <w:tr>
         <w:tc>
           <w:tcPr>
+            <w:tcW w:type="dxa" w:w="4819"/>
+            <w:tcBorders>
+              <w:top w:val="single" w:color="D1D5DB" w:sz="4"/>
+              <w:left w:val="single" w:color="D1D5DB" w:sz="4"/>
+              <w:bottom w:val="single" w:color="D1D5DB" w:sz="4"/>
+              <w:right w:val="single" w:color="D1D5DB" w:sz="4"/>
+            </w:tcBorders>
             <w:shd w:fill="F3F4F6" w:val="clear"/>
-          </w:tcPr>
-          <w:p>
+            <w:tcMar>
+              <w:top w:type="dxa" w:w="60"/>
+              <w:left w:type="dxa" w:w="120"/>
+              <w:bottom w:type="dxa" w:w="60"/>
+              <w:right w:type="dxa" w:w="120"/>
+            </w:tcMar>
+          </w:tcPr>
+          <w:p>
+            <w:pPr>
+              <w:spacing w:after="0" w:before="0" w:line="240"/>
+            </w:pPr>
             <w:r>
               <w:rPr>
                 <w:rFonts w:ascii="Yu Gothic" w:cs="Yu Gothic" w:eastAsia="Yu Gothic" w:hAnsi="Yu Gothic"/>
@@ -1225,9 +1905,25 @@
         </w:tc>
         <w:tc>
           <w:tcPr>
+            <w:tcW w:type="dxa" w:w="4819"/>
+            <w:tcBorders>
+              <w:top w:val="single" w:color="D1D5DB" w:sz="4"/>
+              <w:left w:val="single" w:color="D1D5DB" w:sz="4"/>
+              <w:bottom w:val="single" w:color="D1D5DB" w:sz="4"/>
+              <w:right w:val="single" w:color="D1D5DB" w:sz="4"/>
+            </w:tcBorders>
             <w:shd w:fill="F3F4F6" w:val="clear"/>
-          </w:tcPr>
-          <w:p>
+            <w:tcMar>
+              <w:top w:type="dxa" w:w="60"/>
+              <w:left w:type="dxa" w:w="120"/>
+              <w:bottom w:type="dxa" w:w="60"/>
+              <w:right w:type="dxa" w:w="120"/>
+            </w:tcMar>
+          </w:tcPr>
+          <w:p>
+            <w:pPr>
+              <w:spacing w:after="0" w:before="0" w:line="240"/>
+            </w:pPr>
             <w:r>
               <w:rPr>
                 <w:rFonts w:ascii="Yu Gothic" w:cs="Yu Gothic" w:eastAsia="Yu Gothic" w:hAnsi="Yu Gothic"/>
@@ -1241,7 +1937,25 @@
       </w:tr>
       <w:tr>
         <w:tc>
-          <w:p>
+          <w:tcPr>
+            <w:tcW w:type="dxa" w:w="4819"/>
+            <w:tcBorders>
+              <w:top w:val="single" w:color="D1D5DB" w:sz="4"/>
+              <w:left w:val="single" w:color="D1D5DB" w:sz="4"/>
+              <w:bottom w:val="single" w:color="D1D5DB" w:sz="4"/>
+              <w:right w:val="single" w:color="D1D5DB" w:sz="4"/>
+            </w:tcBorders>
+            <w:tcMar>
+              <w:top w:type="dxa" w:w="60"/>
+              <w:left w:type="dxa" w:w="120"/>
+              <w:bottom w:type="dxa" w:w="60"/>
+              <w:right w:type="dxa" w:w="120"/>
+            </w:tcMar>
+          </w:tcPr>
+          <w:p>
+            <w:pPr>
+              <w:spacing w:after="0" w:before="0" w:line="240"/>
+            </w:pPr>
             <w:r>
               <w:rPr>
                 <w:rFonts w:ascii="Yu Gothic" w:cs="Yu Gothic" w:eastAsia="Yu Gothic" w:hAnsi="Yu Gothic"/>
@@ -1253,7 +1967,25 @@
           </w:p>
         </w:tc>
         <w:tc>
-          <w:p>
+          <w:tcPr>
+            <w:tcW w:type="dxa" w:w="4819"/>
+            <w:tcBorders>
+              <w:top w:val="single" w:color="D1D5DB" w:sz="4"/>
+              <w:left w:val="single" w:color="D1D5DB" w:sz="4"/>
+              <w:bottom w:val="single" w:color="D1D5DB" w:sz="4"/>
+              <w:right w:val="single" w:color="D1D5DB" w:sz="4"/>
+            </w:tcBorders>
+            <w:tcMar>
+              <w:top w:type="dxa" w:w="60"/>
+              <w:left w:type="dxa" w:w="120"/>
+              <w:bottom w:type="dxa" w:w="60"/>
+              <w:right w:type="dxa" w:w="120"/>
+            </w:tcMar>
+          </w:tcPr>
+          <w:p>
+            <w:pPr>
+              <w:spacing w:after="0" w:before="0" w:line="240"/>
+            </w:pPr>
             <w:r>
               <w:rPr>
                 <w:rFonts w:ascii="Yu Gothic" w:cs="Yu Gothic" w:eastAsia="Yu Gothic" w:hAnsi="Yu Gothic"/>
@@ -1308,7 +2040,7 @@
     <w:p/>
     <w:tbl>
       <w:tblPr>
-        <w:tblW w:type="pct" w:w="100%"/>
+        <w:tblW w:type="dxa" w:w="9638"/>
         <w:tblBorders>
           <w:top w:val="single" w:color="auto" w:sz="4"/>
           <w:left w:val="single" w:color="auto" w:sz="4"/>
@@ -1317,10 +2049,11 @@
           <w:insideH w:val="single" w:color="auto" w:sz="4"/>
           <w:insideV w:val="single" w:color="auto" w:sz="4"/>
         </w:tblBorders>
+        <w:tblLayout w:type="fixed"/>
       </w:tblPr>
       <w:tblGrid>
-        <w:gridCol w:w="100"/>
-        <w:gridCol w:w="100"/>
+        <w:gridCol w:w="4819"/>
+        <w:gridCol w:w="4819"/>
       </w:tblGrid>
       <w:tr>
         <w:trPr>
@@ -1328,11 +2061,24 @@
         </w:trPr>
         <w:tc>
           <w:tcPr>
-            <w:tcW w:type="pct" w:w="50%"/>
+            <w:tcW w:type="dxa" w:w="4819"/>
+            <w:tcBorders>
+              <w:top w:val="single" w:color="D1D5DB" w:sz="4"/>
+              <w:left w:val="single" w:color="D1D5DB" w:sz="4"/>
+              <w:bottom w:val="single" w:color="D1D5DB" w:sz="4"/>
+              <w:right w:val="single" w:color="D1D5DB" w:sz="4"/>
+            </w:tcBorders>
             <w:shd w:fill="2563EB" w:val="clear"/>
-          </w:tcPr>
-          <w:p>
-            <w:pPr>
+            <w:tcMar>
+              <w:top w:type="dxa" w:w="60"/>
+              <w:left w:type="dxa" w:w="120"/>
+              <w:bottom w:type="dxa" w:w="60"/>
+              <w:right w:type="dxa" w:w="120"/>
+            </w:tcMar>
+          </w:tcPr>
+          <w:p>
+            <w:pPr>
+              <w:spacing w:after="0" w:before="0" w:line="240"/>
               <w:jc w:val="center"/>
             </w:pPr>
             <w:r>
@@ -1350,11 +2096,24 @@
         </w:tc>
         <w:tc>
           <w:tcPr>
-            <w:tcW w:type="pct" w:w="50%"/>
+            <w:tcW w:type="dxa" w:w="4819"/>
+            <w:tcBorders>
+              <w:top w:val="single" w:color="D1D5DB" w:sz="4"/>
+              <w:left w:val="single" w:color="D1D5DB" w:sz="4"/>
+              <w:bottom w:val="single" w:color="D1D5DB" w:sz="4"/>
+              <w:right w:val="single" w:color="D1D5DB" w:sz="4"/>
+            </w:tcBorders>
             <w:shd w:fill="2563EB" w:val="clear"/>
-          </w:tcPr>
-          <w:p>
-            <w:pPr>
+            <w:tcMar>
+              <w:top w:type="dxa" w:w="60"/>
+              <w:left w:type="dxa" w:w="120"/>
+              <w:bottom w:type="dxa" w:w="60"/>
+              <w:right w:type="dxa" w:w="120"/>
+            </w:tcMar>
+          </w:tcPr>
+          <w:p>
+            <w:pPr>
+              <w:spacing w:after="0" w:before="0" w:line="240"/>
               <w:jc w:val="center"/>
             </w:pPr>
             <w:r>
@@ -1373,7 +2132,25 @@
       </w:tr>
       <w:tr>
         <w:tc>
-          <w:p>
+          <w:tcPr>
+            <w:tcW w:type="dxa" w:w="4819"/>
+            <w:tcBorders>
+              <w:top w:val="single" w:color="D1D5DB" w:sz="4"/>
+              <w:left w:val="single" w:color="D1D5DB" w:sz="4"/>
+              <w:bottom w:val="single" w:color="D1D5DB" w:sz="4"/>
+              <w:right w:val="single" w:color="D1D5DB" w:sz="4"/>
+            </w:tcBorders>
+            <w:tcMar>
+              <w:top w:type="dxa" w:w="60"/>
+              <w:left w:type="dxa" w:w="120"/>
+              <w:bottom w:type="dxa" w:w="60"/>
+              <w:right w:type="dxa" w:w="120"/>
+            </w:tcMar>
+          </w:tcPr>
+          <w:p>
+            <w:pPr>
+              <w:spacing w:after="0" w:before="0" w:line="240"/>
+            </w:pPr>
             <w:r>
               <w:rPr>
                 <w:rFonts w:ascii="Yu Gothic" w:cs="Yu Gothic" w:eastAsia="Yu Gothic" w:hAnsi="Yu Gothic"/>
@@ -1385,7 +2162,25 @@
           </w:p>
         </w:tc>
         <w:tc>
-          <w:p>
+          <w:tcPr>
+            <w:tcW w:type="dxa" w:w="4819"/>
+            <w:tcBorders>
+              <w:top w:val="single" w:color="D1D5DB" w:sz="4"/>
+              <w:left w:val="single" w:color="D1D5DB" w:sz="4"/>
+              <w:bottom w:val="single" w:color="D1D5DB" w:sz="4"/>
+              <w:right w:val="single" w:color="D1D5DB" w:sz="4"/>
+            </w:tcBorders>
+            <w:tcMar>
+              <w:top w:type="dxa" w:w="60"/>
+              <w:left w:type="dxa" w:w="120"/>
+              <w:bottom w:type="dxa" w:w="60"/>
+              <w:right w:type="dxa" w:w="120"/>
+            </w:tcMar>
+          </w:tcPr>
+          <w:p>
+            <w:pPr>
+              <w:spacing w:after="0" w:before="0" w:line="240"/>
+            </w:pPr>
             <w:r>
               <w:rPr>
                 <w:rFonts w:ascii="Yu Gothic" w:cs="Yu Gothic" w:eastAsia="Yu Gothic" w:hAnsi="Yu Gothic"/>
@@ -1400,9 +2195,25 @@
       <w:tr>
         <w:tc>
           <w:tcPr>
+            <w:tcW w:type="dxa" w:w="4819"/>
+            <w:tcBorders>
+              <w:top w:val="single" w:color="D1D5DB" w:sz="4"/>
+              <w:left w:val="single" w:color="D1D5DB" w:sz="4"/>
+              <w:bottom w:val="single" w:color="D1D5DB" w:sz="4"/>
+              <w:right w:val="single" w:color="D1D5DB" w:sz="4"/>
+            </w:tcBorders>
             <w:shd w:fill="F3F4F6" w:val="clear"/>
-          </w:tcPr>
-          <w:p>
+            <w:tcMar>
+              <w:top w:type="dxa" w:w="60"/>
+              <w:left w:type="dxa" w:w="120"/>
+              <w:bottom w:type="dxa" w:w="60"/>
+              <w:right w:type="dxa" w:w="120"/>
+            </w:tcMar>
+          </w:tcPr>
+          <w:p>
+            <w:pPr>
+              <w:spacing w:after="0" w:before="0" w:line="240"/>
+            </w:pPr>
             <w:r>
               <w:rPr>
                 <w:rFonts w:ascii="Yu Gothic" w:cs="Yu Gothic" w:eastAsia="Yu Gothic" w:hAnsi="Yu Gothic"/>
@@ -1415,9 +2226,25 @@
         </w:tc>
         <w:tc>
           <w:tcPr>
+            <w:tcW w:type="dxa" w:w="4819"/>
+            <w:tcBorders>
+              <w:top w:val="single" w:color="D1D5DB" w:sz="4"/>
+              <w:left w:val="single" w:color="D1D5DB" w:sz="4"/>
+              <w:bottom w:val="single" w:color="D1D5DB" w:sz="4"/>
+              <w:right w:val="single" w:color="D1D5DB" w:sz="4"/>
+            </w:tcBorders>
             <w:shd w:fill="F3F4F6" w:val="clear"/>
-          </w:tcPr>
-          <w:p>
+            <w:tcMar>
+              <w:top w:type="dxa" w:w="60"/>
+              <w:left w:type="dxa" w:w="120"/>
+              <w:bottom w:type="dxa" w:w="60"/>
+              <w:right w:type="dxa" w:w="120"/>
+            </w:tcMar>
+          </w:tcPr>
+          <w:p>
+            <w:pPr>
+              <w:spacing w:after="0" w:before="0" w:line="240"/>
+            </w:pPr>
             <w:r>
               <w:rPr>
                 <w:rFonts w:ascii="Yu Gothic" w:cs="Yu Gothic" w:eastAsia="Yu Gothic" w:hAnsi="Yu Gothic"/>
@@ -1431,7 +2258,25 @@
       </w:tr>
       <w:tr>
         <w:tc>
-          <w:p>
+          <w:tcPr>
+            <w:tcW w:type="dxa" w:w="4819"/>
+            <w:tcBorders>
+              <w:top w:val="single" w:color="D1D5DB" w:sz="4"/>
+              <w:left w:val="single" w:color="D1D5DB" w:sz="4"/>
+              <w:bottom w:val="single" w:color="D1D5DB" w:sz="4"/>
+              <w:right w:val="single" w:color="D1D5DB" w:sz="4"/>
+            </w:tcBorders>
+            <w:tcMar>
+              <w:top w:type="dxa" w:w="60"/>
+              <w:left w:type="dxa" w:w="120"/>
+              <w:bottom w:type="dxa" w:w="60"/>
+              <w:right w:type="dxa" w:w="120"/>
+            </w:tcMar>
+          </w:tcPr>
+          <w:p>
+            <w:pPr>
+              <w:spacing w:after="0" w:before="0" w:line="240"/>
+            </w:pPr>
             <w:r>
               <w:rPr>
                 <w:rFonts w:ascii="Yu Gothic" w:cs="Yu Gothic" w:eastAsia="Yu Gothic" w:hAnsi="Yu Gothic"/>
@@ -1443,7 +2288,25 @@
           </w:p>
         </w:tc>
         <w:tc>
-          <w:p>
+          <w:tcPr>
+            <w:tcW w:type="dxa" w:w="4819"/>
+            <w:tcBorders>
+              <w:top w:val="single" w:color="D1D5DB" w:sz="4"/>
+              <w:left w:val="single" w:color="D1D5DB" w:sz="4"/>
+              <w:bottom w:val="single" w:color="D1D5DB" w:sz="4"/>
+              <w:right w:val="single" w:color="D1D5DB" w:sz="4"/>
+            </w:tcBorders>
+            <w:tcMar>
+              <w:top w:type="dxa" w:w="60"/>
+              <w:left w:type="dxa" w:w="120"/>
+              <w:bottom w:type="dxa" w:w="60"/>
+              <w:right w:type="dxa" w:w="120"/>
+            </w:tcMar>
+          </w:tcPr>
+          <w:p>
+            <w:pPr>
+              <w:spacing w:after="0" w:before="0" w:line="240"/>
+            </w:pPr>
             <w:r>
               <w:rPr>
                 <w:rFonts w:ascii="Yu Gothic" w:cs="Yu Gothic" w:eastAsia="Yu Gothic" w:hAnsi="Yu Gothic"/>
@@ -1458,9 +2321,25 @@
       <w:tr>
         <w:tc>
           <w:tcPr>
+            <w:tcW w:type="dxa" w:w="4819"/>
+            <w:tcBorders>
+              <w:top w:val="single" w:color="D1D5DB" w:sz="4"/>
+              <w:left w:val="single" w:color="D1D5DB" w:sz="4"/>
+              <w:bottom w:val="single" w:color="D1D5DB" w:sz="4"/>
+              <w:right w:val="single" w:color="D1D5DB" w:sz="4"/>
+            </w:tcBorders>
             <w:shd w:fill="F3F4F6" w:val="clear"/>
-          </w:tcPr>
-          <w:p>
+            <w:tcMar>
+              <w:top w:type="dxa" w:w="60"/>
+              <w:left w:type="dxa" w:w="120"/>
+              <w:bottom w:type="dxa" w:w="60"/>
+              <w:right w:type="dxa" w:w="120"/>
+            </w:tcMar>
+          </w:tcPr>
+          <w:p>
+            <w:pPr>
+              <w:spacing w:after="0" w:before="0" w:line="240"/>
+            </w:pPr>
             <w:r>
               <w:rPr>
                 <w:rFonts w:ascii="Yu Gothic" w:cs="Yu Gothic" w:eastAsia="Yu Gothic" w:hAnsi="Yu Gothic"/>
@@ -1473,9 +2352,25 @@
         </w:tc>
         <w:tc>
           <w:tcPr>
+            <w:tcW w:type="dxa" w:w="4819"/>
+            <w:tcBorders>
+              <w:top w:val="single" w:color="D1D5DB" w:sz="4"/>
+              <w:left w:val="single" w:color="D1D5DB" w:sz="4"/>
+              <w:bottom w:val="single" w:color="D1D5DB" w:sz="4"/>
+              <w:right w:val="single" w:color="D1D5DB" w:sz="4"/>
+            </w:tcBorders>
             <w:shd w:fill="F3F4F6" w:val="clear"/>
-          </w:tcPr>
-          <w:p>
+            <w:tcMar>
+              <w:top w:type="dxa" w:w="60"/>
+              <w:left w:type="dxa" w:w="120"/>
+              <w:bottom w:type="dxa" w:w="60"/>
+              <w:right w:type="dxa" w:w="120"/>
+            </w:tcMar>
+          </w:tcPr>
+          <w:p>
+            <w:pPr>
+              <w:spacing w:after="0" w:before="0" w:line="240"/>
+            </w:pPr>
             <w:r>
               <w:rPr>
                 <w:rFonts w:ascii="Yu Gothic" w:cs="Yu Gothic" w:eastAsia="Yu Gothic" w:hAnsi="Yu Gothic"/>
@@ -1718,7 +2613,7 @@
     </w:p>
     <w:tbl>
       <w:tblPr>
-        <w:tblW w:type="pct" w:w="100%"/>
+        <w:tblW w:type="dxa" w:w="9638"/>
         <w:tblBorders>
           <w:top w:val="single" w:color="auto" w:sz="4"/>
           <w:left w:val="single" w:color="auto" w:sz="4"/>
@@ -1727,10 +2622,11 @@
           <w:insideH w:val="single" w:color="auto" w:sz="4"/>
           <w:insideV w:val="single" w:color="auto" w:sz="4"/>
         </w:tblBorders>
+        <w:tblLayout w:type="fixed"/>
       </w:tblPr>
       <w:tblGrid>
-        <w:gridCol w:w="100"/>
-        <w:gridCol w:w="100"/>
+        <w:gridCol w:w="4819"/>
+        <w:gridCol w:w="4819"/>
       </w:tblGrid>
       <w:tr>
         <w:trPr>
@@ -1738,11 +2634,24 @@
         </w:trPr>
         <w:tc>
           <w:tcPr>
-            <w:tcW w:type="pct" w:w="50%"/>
+            <w:tcW w:type="dxa" w:w="4819"/>
+            <w:tcBorders>
+              <w:top w:val="single" w:color="D1D5DB" w:sz="4"/>
+              <w:left w:val="single" w:color="D1D5DB" w:sz="4"/>
+              <w:bottom w:val="single" w:color="D1D5DB" w:sz="4"/>
+              <w:right w:val="single" w:color="D1D5DB" w:sz="4"/>
+            </w:tcBorders>
             <w:shd w:fill="2563EB" w:val="clear"/>
-          </w:tcPr>
-          <w:p>
-            <w:pPr>
+            <w:tcMar>
+              <w:top w:type="dxa" w:w="60"/>
+              <w:left w:type="dxa" w:w="120"/>
+              <w:bottom w:type="dxa" w:w="60"/>
+              <w:right w:type="dxa" w:w="120"/>
+            </w:tcMar>
+          </w:tcPr>
+          <w:p>
+            <w:pPr>
+              <w:spacing w:after="0" w:before="0" w:line="240"/>
               <w:jc w:val="center"/>
             </w:pPr>
             <w:r>
@@ -1760,11 +2669,24 @@
         </w:tc>
         <w:tc>
           <w:tcPr>
-            <w:tcW w:type="pct" w:w="50%"/>
+            <w:tcW w:type="dxa" w:w="4819"/>
+            <w:tcBorders>
+              <w:top w:val="single" w:color="D1D5DB" w:sz="4"/>
+              <w:left w:val="single" w:color="D1D5DB" w:sz="4"/>
+              <w:bottom w:val="single" w:color="D1D5DB" w:sz="4"/>
+              <w:right w:val="single" w:color="D1D5DB" w:sz="4"/>
+            </w:tcBorders>
             <w:shd w:fill="2563EB" w:val="clear"/>
-          </w:tcPr>
-          <w:p>
-            <w:pPr>
+            <w:tcMar>
+              <w:top w:type="dxa" w:w="60"/>
+              <w:left w:type="dxa" w:w="120"/>
+              <w:bottom w:type="dxa" w:w="60"/>
+              <w:right w:type="dxa" w:w="120"/>
+            </w:tcMar>
+          </w:tcPr>
+          <w:p>
+            <w:pPr>
+              <w:spacing w:after="0" w:before="0" w:line="240"/>
               <w:jc w:val="center"/>
             </w:pPr>
             <w:r>
@@ -1783,7 +2705,25 @@
       </w:tr>
       <w:tr>
         <w:tc>
-          <w:p>
+          <w:tcPr>
+            <w:tcW w:type="dxa" w:w="4819"/>
+            <w:tcBorders>
+              <w:top w:val="single" w:color="D1D5DB" w:sz="4"/>
+              <w:left w:val="single" w:color="D1D5DB" w:sz="4"/>
+              <w:bottom w:val="single" w:color="D1D5DB" w:sz="4"/>
+              <w:right w:val="single" w:color="D1D5DB" w:sz="4"/>
+            </w:tcBorders>
+            <w:tcMar>
+              <w:top w:type="dxa" w:w="60"/>
+              <w:left w:type="dxa" w:w="120"/>
+              <w:bottom w:type="dxa" w:w="60"/>
+              <w:right w:type="dxa" w:w="120"/>
+            </w:tcMar>
+          </w:tcPr>
+          <w:p>
+            <w:pPr>
+              <w:spacing w:after="0" w:before="0" w:line="240"/>
+            </w:pPr>
             <w:r>
               <w:rPr>
                 <w:rFonts w:ascii="Yu Gothic" w:cs="Yu Gothic" w:eastAsia="Yu Gothic" w:hAnsi="Yu Gothic"/>
@@ -1795,7 +2735,25 @@
           </w:p>
         </w:tc>
         <w:tc>
-          <w:p>
+          <w:tcPr>
+            <w:tcW w:type="dxa" w:w="4819"/>
+            <w:tcBorders>
+              <w:top w:val="single" w:color="D1D5DB" w:sz="4"/>
+              <w:left w:val="single" w:color="D1D5DB" w:sz="4"/>
+              <w:bottom w:val="single" w:color="D1D5DB" w:sz="4"/>
+              <w:right w:val="single" w:color="D1D5DB" w:sz="4"/>
+            </w:tcBorders>
+            <w:tcMar>
+              <w:top w:type="dxa" w:w="60"/>
+              <w:left w:type="dxa" w:w="120"/>
+              <w:bottom w:type="dxa" w:w="60"/>
+              <w:right w:type="dxa" w:w="120"/>
+            </w:tcMar>
+          </w:tcPr>
+          <w:p>
+            <w:pPr>
+              <w:spacing w:after="0" w:before="0" w:line="240"/>
+            </w:pPr>
             <w:r>
               <w:rPr>
                 <w:rFonts w:ascii="Yu Gothic" w:cs="Yu Gothic" w:eastAsia="Yu Gothic" w:hAnsi="Yu Gothic"/>
@@ -1810,9 +2768,25 @@
       <w:tr>
         <w:tc>
           <w:tcPr>
+            <w:tcW w:type="dxa" w:w="4819"/>
+            <w:tcBorders>
+              <w:top w:val="single" w:color="D1D5DB" w:sz="4"/>
+              <w:left w:val="single" w:color="D1D5DB" w:sz="4"/>
+              <w:bottom w:val="single" w:color="D1D5DB" w:sz="4"/>
+              <w:right w:val="single" w:color="D1D5DB" w:sz="4"/>
+            </w:tcBorders>
             <w:shd w:fill="F3F4F6" w:val="clear"/>
-          </w:tcPr>
-          <w:p>
+            <w:tcMar>
+              <w:top w:type="dxa" w:w="60"/>
+              <w:left w:type="dxa" w:w="120"/>
+              <w:bottom w:type="dxa" w:w="60"/>
+              <w:right w:type="dxa" w:w="120"/>
+            </w:tcMar>
+          </w:tcPr>
+          <w:p>
+            <w:pPr>
+              <w:spacing w:after="0" w:before="0" w:line="240"/>
+            </w:pPr>
             <w:r>
               <w:rPr>
                 <w:rFonts w:ascii="Yu Gothic" w:cs="Yu Gothic" w:eastAsia="Yu Gothic" w:hAnsi="Yu Gothic"/>
@@ -1825,9 +2799,25 @@
         </w:tc>
         <w:tc>
           <w:tcPr>
+            <w:tcW w:type="dxa" w:w="4819"/>
+            <w:tcBorders>
+              <w:top w:val="single" w:color="D1D5DB" w:sz="4"/>
+              <w:left w:val="single" w:color="D1D5DB" w:sz="4"/>
+              <w:bottom w:val="single" w:color="D1D5DB" w:sz="4"/>
+              <w:right w:val="single" w:color="D1D5DB" w:sz="4"/>
+            </w:tcBorders>
             <w:shd w:fill="F3F4F6" w:val="clear"/>
-          </w:tcPr>
-          <w:p>
+            <w:tcMar>
+              <w:top w:type="dxa" w:w="60"/>
+              <w:left w:type="dxa" w:w="120"/>
+              <w:bottom w:type="dxa" w:w="60"/>
+              <w:right w:type="dxa" w:w="120"/>
+            </w:tcMar>
+          </w:tcPr>
+          <w:p>
+            <w:pPr>
+              <w:spacing w:after="0" w:before="0" w:line="240"/>
+            </w:pPr>
             <w:r>
               <w:rPr>
                 <w:rFonts w:ascii="Yu Gothic" w:cs="Yu Gothic" w:eastAsia="Yu Gothic" w:hAnsi="Yu Gothic"/>
@@ -1841,7 +2831,25 @@
       </w:tr>
       <w:tr>
         <w:tc>
-          <w:p>
+          <w:tcPr>
+            <w:tcW w:type="dxa" w:w="4819"/>
+            <w:tcBorders>
+              <w:top w:val="single" w:color="D1D5DB" w:sz="4"/>
+              <w:left w:val="single" w:color="D1D5DB" w:sz="4"/>
+              <w:bottom w:val="single" w:color="D1D5DB" w:sz="4"/>
+              <w:right w:val="single" w:color="D1D5DB" w:sz="4"/>
+            </w:tcBorders>
+            <w:tcMar>
+              <w:top w:type="dxa" w:w="60"/>
+              <w:left w:type="dxa" w:w="120"/>
+              <w:bottom w:type="dxa" w:w="60"/>
+              <w:right w:type="dxa" w:w="120"/>
+            </w:tcMar>
+          </w:tcPr>
+          <w:p>
+            <w:pPr>
+              <w:spacing w:after="0" w:before="0" w:line="240"/>
+            </w:pPr>
             <w:r>
               <w:rPr>
                 <w:rFonts w:ascii="Yu Gothic" w:cs="Yu Gothic" w:eastAsia="Yu Gothic" w:hAnsi="Yu Gothic"/>
@@ -1853,7 +2861,25 @@
           </w:p>
         </w:tc>
         <w:tc>
-          <w:p>
+          <w:tcPr>
+            <w:tcW w:type="dxa" w:w="4819"/>
+            <w:tcBorders>
+              <w:top w:val="single" w:color="D1D5DB" w:sz="4"/>
+              <w:left w:val="single" w:color="D1D5DB" w:sz="4"/>
+              <w:bottom w:val="single" w:color="D1D5DB" w:sz="4"/>
+              <w:right w:val="single" w:color="D1D5DB" w:sz="4"/>
+            </w:tcBorders>
+            <w:tcMar>
+              <w:top w:type="dxa" w:w="60"/>
+              <w:left w:type="dxa" w:w="120"/>
+              <w:bottom w:type="dxa" w:w="60"/>
+              <w:right w:type="dxa" w:w="120"/>
+            </w:tcMar>
+          </w:tcPr>
+          <w:p>
+            <w:pPr>
+              <w:spacing w:after="0" w:before="0" w:line="240"/>
+            </w:pPr>
             <w:r>
               <w:rPr>
                 <w:rFonts w:ascii="Yu Gothic" w:cs="Yu Gothic" w:eastAsia="Yu Gothic" w:hAnsi="Yu Gothic"/>
@@ -1888,7 +2914,7 @@
     </w:p>
     <w:tbl>
       <w:tblPr>
-        <w:tblW w:type="pct" w:w="100%"/>
+        <w:tblW w:type="dxa" w:w="9638"/>
         <w:tblBorders>
           <w:top w:val="single" w:color="auto" w:sz="4"/>
           <w:left w:val="single" w:color="auto" w:sz="4"/>
@@ -1897,10 +2923,11 @@
           <w:insideH w:val="single" w:color="auto" w:sz="4"/>
           <w:insideV w:val="single" w:color="auto" w:sz="4"/>
         </w:tblBorders>
+        <w:tblLayout w:type="fixed"/>
       </w:tblPr>
       <w:tblGrid>
-        <w:gridCol w:w="100"/>
-        <w:gridCol w:w="100"/>
+        <w:gridCol w:w="4819"/>
+        <w:gridCol w:w="4819"/>
       </w:tblGrid>
       <w:tr>
         <w:trPr>
@@ -1908,11 +2935,24 @@
         </w:trPr>
         <w:tc>
           <w:tcPr>
-            <w:tcW w:type="pct" w:w="50%"/>
+            <w:tcW w:type="dxa" w:w="4819"/>
+            <w:tcBorders>
+              <w:top w:val="single" w:color="D1D5DB" w:sz="4"/>
+              <w:left w:val="single" w:color="D1D5DB" w:sz="4"/>
+              <w:bottom w:val="single" w:color="D1D5DB" w:sz="4"/>
+              <w:right w:val="single" w:color="D1D5DB" w:sz="4"/>
+            </w:tcBorders>
             <w:shd w:fill="2563EB" w:val="clear"/>
-          </w:tcPr>
-          <w:p>
-            <w:pPr>
+            <w:tcMar>
+              <w:top w:type="dxa" w:w="60"/>
+              <w:left w:type="dxa" w:w="120"/>
+              <w:bottom w:type="dxa" w:w="60"/>
+              <w:right w:type="dxa" w:w="120"/>
+            </w:tcMar>
+          </w:tcPr>
+          <w:p>
+            <w:pPr>
+              <w:spacing w:after="0" w:before="0" w:line="240"/>
               <w:jc w:val="center"/>
             </w:pPr>
             <w:r>
@@ -1930,11 +2970,24 @@
         </w:tc>
         <w:tc>
           <w:tcPr>
-            <w:tcW w:type="pct" w:w="50%"/>
+            <w:tcW w:type="dxa" w:w="4819"/>
+            <w:tcBorders>
+              <w:top w:val="single" w:color="D1D5DB" w:sz="4"/>
+              <w:left w:val="single" w:color="D1D5DB" w:sz="4"/>
+              <w:bottom w:val="single" w:color="D1D5DB" w:sz="4"/>
+              <w:right w:val="single" w:color="D1D5DB" w:sz="4"/>
+            </w:tcBorders>
             <w:shd w:fill="2563EB" w:val="clear"/>
-          </w:tcPr>
-          <w:p>
-            <w:pPr>
+            <w:tcMar>
+              <w:top w:type="dxa" w:w="60"/>
+              <w:left w:type="dxa" w:w="120"/>
+              <w:bottom w:type="dxa" w:w="60"/>
+              <w:right w:type="dxa" w:w="120"/>
+            </w:tcMar>
+          </w:tcPr>
+          <w:p>
+            <w:pPr>
+              <w:spacing w:after="0" w:before="0" w:line="240"/>
               <w:jc w:val="center"/>
             </w:pPr>
             <w:r>
@@ -1953,7 +3006,25 @@
       </w:tr>
       <w:tr>
         <w:tc>
-          <w:p>
+          <w:tcPr>
+            <w:tcW w:type="dxa" w:w="4819"/>
+            <w:tcBorders>
+              <w:top w:val="single" w:color="D1D5DB" w:sz="4"/>
+              <w:left w:val="single" w:color="D1D5DB" w:sz="4"/>
+              <w:bottom w:val="single" w:color="D1D5DB" w:sz="4"/>
+              <w:right w:val="single" w:color="D1D5DB" w:sz="4"/>
+            </w:tcBorders>
+            <w:tcMar>
+              <w:top w:type="dxa" w:w="60"/>
+              <w:left w:type="dxa" w:w="120"/>
+              <w:bottom w:type="dxa" w:w="60"/>
+              <w:right w:type="dxa" w:w="120"/>
+            </w:tcMar>
+          </w:tcPr>
+          <w:p>
+            <w:pPr>
+              <w:spacing w:after="0" w:before="0" w:line="240"/>
+            </w:pPr>
             <w:r>
               <w:rPr>
                 <w:rFonts w:ascii="Yu Gothic" w:cs="Yu Gothic" w:eastAsia="Yu Gothic" w:hAnsi="Yu Gothic"/>
@@ -1965,7 +3036,25 @@
           </w:p>
         </w:tc>
         <w:tc>
-          <w:p>
+          <w:tcPr>
+            <w:tcW w:type="dxa" w:w="4819"/>
+            <w:tcBorders>
+              <w:top w:val="single" w:color="D1D5DB" w:sz="4"/>
+              <w:left w:val="single" w:color="D1D5DB" w:sz="4"/>
+              <w:bottom w:val="single" w:color="D1D5DB" w:sz="4"/>
+              <w:right w:val="single" w:color="D1D5DB" w:sz="4"/>
+            </w:tcBorders>
+            <w:tcMar>
+              <w:top w:type="dxa" w:w="60"/>
+              <w:left w:type="dxa" w:w="120"/>
+              <w:bottom w:type="dxa" w:w="60"/>
+              <w:right w:type="dxa" w:w="120"/>
+            </w:tcMar>
+          </w:tcPr>
+          <w:p>
+            <w:pPr>
+              <w:spacing w:after="0" w:before="0" w:line="240"/>
+            </w:pPr>
             <w:r>
               <w:rPr>
                 <w:rFonts w:ascii="Yu Gothic" w:cs="Yu Gothic" w:eastAsia="Yu Gothic" w:hAnsi="Yu Gothic"/>
@@ -1980,9 +3069,25 @@
       <w:tr>
         <w:tc>
           <w:tcPr>
+            <w:tcW w:type="dxa" w:w="4819"/>
+            <w:tcBorders>
+              <w:top w:val="single" w:color="D1D5DB" w:sz="4"/>
+              <w:left w:val="single" w:color="D1D5DB" w:sz="4"/>
+              <w:bottom w:val="single" w:color="D1D5DB" w:sz="4"/>
+              <w:right w:val="single" w:color="D1D5DB" w:sz="4"/>
+            </w:tcBorders>
             <w:shd w:fill="F3F4F6" w:val="clear"/>
-          </w:tcPr>
-          <w:p>
+            <w:tcMar>
+              <w:top w:type="dxa" w:w="60"/>
+              <w:left w:type="dxa" w:w="120"/>
+              <w:bottom w:type="dxa" w:w="60"/>
+              <w:right w:type="dxa" w:w="120"/>
+            </w:tcMar>
+          </w:tcPr>
+          <w:p>
+            <w:pPr>
+              <w:spacing w:after="0" w:before="0" w:line="240"/>
+            </w:pPr>
             <w:r>
               <w:rPr>
                 <w:rFonts w:ascii="Yu Gothic" w:cs="Yu Gothic" w:eastAsia="Yu Gothic" w:hAnsi="Yu Gothic"/>
@@ -1995,9 +3100,25 @@
         </w:tc>
         <w:tc>
           <w:tcPr>
+            <w:tcW w:type="dxa" w:w="4819"/>
+            <w:tcBorders>
+              <w:top w:val="single" w:color="D1D5DB" w:sz="4"/>
+              <w:left w:val="single" w:color="D1D5DB" w:sz="4"/>
+              <w:bottom w:val="single" w:color="D1D5DB" w:sz="4"/>
+              <w:right w:val="single" w:color="D1D5DB" w:sz="4"/>
+            </w:tcBorders>
             <w:shd w:fill="F3F4F6" w:val="clear"/>
-          </w:tcPr>
-          <w:p>
+            <w:tcMar>
+              <w:top w:type="dxa" w:w="60"/>
+              <w:left w:type="dxa" w:w="120"/>
+              <w:bottom w:type="dxa" w:w="60"/>
+              <w:right w:type="dxa" w:w="120"/>
+            </w:tcMar>
+          </w:tcPr>
+          <w:p>
+            <w:pPr>
+              <w:spacing w:after="0" w:before="0" w:line="240"/>
+            </w:pPr>
             <w:r>
               <w:rPr>
                 <w:rFonts w:ascii="Yu Gothic" w:cs="Yu Gothic" w:eastAsia="Yu Gothic" w:hAnsi="Yu Gothic"/>
@@ -2011,7 +3132,25 @@
       </w:tr>
       <w:tr>
         <w:tc>
-          <w:p>
+          <w:tcPr>
+            <w:tcW w:type="dxa" w:w="4819"/>
+            <w:tcBorders>
+              <w:top w:val="single" w:color="D1D5DB" w:sz="4"/>
+              <w:left w:val="single" w:color="D1D5DB" w:sz="4"/>
+              <w:bottom w:val="single" w:color="D1D5DB" w:sz="4"/>
+              <w:right w:val="single" w:color="D1D5DB" w:sz="4"/>
+            </w:tcBorders>
+            <w:tcMar>
+              <w:top w:type="dxa" w:w="60"/>
+              <w:left w:type="dxa" w:w="120"/>
+              <w:bottom w:type="dxa" w:w="60"/>
+              <w:right w:type="dxa" w:w="120"/>
+            </w:tcMar>
+          </w:tcPr>
+          <w:p>
+            <w:pPr>
+              <w:spacing w:after="0" w:before="0" w:line="240"/>
+            </w:pPr>
             <w:r>
               <w:rPr>
                 <w:rFonts w:ascii="Yu Gothic" w:cs="Yu Gothic" w:eastAsia="Yu Gothic" w:hAnsi="Yu Gothic"/>
@@ -2023,7 +3162,25 @@
           </w:p>
         </w:tc>
         <w:tc>
-          <w:p>
+          <w:tcPr>
+            <w:tcW w:type="dxa" w:w="4819"/>
+            <w:tcBorders>
+              <w:top w:val="single" w:color="D1D5DB" w:sz="4"/>
+              <w:left w:val="single" w:color="D1D5DB" w:sz="4"/>
+              <w:bottom w:val="single" w:color="D1D5DB" w:sz="4"/>
+              <w:right w:val="single" w:color="D1D5DB" w:sz="4"/>
+            </w:tcBorders>
+            <w:tcMar>
+              <w:top w:type="dxa" w:w="60"/>
+              <w:left w:type="dxa" w:w="120"/>
+              <w:bottom w:type="dxa" w:w="60"/>
+              <w:right w:type="dxa" w:w="120"/>
+            </w:tcMar>
+          </w:tcPr>
+          <w:p>
+            <w:pPr>
+              <w:spacing w:after="0" w:before="0" w:line="240"/>
+            </w:pPr>
             <w:r>
               <w:rPr>
                 <w:rFonts w:ascii="Yu Gothic" w:cs="Yu Gothic" w:eastAsia="Yu Gothic" w:hAnsi="Yu Gothic"/>
@@ -2087,7 +3244,7 @@
     <w:p/>
     <w:tbl>
       <w:tblPr>
-        <w:tblW w:type="pct" w:w="100%"/>
+        <w:tblW w:type="dxa" w:w="9638"/>
         <w:tblBorders>
           <w:top w:val="single" w:color="auto" w:sz="4"/>
           <w:left w:val="single" w:color="auto" w:sz="4"/>
@@ -2096,11 +3253,12 @@
           <w:insideH w:val="single" w:color="auto" w:sz="4"/>
           <w:insideV w:val="single" w:color="auto" w:sz="4"/>
         </w:tblBorders>
+        <w:tblLayout w:type="fixed"/>
       </w:tblPr>
       <w:tblGrid>
-        <w:gridCol w:w="100"/>
-        <w:gridCol w:w="100"/>
-        <w:gridCol w:w="100"/>
+        <w:gridCol w:w="3212"/>
+        <w:gridCol w:w="3212"/>
+        <w:gridCol w:w="3212"/>
       </w:tblGrid>
       <w:tr>
         <w:trPr>
@@ -2108,11 +3266,24 @@
         </w:trPr>
         <w:tc>
           <w:tcPr>
-            <w:tcW w:type="pct" w:w="33%"/>
+            <w:tcW w:type="dxa" w:w="3212"/>
+            <w:tcBorders>
+              <w:top w:val="single" w:color="D1D5DB" w:sz="4"/>
+              <w:left w:val="single" w:color="D1D5DB" w:sz="4"/>
+              <w:bottom w:val="single" w:color="D1D5DB" w:sz="4"/>
+              <w:right w:val="single" w:color="D1D5DB" w:sz="4"/>
+            </w:tcBorders>
             <w:shd w:fill="2563EB" w:val="clear"/>
-          </w:tcPr>
-          <w:p>
-            <w:pPr>
+            <w:tcMar>
+              <w:top w:type="dxa" w:w="60"/>
+              <w:left w:type="dxa" w:w="120"/>
+              <w:bottom w:type="dxa" w:w="60"/>
+              <w:right w:type="dxa" w:w="120"/>
+            </w:tcMar>
+          </w:tcPr>
+          <w:p>
+            <w:pPr>
+              <w:spacing w:after="0" w:before="0" w:line="240"/>
               <w:jc w:val="center"/>
             </w:pPr>
             <w:r>
@@ -2130,11 +3301,24 @@
         </w:tc>
         <w:tc>
           <w:tcPr>
-            <w:tcW w:type="pct" w:w="33%"/>
+            <w:tcW w:type="dxa" w:w="3212"/>
+            <w:tcBorders>
+              <w:top w:val="single" w:color="D1D5DB" w:sz="4"/>
+              <w:left w:val="single" w:color="D1D5DB" w:sz="4"/>
+              <w:bottom w:val="single" w:color="D1D5DB" w:sz="4"/>
+              <w:right w:val="single" w:color="D1D5DB" w:sz="4"/>
+            </w:tcBorders>
             <w:shd w:fill="2563EB" w:val="clear"/>
-          </w:tcPr>
-          <w:p>
-            <w:pPr>
+            <w:tcMar>
+              <w:top w:type="dxa" w:w="60"/>
+              <w:left w:type="dxa" w:w="120"/>
+              <w:bottom w:type="dxa" w:w="60"/>
+              <w:right w:type="dxa" w:w="120"/>
+            </w:tcMar>
+          </w:tcPr>
+          <w:p>
+            <w:pPr>
+              <w:spacing w:after="0" w:before="0" w:line="240"/>
               <w:jc w:val="center"/>
             </w:pPr>
             <w:r>
@@ -2152,11 +3336,24 @@
         </w:tc>
         <w:tc>
           <w:tcPr>
-            <w:tcW w:type="pct" w:w="33%"/>
+            <w:tcW w:type="dxa" w:w="3212"/>
+            <w:tcBorders>
+              <w:top w:val="single" w:color="D1D5DB" w:sz="4"/>
+              <w:left w:val="single" w:color="D1D5DB" w:sz="4"/>
+              <w:bottom w:val="single" w:color="D1D5DB" w:sz="4"/>
+              <w:right w:val="single" w:color="D1D5DB" w:sz="4"/>
+            </w:tcBorders>
             <w:shd w:fill="2563EB" w:val="clear"/>
-          </w:tcPr>
-          <w:p>
-            <w:pPr>
+            <w:tcMar>
+              <w:top w:type="dxa" w:w="60"/>
+              <w:left w:type="dxa" w:w="120"/>
+              <w:bottom w:type="dxa" w:w="60"/>
+              <w:right w:type="dxa" w:w="120"/>
+            </w:tcMar>
+          </w:tcPr>
+          <w:p>
+            <w:pPr>
+              <w:spacing w:after="0" w:before="0" w:line="240"/>
               <w:jc w:val="center"/>
             </w:pPr>
             <w:r>
@@ -2175,7 +3372,25 @@
       </w:tr>
       <w:tr>
         <w:tc>
-          <w:p>
+          <w:tcPr>
+            <w:tcW w:type="dxa" w:w="3212"/>
+            <w:tcBorders>
+              <w:top w:val="single" w:color="D1D5DB" w:sz="4"/>
+              <w:left w:val="single" w:color="D1D5DB" w:sz="4"/>
+              <w:bottom w:val="single" w:color="D1D5DB" w:sz="4"/>
+              <w:right w:val="single" w:color="D1D5DB" w:sz="4"/>
+            </w:tcBorders>
+            <w:tcMar>
+              <w:top w:type="dxa" w:w="60"/>
+              <w:left w:type="dxa" w:w="120"/>
+              <w:bottom w:type="dxa" w:w="60"/>
+              <w:right w:type="dxa" w:w="120"/>
+            </w:tcMar>
+          </w:tcPr>
+          <w:p>
+            <w:pPr>
+              <w:spacing w:after="0" w:before="0" w:line="240"/>
+            </w:pPr>
             <w:r>
               <w:rPr>
                 <w:rFonts w:ascii="Yu Gothic" w:cs="Yu Gothic" w:eastAsia="Yu Gothic" w:hAnsi="Yu Gothic"/>
@@ -2187,7 +3402,25 @@
           </w:p>
         </w:tc>
         <w:tc>
-          <w:p>
+          <w:tcPr>
+            <w:tcW w:type="dxa" w:w="3212"/>
+            <w:tcBorders>
+              <w:top w:val="single" w:color="D1D5DB" w:sz="4"/>
+              <w:left w:val="single" w:color="D1D5DB" w:sz="4"/>
+              <w:bottom w:val="single" w:color="D1D5DB" w:sz="4"/>
+              <w:right w:val="single" w:color="D1D5DB" w:sz="4"/>
+            </w:tcBorders>
+            <w:tcMar>
+              <w:top w:type="dxa" w:w="60"/>
+              <w:left w:type="dxa" w:w="120"/>
+              <w:bottom w:type="dxa" w:w="60"/>
+              <w:right w:type="dxa" w:w="120"/>
+            </w:tcMar>
+          </w:tcPr>
+          <w:p>
+            <w:pPr>
+              <w:spacing w:after="0" w:before="0" w:line="240"/>
+            </w:pPr>
             <w:r>
               <w:rPr>
                 <w:rFonts w:ascii="Yu Gothic" w:cs="Yu Gothic" w:eastAsia="Yu Gothic" w:hAnsi="Yu Gothic"/>
@@ -2199,7 +3432,25 @@
           </w:p>
         </w:tc>
         <w:tc>
-          <w:p>
+          <w:tcPr>
+            <w:tcW w:type="dxa" w:w="3212"/>
+            <w:tcBorders>
+              <w:top w:val="single" w:color="D1D5DB" w:sz="4"/>
+              <w:left w:val="single" w:color="D1D5DB" w:sz="4"/>
+              <w:bottom w:val="single" w:color="D1D5DB" w:sz="4"/>
+              <w:right w:val="single" w:color="D1D5DB" w:sz="4"/>
+            </w:tcBorders>
+            <w:tcMar>
+              <w:top w:type="dxa" w:w="60"/>
+              <w:left w:type="dxa" w:w="120"/>
+              <w:bottom w:type="dxa" w:w="60"/>
+              <w:right w:type="dxa" w:w="120"/>
+            </w:tcMar>
+          </w:tcPr>
+          <w:p>
+            <w:pPr>
+              <w:spacing w:after="0" w:before="0" w:line="240"/>
+            </w:pPr>
             <w:r>
               <w:rPr>
                 <w:rFonts w:ascii="Yu Gothic" w:cs="Yu Gothic" w:eastAsia="Yu Gothic" w:hAnsi="Yu Gothic"/>
@@ -2214,9 +3465,25 @@
       <w:tr>
         <w:tc>
           <w:tcPr>
+            <w:tcW w:type="dxa" w:w="3212"/>
+            <w:tcBorders>
+              <w:top w:val="single" w:color="D1D5DB" w:sz="4"/>
+              <w:left w:val="single" w:color="D1D5DB" w:sz="4"/>
+              <w:bottom w:val="single" w:color="D1D5DB" w:sz="4"/>
+              <w:right w:val="single" w:color="D1D5DB" w:sz="4"/>
+            </w:tcBorders>
             <w:shd w:fill="F3F4F6" w:val="clear"/>
-          </w:tcPr>
-          <w:p>
+            <w:tcMar>
+              <w:top w:type="dxa" w:w="60"/>
+              <w:left w:type="dxa" w:w="120"/>
+              <w:bottom w:type="dxa" w:w="60"/>
+              <w:right w:type="dxa" w:w="120"/>
+            </w:tcMar>
+          </w:tcPr>
+          <w:p>
+            <w:pPr>
+              <w:spacing w:after="0" w:before="0" w:line="240"/>
+            </w:pPr>
             <w:r>
               <w:rPr>
                 <w:rFonts w:ascii="Yu Gothic" w:cs="Yu Gothic" w:eastAsia="Yu Gothic" w:hAnsi="Yu Gothic"/>
@@ -2229,9 +3496,25 @@
         </w:tc>
         <w:tc>
           <w:tcPr>
+            <w:tcW w:type="dxa" w:w="3212"/>
+            <w:tcBorders>
+              <w:top w:val="single" w:color="D1D5DB" w:sz="4"/>
+              <w:left w:val="single" w:color="D1D5DB" w:sz="4"/>
+              <w:bottom w:val="single" w:color="D1D5DB" w:sz="4"/>
+              <w:right w:val="single" w:color="D1D5DB" w:sz="4"/>
+            </w:tcBorders>
             <w:shd w:fill="F3F4F6" w:val="clear"/>
-          </w:tcPr>
-          <w:p>
+            <w:tcMar>
+              <w:top w:type="dxa" w:w="60"/>
+              <w:left w:type="dxa" w:w="120"/>
+              <w:bottom w:type="dxa" w:w="60"/>
+              <w:right w:type="dxa" w:w="120"/>
+            </w:tcMar>
+          </w:tcPr>
+          <w:p>
+            <w:pPr>
+              <w:spacing w:after="0" w:before="0" w:line="240"/>
+            </w:pPr>
             <w:r>
               <w:rPr>
                 <w:rFonts w:ascii="Yu Gothic" w:cs="Yu Gothic" w:eastAsia="Yu Gothic" w:hAnsi="Yu Gothic"/>
@@ -2244,9 +3527,25 @@
         </w:tc>
         <w:tc>
           <w:tcPr>
+            <w:tcW w:type="dxa" w:w="3212"/>
+            <w:tcBorders>
+              <w:top w:val="single" w:color="D1D5DB" w:sz="4"/>
+              <w:left w:val="single" w:color="D1D5DB" w:sz="4"/>
+              <w:bottom w:val="single" w:color="D1D5DB" w:sz="4"/>
+              <w:right w:val="single" w:color="D1D5DB" w:sz="4"/>
+            </w:tcBorders>
             <w:shd w:fill="F3F4F6" w:val="clear"/>
-          </w:tcPr>
-          <w:p>
+            <w:tcMar>
+              <w:top w:type="dxa" w:w="60"/>
+              <w:left w:type="dxa" w:w="120"/>
+              <w:bottom w:type="dxa" w:w="60"/>
+              <w:right w:type="dxa" w:w="120"/>
+            </w:tcMar>
+          </w:tcPr>
+          <w:p>
+            <w:pPr>
+              <w:spacing w:after="0" w:before="0" w:line="240"/>
+            </w:pPr>
             <w:r>
               <w:rPr>
                 <w:rFonts w:ascii="Yu Gothic" w:cs="Yu Gothic" w:eastAsia="Yu Gothic" w:hAnsi="Yu Gothic"/>
@@ -2260,7 +3559,25 @@
       </w:tr>
       <w:tr>
         <w:tc>
-          <w:p>
+          <w:tcPr>
+            <w:tcW w:type="dxa" w:w="3212"/>
+            <w:tcBorders>
+              <w:top w:val="single" w:color="D1D5DB" w:sz="4"/>
+              <w:left w:val="single" w:color="D1D5DB" w:sz="4"/>
+              <w:bottom w:val="single" w:color="D1D5DB" w:sz="4"/>
+              <w:right w:val="single" w:color="D1D5DB" w:sz="4"/>
+            </w:tcBorders>
+            <w:tcMar>
+              <w:top w:type="dxa" w:w="60"/>
+              <w:left w:type="dxa" w:w="120"/>
+              <w:bottom w:type="dxa" w:w="60"/>
+              <w:right w:type="dxa" w:w="120"/>
+            </w:tcMar>
+          </w:tcPr>
+          <w:p>
+            <w:pPr>
+              <w:spacing w:after="0" w:before="0" w:line="240"/>
+            </w:pPr>
             <w:r>
               <w:rPr>
                 <w:rFonts w:ascii="Yu Gothic" w:cs="Yu Gothic" w:eastAsia="Yu Gothic" w:hAnsi="Yu Gothic"/>
@@ -2272,7 +3589,25 @@
           </w:p>
         </w:tc>
         <w:tc>
-          <w:p>
+          <w:tcPr>
+            <w:tcW w:type="dxa" w:w="3212"/>
+            <w:tcBorders>
+              <w:top w:val="single" w:color="D1D5DB" w:sz="4"/>
+              <w:left w:val="single" w:color="D1D5DB" w:sz="4"/>
+              <w:bottom w:val="single" w:color="D1D5DB" w:sz="4"/>
+              <w:right w:val="single" w:color="D1D5DB" w:sz="4"/>
+            </w:tcBorders>
+            <w:tcMar>
+              <w:top w:type="dxa" w:w="60"/>
+              <w:left w:type="dxa" w:w="120"/>
+              <w:bottom w:type="dxa" w:w="60"/>
+              <w:right w:type="dxa" w:w="120"/>
+            </w:tcMar>
+          </w:tcPr>
+          <w:p>
+            <w:pPr>
+              <w:spacing w:after="0" w:before="0" w:line="240"/>
+            </w:pPr>
             <w:r>
               <w:rPr>
                 <w:rFonts w:ascii="Yu Gothic" w:cs="Yu Gothic" w:eastAsia="Yu Gothic" w:hAnsi="Yu Gothic"/>
@@ -2284,7 +3619,25 @@
           </w:p>
         </w:tc>
         <w:tc>
-          <w:p>
+          <w:tcPr>
+            <w:tcW w:type="dxa" w:w="3212"/>
+            <w:tcBorders>
+              <w:top w:val="single" w:color="D1D5DB" w:sz="4"/>
+              <w:left w:val="single" w:color="D1D5DB" w:sz="4"/>
+              <w:bottom w:val="single" w:color="D1D5DB" w:sz="4"/>
+              <w:right w:val="single" w:color="D1D5DB" w:sz="4"/>
+            </w:tcBorders>
+            <w:tcMar>
+              <w:top w:type="dxa" w:w="60"/>
+              <w:left w:type="dxa" w:w="120"/>
+              <w:bottom w:type="dxa" w:w="60"/>
+              <w:right w:type="dxa" w:w="120"/>
+            </w:tcMar>
+          </w:tcPr>
+          <w:p>
+            <w:pPr>
+              <w:spacing w:after="0" w:before="0" w:line="240"/>
+            </w:pPr>
             <w:r>
               <w:rPr>
                 <w:rFonts w:ascii="Yu Gothic" w:cs="Yu Gothic" w:eastAsia="Yu Gothic" w:hAnsi="Yu Gothic"/>
@@ -2299,9 +3652,25 @@
       <w:tr>
         <w:tc>
           <w:tcPr>
+            <w:tcW w:type="dxa" w:w="3212"/>
+            <w:tcBorders>
+              <w:top w:val="single" w:color="D1D5DB" w:sz="4"/>
+              <w:left w:val="single" w:color="D1D5DB" w:sz="4"/>
+              <w:bottom w:val="single" w:color="D1D5DB" w:sz="4"/>
+              <w:right w:val="single" w:color="D1D5DB" w:sz="4"/>
+            </w:tcBorders>
             <w:shd w:fill="F3F4F6" w:val="clear"/>
-          </w:tcPr>
-          <w:p>
+            <w:tcMar>
+              <w:top w:type="dxa" w:w="60"/>
+              <w:left w:type="dxa" w:w="120"/>
+              <w:bottom w:type="dxa" w:w="60"/>
+              <w:right w:type="dxa" w:w="120"/>
+            </w:tcMar>
+          </w:tcPr>
+          <w:p>
+            <w:pPr>
+              <w:spacing w:after="0" w:before="0" w:line="240"/>
+            </w:pPr>
             <w:r>
               <w:rPr>
                 <w:rFonts w:ascii="Yu Gothic" w:cs="Yu Gothic" w:eastAsia="Yu Gothic" w:hAnsi="Yu Gothic"/>
@@ -2314,9 +3683,25 @@
         </w:tc>
         <w:tc>
           <w:tcPr>
+            <w:tcW w:type="dxa" w:w="3212"/>
+            <w:tcBorders>
+              <w:top w:val="single" w:color="D1D5DB" w:sz="4"/>
+              <w:left w:val="single" w:color="D1D5DB" w:sz="4"/>
+              <w:bottom w:val="single" w:color="D1D5DB" w:sz="4"/>
+              <w:right w:val="single" w:color="D1D5DB" w:sz="4"/>
+            </w:tcBorders>
             <w:shd w:fill="F3F4F6" w:val="clear"/>
-          </w:tcPr>
-          <w:p>
+            <w:tcMar>
+              <w:top w:type="dxa" w:w="60"/>
+              <w:left w:type="dxa" w:w="120"/>
+              <w:bottom w:type="dxa" w:w="60"/>
+              <w:right w:type="dxa" w:w="120"/>
+            </w:tcMar>
+          </w:tcPr>
+          <w:p>
+            <w:pPr>
+              <w:spacing w:after="0" w:before="0" w:line="240"/>
+            </w:pPr>
             <w:r>
               <w:rPr>
                 <w:rFonts w:ascii="Yu Gothic" w:cs="Yu Gothic" w:eastAsia="Yu Gothic" w:hAnsi="Yu Gothic"/>
@@ -2329,9 +3714,25 @@
         </w:tc>
         <w:tc>
           <w:tcPr>
+            <w:tcW w:type="dxa" w:w="3212"/>
+            <w:tcBorders>
+              <w:top w:val="single" w:color="D1D5DB" w:sz="4"/>
+              <w:left w:val="single" w:color="D1D5DB" w:sz="4"/>
+              <w:bottom w:val="single" w:color="D1D5DB" w:sz="4"/>
+              <w:right w:val="single" w:color="D1D5DB" w:sz="4"/>
+            </w:tcBorders>
             <w:shd w:fill="F3F4F6" w:val="clear"/>
-          </w:tcPr>
-          <w:p>
+            <w:tcMar>
+              <w:top w:type="dxa" w:w="60"/>
+              <w:left w:type="dxa" w:w="120"/>
+              <w:bottom w:type="dxa" w:w="60"/>
+              <w:right w:type="dxa" w:w="120"/>
+            </w:tcMar>
+          </w:tcPr>
+          <w:p>
+            <w:pPr>
+              <w:spacing w:after="0" w:before="0" w:line="240"/>
+            </w:pPr>
             <w:r>
               <w:rPr>
                 <w:rFonts w:ascii="Yu Gothic" w:cs="Yu Gothic" w:eastAsia="Yu Gothic" w:hAnsi="Yu Gothic"/>
@@ -2395,7 +3796,7 @@
     </w:p>
     <w:tbl>
       <w:tblPr>
-        <w:tblW w:type="pct" w:w="100%"/>
+        <w:tblW w:type="dxa" w:w="9638"/>
         <w:tblBorders>
           <w:top w:val="single" w:color="auto" w:sz="4"/>
           <w:left w:val="single" w:color="auto" w:sz="4"/>
@@ -2404,11 +3805,12 @@
           <w:insideH w:val="single" w:color="auto" w:sz="4"/>
           <w:insideV w:val="single" w:color="auto" w:sz="4"/>
         </w:tblBorders>
+        <w:tblLayout w:type="fixed"/>
       </w:tblPr>
       <w:tblGrid>
-        <w:gridCol w:w="100"/>
-        <w:gridCol w:w="100"/>
-        <w:gridCol w:w="100"/>
+        <w:gridCol w:w="3212"/>
+        <w:gridCol w:w="3212"/>
+        <w:gridCol w:w="3212"/>
       </w:tblGrid>
       <w:tr>
         <w:trPr>
@@ -2416,11 +3818,24 @@
         </w:trPr>
         <w:tc>
           <w:tcPr>
-            <w:tcW w:type="pct" w:w="33%"/>
+            <w:tcW w:type="dxa" w:w="3212"/>
+            <w:tcBorders>
+              <w:top w:val="single" w:color="D1D5DB" w:sz="4"/>
+              <w:left w:val="single" w:color="D1D5DB" w:sz="4"/>
+              <w:bottom w:val="single" w:color="D1D5DB" w:sz="4"/>
+              <w:right w:val="single" w:color="D1D5DB" w:sz="4"/>
+            </w:tcBorders>
             <w:shd w:fill="2563EB" w:val="clear"/>
-          </w:tcPr>
-          <w:p>
-            <w:pPr>
+            <w:tcMar>
+              <w:top w:type="dxa" w:w="60"/>
+              <w:left w:type="dxa" w:w="120"/>
+              <w:bottom w:type="dxa" w:w="60"/>
+              <w:right w:type="dxa" w:w="120"/>
+            </w:tcMar>
+          </w:tcPr>
+          <w:p>
+            <w:pPr>
+              <w:spacing w:after="0" w:before="0" w:line="240"/>
               <w:jc w:val="center"/>
             </w:pPr>
             <w:r>
@@ -2438,11 +3853,24 @@
         </w:tc>
         <w:tc>
           <w:tcPr>
-            <w:tcW w:type="pct" w:w="33%"/>
+            <w:tcW w:type="dxa" w:w="3212"/>
+            <w:tcBorders>
+              <w:top w:val="single" w:color="D1D5DB" w:sz="4"/>
+              <w:left w:val="single" w:color="D1D5DB" w:sz="4"/>
+              <w:bottom w:val="single" w:color="D1D5DB" w:sz="4"/>
+              <w:right w:val="single" w:color="D1D5DB" w:sz="4"/>
+            </w:tcBorders>
             <w:shd w:fill="2563EB" w:val="clear"/>
-          </w:tcPr>
-          <w:p>
-            <w:pPr>
+            <w:tcMar>
+              <w:top w:type="dxa" w:w="60"/>
+              <w:left w:type="dxa" w:w="120"/>
+              <w:bottom w:type="dxa" w:w="60"/>
+              <w:right w:type="dxa" w:w="120"/>
+            </w:tcMar>
+          </w:tcPr>
+          <w:p>
+            <w:pPr>
+              <w:spacing w:after="0" w:before="0" w:line="240"/>
               <w:jc w:val="center"/>
             </w:pPr>
             <w:r>
@@ -2460,11 +3888,24 @@
         </w:tc>
         <w:tc>
           <w:tcPr>
-            <w:tcW w:type="pct" w:w="33%"/>
+            <w:tcW w:type="dxa" w:w="3212"/>
+            <w:tcBorders>
+              <w:top w:val="single" w:color="D1D5DB" w:sz="4"/>
+              <w:left w:val="single" w:color="D1D5DB" w:sz="4"/>
+              <w:bottom w:val="single" w:color="D1D5DB" w:sz="4"/>
+              <w:right w:val="single" w:color="D1D5DB" w:sz="4"/>
+            </w:tcBorders>
             <w:shd w:fill="2563EB" w:val="clear"/>
-          </w:tcPr>
-          <w:p>
-            <w:pPr>
+            <w:tcMar>
+              <w:top w:type="dxa" w:w="60"/>
+              <w:left w:type="dxa" w:w="120"/>
+              <w:bottom w:type="dxa" w:w="60"/>
+              <w:right w:type="dxa" w:w="120"/>
+            </w:tcMar>
+          </w:tcPr>
+          <w:p>
+            <w:pPr>
+              <w:spacing w:after="0" w:before="0" w:line="240"/>
               <w:jc w:val="center"/>
             </w:pPr>
             <w:r>
@@ -2483,7 +3924,25 @@
       </w:tr>
       <w:tr>
         <w:tc>
-          <w:p>
+          <w:tcPr>
+            <w:tcW w:type="dxa" w:w="3212"/>
+            <w:tcBorders>
+              <w:top w:val="single" w:color="D1D5DB" w:sz="4"/>
+              <w:left w:val="single" w:color="D1D5DB" w:sz="4"/>
+              <w:bottom w:val="single" w:color="D1D5DB" w:sz="4"/>
+              <w:right w:val="single" w:color="D1D5DB" w:sz="4"/>
+            </w:tcBorders>
+            <w:tcMar>
+              <w:top w:type="dxa" w:w="60"/>
+              <w:left w:type="dxa" w:w="120"/>
+              <w:bottom w:type="dxa" w:w="60"/>
+              <w:right w:type="dxa" w:w="120"/>
+            </w:tcMar>
+          </w:tcPr>
+          <w:p>
+            <w:pPr>
+              <w:spacing w:after="0" w:before="0" w:line="240"/>
+            </w:pPr>
             <w:r>
               <w:rPr>
                 <w:rFonts w:ascii="Yu Gothic" w:cs="Yu Gothic" w:eastAsia="Yu Gothic" w:hAnsi="Yu Gothic"/>
@@ -2495,7 +3954,25 @@
           </w:p>
         </w:tc>
         <w:tc>
-          <w:p>
+          <w:tcPr>
+            <w:tcW w:type="dxa" w:w="3212"/>
+            <w:tcBorders>
+              <w:top w:val="single" w:color="D1D5DB" w:sz="4"/>
+              <w:left w:val="single" w:color="D1D5DB" w:sz="4"/>
+              <w:bottom w:val="single" w:color="D1D5DB" w:sz="4"/>
+              <w:right w:val="single" w:color="D1D5DB" w:sz="4"/>
+            </w:tcBorders>
+            <w:tcMar>
+              <w:top w:type="dxa" w:w="60"/>
+              <w:left w:type="dxa" w:w="120"/>
+              <w:bottom w:type="dxa" w:w="60"/>
+              <w:right w:type="dxa" w:w="120"/>
+            </w:tcMar>
+          </w:tcPr>
+          <w:p>
+            <w:pPr>
+              <w:spacing w:after="0" w:before="0" w:line="240"/>
+            </w:pPr>
             <w:r>
               <w:rPr>
                 <w:rFonts w:ascii="Yu Gothic" w:cs="Yu Gothic" w:eastAsia="Yu Gothic" w:hAnsi="Yu Gothic"/>
@@ -2507,7 +3984,25 @@
           </w:p>
         </w:tc>
         <w:tc>
-          <w:p>
+          <w:tcPr>
+            <w:tcW w:type="dxa" w:w="3212"/>
+            <w:tcBorders>
+              <w:top w:val="single" w:color="D1D5DB" w:sz="4"/>
+              <w:left w:val="single" w:color="D1D5DB" w:sz="4"/>
+              <w:bottom w:val="single" w:color="D1D5DB" w:sz="4"/>
+              <w:right w:val="single" w:color="D1D5DB" w:sz="4"/>
+            </w:tcBorders>
+            <w:tcMar>
+              <w:top w:type="dxa" w:w="60"/>
+              <w:left w:type="dxa" w:w="120"/>
+              <w:bottom w:type="dxa" w:w="60"/>
+              <w:right w:type="dxa" w:w="120"/>
+            </w:tcMar>
+          </w:tcPr>
+          <w:p>
+            <w:pPr>
+              <w:spacing w:after="0" w:before="0" w:line="240"/>
+            </w:pPr>
             <w:r>
               <w:rPr>
                 <w:rFonts w:ascii="Yu Gothic" w:cs="Yu Gothic" w:eastAsia="Yu Gothic" w:hAnsi="Yu Gothic"/>
@@ -2522,9 +4017,25 @@
       <w:tr>
         <w:tc>
           <w:tcPr>
+            <w:tcW w:type="dxa" w:w="3212"/>
+            <w:tcBorders>
+              <w:top w:val="single" w:color="D1D5DB" w:sz="4"/>
+              <w:left w:val="single" w:color="D1D5DB" w:sz="4"/>
+              <w:bottom w:val="single" w:color="D1D5DB" w:sz="4"/>
+              <w:right w:val="single" w:color="D1D5DB" w:sz="4"/>
+            </w:tcBorders>
             <w:shd w:fill="F3F4F6" w:val="clear"/>
-          </w:tcPr>
-          <w:p>
+            <w:tcMar>
+              <w:top w:type="dxa" w:w="60"/>
+              <w:left w:type="dxa" w:w="120"/>
+              <w:bottom w:type="dxa" w:w="60"/>
+              <w:right w:type="dxa" w:w="120"/>
+            </w:tcMar>
+          </w:tcPr>
+          <w:p>
+            <w:pPr>
+              <w:spacing w:after="0" w:before="0" w:line="240"/>
+            </w:pPr>
             <w:r>
               <w:rPr>
                 <w:rFonts w:ascii="Yu Gothic" w:cs="Yu Gothic" w:eastAsia="Yu Gothic" w:hAnsi="Yu Gothic"/>
@@ -2537,9 +4048,25 @@
         </w:tc>
         <w:tc>
           <w:tcPr>
+            <w:tcW w:type="dxa" w:w="3212"/>
+            <w:tcBorders>
+              <w:top w:val="single" w:color="D1D5DB" w:sz="4"/>
+              <w:left w:val="single" w:color="D1D5DB" w:sz="4"/>
+              <w:bottom w:val="single" w:color="D1D5DB" w:sz="4"/>
+              <w:right w:val="single" w:color="D1D5DB" w:sz="4"/>
+            </w:tcBorders>
             <w:shd w:fill="F3F4F6" w:val="clear"/>
-          </w:tcPr>
-          <w:p>
+            <w:tcMar>
+              <w:top w:type="dxa" w:w="60"/>
+              <w:left w:type="dxa" w:w="120"/>
+              <w:bottom w:type="dxa" w:w="60"/>
+              <w:right w:type="dxa" w:w="120"/>
+            </w:tcMar>
+          </w:tcPr>
+          <w:p>
+            <w:pPr>
+              <w:spacing w:after="0" w:before="0" w:line="240"/>
+            </w:pPr>
             <w:r>
               <w:rPr>
                 <w:rFonts w:ascii="Yu Gothic" w:cs="Yu Gothic" w:eastAsia="Yu Gothic" w:hAnsi="Yu Gothic"/>
@@ -2552,9 +4079,25 @@
         </w:tc>
         <w:tc>
           <w:tcPr>
+            <w:tcW w:type="dxa" w:w="3212"/>
+            <w:tcBorders>
+              <w:top w:val="single" w:color="D1D5DB" w:sz="4"/>
+              <w:left w:val="single" w:color="D1D5DB" w:sz="4"/>
+              <w:bottom w:val="single" w:color="D1D5DB" w:sz="4"/>
+              <w:right w:val="single" w:color="D1D5DB" w:sz="4"/>
+            </w:tcBorders>
             <w:shd w:fill="F3F4F6" w:val="clear"/>
-          </w:tcPr>
-          <w:p>
+            <w:tcMar>
+              <w:top w:type="dxa" w:w="60"/>
+              <w:left w:type="dxa" w:w="120"/>
+              <w:bottom w:type="dxa" w:w="60"/>
+              <w:right w:type="dxa" w:w="120"/>
+            </w:tcMar>
+          </w:tcPr>
+          <w:p>
+            <w:pPr>
+              <w:spacing w:after="0" w:before="0" w:line="240"/>
+            </w:pPr>
             <w:r>
               <w:rPr>
                 <w:rFonts w:ascii="Yu Gothic" w:cs="Yu Gothic" w:eastAsia="Yu Gothic" w:hAnsi="Yu Gothic"/>
@@ -2626,7 +4169,7 @@
     </w:p>
     <w:tbl>
       <w:tblPr>
-        <w:tblW w:type="pct" w:w="100%"/>
+        <w:tblW w:type="dxa" w:w="9638"/>
         <w:tblBorders>
           <w:top w:val="single" w:color="auto" w:sz="4"/>
           <w:left w:val="single" w:color="auto" w:sz="4"/>
@@ -2635,11 +4178,12 @@
           <w:insideH w:val="single" w:color="auto" w:sz="4"/>
           <w:insideV w:val="single" w:color="auto" w:sz="4"/>
         </w:tblBorders>
+        <w:tblLayout w:type="fixed"/>
       </w:tblPr>
       <w:tblGrid>
-        <w:gridCol w:w="100"/>
-        <w:gridCol w:w="100"/>
-        <w:gridCol w:w="100"/>
+        <w:gridCol w:w="3212"/>
+        <w:gridCol w:w="3212"/>
+        <w:gridCol w:w="3212"/>
       </w:tblGrid>
       <w:tr>
         <w:trPr>
@@ -2647,11 +4191,24 @@
         </w:trPr>
         <w:tc>
           <w:tcPr>
-            <w:tcW w:type="pct" w:w="33%"/>
+            <w:tcW w:type="dxa" w:w="3212"/>
+            <w:tcBorders>
+              <w:top w:val="single" w:color="D1D5DB" w:sz="4"/>
+              <w:left w:val="single" w:color="D1D5DB" w:sz="4"/>
+              <w:bottom w:val="single" w:color="D1D5DB" w:sz="4"/>
+              <w:right w:val="single" w:color="D1D5DB" w:sz="4"/>
+            </w:tcBorders>
             <w:shd w:fill="2563EB" w:val="clear"/>
-          </w:tcPr>
-          <w:p>
-            <w:pPr>
+            <w:tcMar>
+              <w:top w:type="dxa" w:w="60"/>
+              <w:left w:type="dxa" w:w="120"/>
+              <w:bottom w:type="dxa" w:w="60"/>
+              <w:right w:type="dxa" w:w="120"/>
+            </w:tcMar>
+          </w:tcPr>
+          <w:p>
+            <w:pPr>
+              <w:spacing w:after="0" w:before="0" w:line="240"/>
               <w:jc w:val="center"/>
             </w:pPr>
             <w:r>
@@ -2669,11 +4226,24 @@
         </w:tc>
         <w:tc>
           <w:tcPr>
-            <w:tcW w:type="pct" w:w="33%"/>
+            <w:tcW w:type="dxa" w:w="3212"/>
+            <w:tcBorders>
+              <w:top w:val="single" w:color="D1D5DB" w:sz="4"/>
+              <w:left w:val="single" w:color="D1D5DB" w:sz="4"/>
+              <w:bottom w:val="single" w:color="D1D5DB" w:sz="4"/>
+              <w:right w:val="single" w:color="D1D5DB" w:sz="4"/>
+            </w:tcBorders>
             <w:shd w:fill="2563EB" w:val="clear"/>
-          </w:tcPr>
-          <w:p>
-            <w:pPr>
+            <w:tcMar>
+              <w:top w:type="dxa" w:w="60"/>
+              <w:left w:type="dxa" w:w="120"/>
+              <w:bottom w:type="dxa" w:w="60"/>
+              <w:right w:type="dxa" w:w="120"/>
+            </w:tcMar>
+          </w:tcPr>
+          <w:p>
+            <w:pPr>
+              <w:spacing w:after="0" w:before="0" w:line="240"/>
               <w:jc w:val="center"/>
             </w:pPr>
             <w:r>
@@ -2691,11 +4261,24 @@
         </w:tc>
         <w:tc>
           <w:tcPr>
-            <w:tcW w:type="pct" w:w="33%"/>
+            <w:tcW w:type="dxa" w:w="3212"/>
+            <w:tcBorders>
+              <w:top w:val="single" w:color="D1D5DB" w:sz="4"/>
+              <w:left w:val="single" w:color="D1D5DB" w:sz="4"/>
+              <w:bottom w:val="single" w:color="D1D5DB" w:sz="4"/>
+              <w:right w:val="single" w:color="D1D5DB" w:sz="4"/>
+            </w:tcBorders>
             <w:shd w:fill="2563EB" w:val="clear"/>
-          </w:tcPr>
-          <w:p>
-            <w:pPr>
+            <w:tcMar>
+              <w:top w:type="dxa" w:w="60"/>
+              <w:left w:type="dxa" w:w="120"/>
+              <w:bottom w:type="dxa" w:w="60"/>
+              <w:right w:type="dxa" w:w="120"/>
+            </w:tcMar>
+          </w:tcPr>
+          <w:p>
+            <w:pPr>
+              <w:spacing w:after="0" w:before="0" w:line="240"/>
               <w:jc w:val="center"/>
             </w:pPr>
             <w:r>
@@ -2714,7 +4297,25 @@
       </w:tr>
       <w:tr>
         <w:tc>
-          <w:p>
+          <w:tcPr>
+            <w:tcW w:type="dxa" w:w="3212"/>
+            <w:tcBorders>
+              <w:top w:val="single" w:color="D1D5DB" w:sz="4"/>
+              <w:left w:val="single" w:color="D1D5DB" w:sz="4"/>
+              <w:bottom w:val="single" w:color="D1D5DB" w:sz="4"/>
+              <w:right w:val="single" w:color="D1D5DB" w:sz="4"/>
+            </w:tcBorders>
+            <w:tcMar>
+              <w:top w:type="dxa" w:w="60"/>
+              <w:left w:type="dxa" w:w="120"/>
+              <w:bottom w:type="dxa" w:w="60"/>
+              <w:right w:type="dxa" w:w="120"/>
+            </w:tcMar>
+          </w:tcPr>
+          <w:p>
+            <w:pPr>
+              <w:spacing w:after="0" w:before="0" w:line="240"/>
+            </w:pPr>
             <w:r>
               <w:rPr>
                 <w:rFonts w:ascii="Yu Gothic" w:cs="Yu Gothic" w:eastAsia="Yu Gothic" w:hAnsi="Yu Gothic"/>
@@ -2726,7 +4327,25 @@
           </w:p>
         </w:tc>
         <w:tc>
-          <w:p>
+          <w:tcPr>
+            <w:tcW w:type="dxa" w:w="3212"/>
+            <w:tcBorders>
+              <w:top w:val="single" w:color="D1D5DB" w:sz="4"/>
+              <w:left w:val="single" w:color="D1D5DB" w:sz="4"/>
+              <w:bottom w:val="single" w:color="D1D5DB" w:sz="4"/>
+              <w:right w:val="single" w:color="D1D5DB" w:sz="4"/>
+            </w:tcBorders>
+            <w:tcMar>
+              <w:top w:type="dxa" w:w="60"/>
+              <w:left w:type="dxa" w:w="120"/>
+              <w:bottom w:type="dxa" w:w="60"/>
+              <w:right w:type="dxa" w:w="120"/>
+            </w:tcMar>
+          </w:tcPr>
+          <w:p>
+            <w:pPr>
+              <w:spacing w:after="0" w:before="0" w:line="240"/>
+            </w:pPr>
             <w:r>
               <w:rPr>
                 <w:rFonts w:ascii="Yu Gothic" w:cs="Yu Gothic" w:eastAsia="Yu Gothic" w:hAnsi="Yu Gothic"/>
@@ -2738,7 +4357,25 @@
           </w:p>
         </w:tc>
         <w:tc>
-          <w:p>
+          <w:tcPr>
+            <w:tcW w:type="dxa" w:w="3212"/>
+            <w:tcBorders>
+              <w:top w:val="single" w:color="D1D5DB" w:sz="4"/>
+              <w:left w:val="single" w:color="D1D5DB" w:sz="4"/>
+              <w:bottom w:val="single" w:color="D1D5DB" w:sz="4"/>
+              <w:right w:val="single" w:color="D1D5DB" w:sz="4"/>
+            </w:tcBorders>
+            <w:tcMar>
+              <w:top w:type="dxa" w:w="60"/>
+              <w:left w:type="dxa" w:w="120"/>
+              <w:bottom w:type="dxa" w:w="60"/>
+              <w:right w:type="dxa" w:w="120"/>
+            </w:tcMar>
+          </w:tcPr>
+          <w:p>
+            <w:pPr>
+              <w:spacing w:after="0" w:before="0" w:line="240"/>
+            </w:pPr>
             <w:r>
               <w:rPr>
                 <w:rFonts w:ascii="Yu Gothic" w:cs="Yu Gothic" w:eastAsia="Yu Gothic" w:hAnsi="Yu Gothic"/>
@@ -2753,9 +4390,25 @@
       <w:tr>
         <w:tc>
           <w:tcPr>
+            <w:tcW w:type="dxa" w:w="3212"/>
+            <w:tcBorders>
+              <w:top w:val="single" w:color="D1D5DB" w:sz="4"/>
+              <w:left w:val="single" w:color="D1D5DB" w:sz="4"/>
+              <w:bottom w:val="single" w:color="D1D5DB" w:sz="4"/>
+              <w:right w:val="single" w:color="D1D5DB" w:sz="4"/>
+            </w:tcBorders>
             <w:shd w:fill="F3F4F6" w:val="clear"/>
-          </w:tcPr>
-          <w:p>
+            <w:tcMar>
+              <w:top w:type="dxa" w:w="60"/>
+              <w:left w:type="dxa" w:w="120"/>
+              <w:bottom w:type="dxa" w:w="60"/>
+              <w:right w:type="dxa" w:w="120"/>
+            </w:tcMar>
+          </w:tcPr>
+          <w:p>
+            <w:pPr>
+              <w:spacing w:after="0" w:before="0" w:line="240"/>
+            </w:pPr>
             <w:r>
               <w:rPr>
                 <w:rFonts w:ascii="Yu Gothic" w:cs="Yu Gothic" w:eastAsia="Yu Gothic" w:hAnsi="Yu Gothic"/>
@@ -2768,9 +4421,25 @@
         </w:tc>
         <w:tc>
           <w:tcPr>
+            <w:tcW w:type="dxa" w:w="3212"/>
+            <w:tcBorders>
+              <w:top w:val="single" w:color="D1D5DB" w:sz="4"/>
+              <w:left w:val="single" w:color="D1D5DB" w:sz="4"/>
+              <w:bottom w:val="single" w:color="D1D5DB" w:sz="4"/>
+              <w:right w:val="single" w:color="D1D5DB" w:sz="4"/>
+            </w:tcBorders>
             <w:shd w:fill="F3F4F6" w:val="clear"/>
-          </w:tcPr>
-          <w:p>
+            <w:tcMar>
+              <w:top w:type="dxa" w:w="60"/>
+              <w:left w:type="dxa" w:w="120"/>
+              <w:bottom w:type="dxa" w:w="60"/>
+              <w:right w:type="dxa" w:w="120"/>
+            </w:tcMar>
+          </w:tcPr>
+          <w:p>
+            <w:pPr>
+              <w:spacing w:after="0" w:before="0" w:line="240"/>
+            </w:pPr>
             <w:r>
               <w:rPr>
                 <w:rFonts w:ascii="Yu Gothic" w:cs="Yu Gothic" w:eastAsia="Yu Gothic" w:hAnsi="Yu Gothic"/>
@@ -2783,9 +4452,25 @@
         </w:tc>
         <w:tc>
           <w:tcPr>
+            <w:tcW w:type="dxa" w:w="3212"/>
+            <w:tcBorders>
+              <w:top w:val="single" w:color="D1D5DB" w:sz="4"/>
+              <w:left w:val="single" w:color="D1D5DB" w:sz="4"/>
+              <w:bottom w:val="single" w:color="D1D5DB" w:sz="4"/>
+              <w:right w:val="single" w:color="D1D5DB" w:sz="4"/>
+            </w:tcBorders>
             <w:shd w:fill="F3F4F6" w:val="clear"/>
-          </w:tcPr>
-          <w:p>
+            <w:tcMar>
+              <w:top w:type="dxa" w:w="60"/>
+              <w:left w:type="dxa" w:w="120"/>
+              <w:bottom w:type="dxa" w:w="60"/>
+              <w:right w:type="dxa" w:w="120"/>
+            </w:tcMar>
+          </w:tcPr>
+          <w:p>
+            <w:pPr>
+              <w:spacing w:after="0" w:before="0" w:line="240"/>
+            </w:pPr>
             <w:r>
               <w:rPr>
                 <w:rFonts w:ascii="Yu Gothic" w:cs="Yu Gothic" w:eastAsia="Yu Gothic" w:hAnsi="Yu Gothic"/>
@@ -3129,7 +4814,7 @@
     <w:p/>
     <w:tbl>
       <w:tblPr>
-        <w:tblW w:type="pct" w:w="100%"/>
+        <w:tblW w:type="dxa" w:w="9638"/>
         <w:tblBorders>
           <w:top w:val="single" w:color="auto" w:sz="4"/>
           <w:left w:val="single" w:color="auto" w:sz="4"/>
@@ -3138,10 +4823,11 @@
           <w:insideH w:val="single" w:color="auto" w:sz="4"/>
           <w:insideV w:val="single" w:color="auto" w:sz="4"/>
         </w:tblBorders>
+        <w:tblLayout w:type="fixed"/>
       </w:tblPr>
       <w:tblGrid>
-        <w:gridCol w:w="100"/>
-        <w:gridCol w:w="100"/>
+        <w:gridCol w:w="4819"/>
+        <w:gridCol w:w="4819"/>
       </w:tblGrid>
       <w:tr>
         <w:trPr>
@@ -3149,11 +4835,24 @@
         </w:trPr>
         <w:tc>
           <w:tcPr>
-            <w:tcW w:type="pct" w:w="50%"/>
+            <w:tcW w:type="dxa" w:w="4819"/>
+            <w:tcBorders>
+              <w:top w:val="single" w:color="D1D5DB" w:sz="4"/>
+              <w:left w:val="single" w:color="D1D5DB" w:sz="4"/>
+              <w:bottom w:val="single" w:color="D1D5DB" w:sz="4"/>
+              <w:right w:val="single" w:color="D1D5DB" w:sz="4"/>
+            </w:tcBorders>
             <w:shd w:fill="2563EB" w:val="clear"/>
-          </w:tcPr>
-          <w:p>
-            <w:pPr>
+            <w:tcMar>
+              <w:top w:type="dxa" w:w="60"/>
+              <w:left w:type="dxa" w:w="120"/>
+              <w:bottom w:type="dxa" w:w="60"/>
+              <w:right w:type="dxa" w:w="120"/>
+            </w:tcMar>
+          </w:tcPr>
+          <w:p>
+            <w:pPr>
+              <w:spacing w:after="0" w:before="0" w:line="240"/>
               <w:jc w:val="center"/>
             </w:pPr>
             <w:r>
@@ -3171,11 +4870,24 @@
         </w:tc>
         <w:tc>
           <w:tcPr>
-            <w:tcW w:type="pct" w:w="50%"/>
+            <w:tcW w:type="dxa" w:w="4819"/>
+            <w:tcBorders>
+              <w:top w:val="single" w:color="D1D5DB" w:sz="4"/>
+              <w:left w:val="single" w:color="D1D5DB" w:sz="4"/>
+              <w:bottom w:val="single" w:color="D1D5DB" w:sz="4"/>
+              <w:right w:val="single" w:color="D1D5DB" w:sz="4"/>
+            </w:tcBorders>
             <w:shd w:fill="2563EB" w:val="clear"/>
-          </w:tcPr>
-          <w:p>
-            <w:pPr>
+            <w:tcMar>
+              <w:top w:type="dxa" w:w="60"/>
+              <w:left w:type="dxa" w:w="120"/>
+              <w:bottom w:type="dxa" w:w="60"/>
+              <w:right w:type="dxa" w:w="120"/>
+            </w:tcMar>
+          </w:tcPr>
+          <w:p>
+            <w:pPr>
+              <w:spacing w:after="0" w:before="0" w:line="240"/>
               <w:jc w:val="center"/>
             </w:pPr>
             <w:r>
@@ -3194,7 +4906,25 @@
       </w:tr>
       <w:tr>
         <w:tc>
-          <w:p>
+          <w:tcPr>
+            <w:tcW w:type="dxa" w:w="4819"/>
+            <w:tcBorders>
+              <w:top w:val="single" w:color="D1D5DB" w:sz="4"/>
+              <w:left w:val="single" w:color="D1D5DB" w:sz="4"/>
+              <w:bottom w:val="single" w:color="D1D5DB" w:sz="4"/>
+              <w:right w:val="single" w:color="D1D5DB" w:sz="4"/>
+            </w:tcBorders>
+            <w:tcMar>
+              <w:top w:type="dxa" w:w="60"/>
+              <w:left w:type="dxa" w:w="120"/>
+              <w:bottom w:type="dxa" w:w="60"/>
+              <w:right w:type="dxa" w:w="120"/>
+            </w:tcMar>
+          </w:tcPr>
+          <w:p>
+            <w:pPr>
+              <w:spacing w:after="0" w:before="0" w:line="240"/>
+            </w:pPr>
             <w:r>
               <w:rPr>
                 <w:rFonts w:ascii="Yu Gothic" w:cs="Yu Gothic" w:eastAsia="Yu Gothic" w:hAnsi="Yu Gothic"/>
@@ -3206,7 +4936,25 @@
           </w:p>
         </w:tc>
         <w:tc>
-          <w:p>
+          <w:tcPr>
+            <w:tcW w:type="dxa" w:w="4819"/>
+            <w:tcBorders>
+              <w:top w:val="single" w:color="D1D5DB" w:sz="4"/>
+              <w:left w:val="single" w:color="D1D5DB" w:sz="4"/>
+              <w:bottom w:val="single" w:color="D1D5DB" w:sz="4"/>
+              <w:right w:val="single" w:color="D1D5DB" w:sz="4"/>
+            </w:tcBorders>
+            <w:tcMar>
+              <w:top w:type="dxa" w:w="60"/>
+              <w:left w:type="dxa" w:w="120"/>
+              <w:bottom w:type="dxa" w:w="60"/>
+              <w:right w:type="dxa" w:w="120"/>
+            </w:tcMar>
+          </w:tcPr>
+          <w:p>
+            <w:pPr>
+              <w:spacing w:after="0" w:before="0" w:line="240"/>
+            </w:pPr>
             <w:r>
               <w:rPr>
                 <w:rFonts w:ascii="Yu Gothic" w:cs="Yu Gothic" w:eastAsia="Yu Gothic" w:hAnsi="Yu Gothic"/>
@@ -3221,9 +4969,25 @@
       <w:tr>
         <w:tc>
           <w:tcPr>
+            <w:tcW w:type="dxa" w:w="4819"/>
+            <w:tcBorders>
+              <w:top w:val="single" w:color="D1D5DB" w:sz="4"/>
+              <w:left w:val="single" w:color="D1D5DB" w:sz="4"/>
+              <w:bottom w:val="single" w:color="D1D5DB" w:sz="4"/>
+              <w:right w:val="single" w:color="D1D5DB" w:sz="4"/>
+            </w:tcBorders>
             <w:shd w:fill="F3F4F6" w:val="clear"/>
-          </w:tcPr>
-          <w:p>
+            <w:tcMar>
+              <w:top w:type="dxa" w:w="60"/>
+              <w:left w:type="dxa" w:w="120"/>
+              <w:bottom w:type="dxa" w:w="60"/>
+              <w:right w:type="dxa" w:w="120"/>
+            </w:tcMar>
+          </w:tcPr>
+          <w:p>
+            <w:pPr>
+              <w:spacing w:after="0" w:before="0" w:line="240"/>
+            </w:pPr>
             <w:r>
               <w:rPr>
                 <w:rFonts w:ascii="Yu Gothic" w:cs="Yu Gothic" w:eastAsia="Yu Gothic" w:hAnsi="Yu Gothic"/>
@@ -3236,9 +5000,25 @@
         </w:tc>
         <w:tc>
           <w:tcPr>
+            <w:tcW w:type="dxa" w:w="4819"/>
+            <w:tcBorders>
+              <w:top w:val="single" w:color="D1D5DB" w:sz="4"/>
+              <w:left w:val="single" w:color="D1D5DB" w:sz="4"/>
+              <w:bottom w:val="single" w:color="D1D5DB" w:sz="4"/>
+              <w:right w:val="single" w:color="D1D5DB" w:sz="4"/>
+            </w:tcBorders>
             <w:shd w:fill="F3F4F6" w:val="clear"/>
-          </w:tcPr>
-          <w:p>
+            <w:tcMar>
+              <w:top w:type="dxa" w:w="60"/>
+              <w:left w:type="dxa" w:w="120"/>
+              <w:bottom w:type="dxa" w:w="60"/>
+              <w:right w:type="dxa" w:w="120"/>
+            </w:tcMar>
+          </w:tcPr>
+          <w:p>
+            <w:pPr>
+              <w:spacing w:after="0" w:before="0" w:line="240"/>
+            </w:pPr>
             <w:r>
               <w:rPr>
                 <w:rFonts w:ascii="Yu Gothic" w:cs="Yu Gothic" w:eastAsia="Yu Gothic" w:hAnsi="Yu Gothic"/>
@@ -3252,7 +5032,25 @@
       </w:tr>
       <w:tr>
         <w:tc>
-          <w:p>
+          <w:tcPr>
+            <w:tcW w:type="dxa" w:w="4819"/>
+            <w:tcBorders>
+              <w:top w:val="single" w:color="D1D5DB" w:sz="4"/>
+              <w:left w:val="single" w:color="D1D5DB" w:sz="4"/>
+              <w:bottom w:val="single" w:color="D1D5DB" w:sz="4"/>
+              <w:right w:val="single" w:color="D1D5DB" w:sz="4"/>
+            </w:tcBorders>
+            <w:tcMar>
+              <w:top w:type="dxa" w:w="60"/>
+              <w:left w:type="dxa" w:w="120"/>
+              <w:bottom w:type="dxa" w:w="60"/>
+              <w:right w:type="dxa" w:w="120"/>
+            </w:tcMar>
+          </w:tcPr>
+          <w:p>
+            <w:pPr>
+              <w:spacing w:after="0" w:before="0" w:line="240"/>
+            </w:pPr>
             <w:r>
               <w:rPr>
                 <w:rFonts w:ascii="Yu Gothic" w:cs="Yu Gothic" w:eastAsia="Yu Gothic" w:hAnsi="Yu Gothic"/>
@@ -3264,7 +5062,25 @@
           </w:p>
         </w:tc>
         <w:tc>
-          <w:p>
+          <w:tcPr>
+            <w:tcW w:type="dxa" w:w="4819"/>
+            <w:tcBorders>
+              <w:top w:val="single" w:color="D1D5DB" w:sz="4"/>
+              <w:left w:val="single" w:color="D1D5DB" w:sz="4"/>
+              <w:bottom w:val="single" w:color="D1D5DB" w:sz="4"/>
+              <w:right w:val="single" w:color="D1D5DB" w:sz="4"/>
+            </w:tcBorders>
+            <w:tcMar>
+              <w:top w:type="dxa" w:w="60"/>
+              <w:left w:type="dxa" w:w="120"/>
+              <w:bottom w:type="dxa" w:w="60"/>
+              <w:right w:type="dxa" w:w="120"/>
+            </w:tcMar>
+          </w:tcPr>
+          <w:p>
+            <w:pPr>
+              <w:spacing w:after="0" w:before="0" w:line="240"/>
+            </w:pPr>
             <w:r>
               <w:rPr>
                 <w:rFonts w:ascii="Yu Gothic" w:cs="Yu Gothic" w:eastAsia="Yu Gothic" w:hAnsi="Yu Gothic"/>
@@ -3279,9 +5095,25 @@
       <w:tr>
         <w:tc>
           <w:tcPr>
+            <w:tcW w:type="dxa" w:w="4819"/>
+            <w:tcBorders>
+              <w:top w:val="single" w:color="D1D5DB" w:sz="4"/>
+              <w:left w:val="single" w:color="D1D5DB" w:sz="4"/>
+              <w:bottom w:val="single" w:color="D1D5DB" w:sz="4"/>
+              <w:right w:val="single" w:color="D1D5DB" w:sz="4"/>
+            </w:tcBorders>
             <w:shd w:fill="F3F4F6" w:val="clear"/>
-          </w:tcPr>
-          <w:p>
+            <w:tcMar>
+              <w:top w:type="dxa" w:w="60"/>
+              <w:left w:type="dxa" w:w="120"/>
+              <w:bottom w:type="dxa" w:w="60"/>
+              <w:right w:type="dxa" w:w="120"/>
+            </w:tcMar>
+          </w:tcPr>
+          <w:p>
+            <w:pPr>
+              <w:spacing w:after="0" w:before="0" w:line="240"/>
+            </w:pPr>
             <w:r>
               <w:rPr>
                 <w:rFonts w:ascii="Yu Gothic" w:cs="Yu Gothic" w:eastAsia="Yu Gothic" w:hAnsi="Yu Gothic"/>
@@ -3294,9 +5126,25 @@
         </w:tc>
         <w:tc>
           <w:tcPr>
+            <w:tcW w:type="dxa" w:w="4819"/>
+            <w:tcBorders>
+              <w:top w:val="single" w:color="D1D5DB" w:sz="4"/>
+              <w:left w:val="single" w:color="D1D5DB" w:sz="4"/>
+              <w:bottom w:val="single" w:color="D1D5DB" w:sz="4"/>
+              <w:right w:val="single" w:color="D1D5DB" w:sz="4"/>
+            </w:tcBorders>
             <w:shd w:fill="F3F4F6" w:val="clear"/>
-          </w:tcPr>
-          <w:p>
+            <w:tcMar>
+              <w:top w:type="dxa" w:w="60"/>
+              <w:left w:type="dxa" w:w="120"/>
+              <w:bottom w:type="dxa" w:w="60"/>
+              <w:right w:type="dxa" w:w="120"/>
+            </w:tcMar>
+          </w:tcPr>
+          <w:p>
+            <w:pPr>
+              <w:spacing w:after="0" w:before="0" w:line="240"/>
+            </w:pPr>
             <w:r>
               <w:rPr>
                 <w:rFonts w:ascii="Yu Gothic" w:cs="Yu Gothic" w:eastAsia="Yu Gothic" w:hAnsi="Yu Gothic"/>
@@ -3310,7 +5158,25 @@
       </w:tr>
       <w:tr>
         <w:tc>
-          <w:p>
+          <w:tcPr>
+            <w:tcW w:type="dxa" w:w="4819"/>
+            <w:tcBorders>
+              <w:top w:val="single" w:color="D1D5DB" w:sz="4"/>
+              <w:left w:val="single" w:color="D1D5DB" w:sz="4"/>
+              <w:bottom w:val="single" w:color="D1D5DB" w:sz="4"/>
+              <w:right w:val="single" w:color="D1D5DB" w:sz="4"/>
+            </w:tcBorders>
+            <w:tcMar>
+              <w:top w:type="dxa" w:w="60"/>
+              <w:left w:type="dxa" w:w="120"/>
+              <w:bottom w:type="dxa" w:w="60"/>
+              <w:right w:type="dxa" w:w="120"/>
+            </w:tcMar>
+          </w:tcPr>
+          <w:p>
+            <w:pPr>
+              <w:spacing w:after="0" w:before="0" w:line="240"/>
+            </w:pPr>
             <w:r>
               <w:rPr>
                 <w:rFonts w:ascii="Yu Gothic" w:cs="Yu Gothic" w:eastAsia="Yu Gothic" w:hAnsi="Yu Gothic"/>
@@ -3322,7 +5188,25 @@
           </w:p>
         </w:tc>
         <w:tc>
-          <w:p>
+          <w:tcPr>
+            <w:tcW w:type="dxa" w:w="4819"/>
+            <w:tcBorders>
+              <w:top w:val="single" w:color="D1D5DB" w:sz="4"/>
+              <w:left w:val="single" w:color="D1D5DB" w:sz="4"/>
+              <w:bottom w:val="single" w:color="D1D5DB" w:sz="4"/>
+              <w:right w:val="single" w:color="D1D5DB" w:sz="4"/>
+            </w:tcBorders>
+            <w:tcMar>
+              <w:top w:type="dxa" w:w="60"/>
+              <w:left w:type="dxa" w:w="120"/>
+              <w:bottom w:type="dxa" w:w="60"/>
+              <w:right w:type="dxa" w:w="120"/>
+            </w:tcMar>
+          </w:tcPr>
+          <w:p>
+            <w:pPr>
+              <w:spacing w:after="0" w:before="0" w:line="240"/>
+            </w:pPr>
             <w:r>
               <w:rPr>
                 <w:rFonts w:ascii="Yu Gothic" w:cs="Yu Gothic" w:eastAsia="Yu Gothic" w:hAnsi="Yu Gothic"/>
@@ -3337,9 +5221,25 @@
       <w:tr>
         <w:tc>
           <w:tcPr>
+            <w:tcW w:type="dxa" w:w="4819"/>
+            <w:tcBorders>
+              <w:top w:val="single" w:color="D1D5DB" w:sz="4"/>
+              <w:left w:val="single" w:color="D1D5DB" w:sz="4"/>
+              <w:bottom w:val="single" w:color="D1D5DB" w:sz="4"/>
+              <w:right w:val="single" w:color="D1D5DB" w:sz="4"/>
+            </w:tcBorders>
             <w:shd w:fill="F3F4F6" w:val="clear"/>
-          </w:tcPr>
-          <w:p>
+            <w:tcMar>
+              <w:top w:type="dxa" w:w="60"/>
+              <w:left w:type="dxa" w:w="120"/>
+              <w:bottom w:type="dxa" w:w="60"/>
+              <w:right w:type="dxa" w:w="120"/>
+            </w:tcMar>
+          </w:tcPr>
+          <w:p>
+            <w:pPr>
+              <w:spacing w:after="0" w:before="0" w:line="240"/>
+            </w:pPr>
             <w:r>
               <w:rPr>
                 <w:rFonts w:ascii="Yu Gothic" w:cs="Yu Gothic" w:eastAsia="Yu Gothic" w:hAnsi="Yu Gothic"/>
@@ -3352,9 +5252,25 @@
         </w:tc>
         <w:tc>
           <w:tcPr>
+            <w:tcW w:type="dxa" w:w="4819"/>
+            <w:tcBorders>
+              <w:top w:val="single" w:color="D1D5DB" w:sz="4"/>
+              <w:left w:val="single" w:color="D1D5DB" w:sz="4"/>
+              <w:bottom w:val="single" w:color="D1D5DB" w:sz="4"/>
+              <w:right w:val="single" w:color="D1D5DB" w:sz="4"/>
+            </w:tcBorders>
             <w:shd w:fill="F3F4F6" w:val="clear"/>
-          </w:tcPr>
-          <w:p>
+            <w:tcMar>
+              <w:top w:type="dxa" w:w="60"/>
+              <w:left w:type="dxa" w:w="120"/>
+              <w:bottom w:type="dxa" w:w="60"/>
+              <w:right w:type="dxa" w:w="120"/>
+            </w:tcMar>
+          </w:tcPr>
+          <w:p>
+            <w:pPr>
+              <w:spacing w:after="0" w:before="0" w:line="240"/>
+            </w:pPr>
             <w:r>
               <w:rPr>
                 <w:rFonts w:ascii="Yu Gothic" w:cs="Yu Gothic" w:eastAsia="Yu Gothic" w:hAnsi="Yu Gothic"/>
@@ -3368,7 +5284,25 @@
       </w:tr>
       <w:tr>
         <w:tc>
-          <w:p>
+          <w:tcPr>
+            <w:tcW w:type="dxa" w:w="4819"/>
+            <w:tcBorders>
+              <w:top w:val="single" w:color="D1D5DB" w:sz="4"/>
+              <w:left w:val="single" w:color="D1D5DB" w:sz="4"/>
+              <w:bottom w:val="single" w:color="D1D5DB" w:sz="4"/>
+              <w:right w:val="single" w:color="D1D5DB" w:sz="4"/>
+            </w:tcBorders>
+            <w:tcMar>
+              <w:top w:type="dxa" w:w="60"/>
+              <w:left w:type="dxa" w:w="120"/>
+              <w:bottom w:type="dxa" w:w="60"/>
+              <w:right w:type="dxa" w:w="120"/>
+            </w:tcMar>
+          </w:tcPr>
+          <w:p>
+            <w:pPr>
+              <w:spacing w:after="0" w:before="0" w:line="240"/>
+            </w:pPr>
             <w:r>
               <w:rPr>
                 <w:rFonts w:ascii="Yu Gothic" w:cs="Yu Gothic" w:eastAsia="Yu Gothic" w:hAnsi="Yu Gothic"/>
@@ -3380,7 +5314,25 @@
           </w:p>
         </w:tc>
         <w:tc>
-          <w:p>
+          <w:tcPr>
+            <w:tcW w:type="dxa" w:w="4819"/>
+            <w:tcBorders>
+              <w:top w:val="single" w:color="D1D5DB" w:sz="4"/>
+              <w:left w:val="single" w:color="D1D5DB" w:sz="4"/>
+              <w:bottom w:val="single" w:color="D1D5DB" w:sz="4"/>
+              <w:right w:val="single" w:color="D1D5DB" w:sz="4"/>
+            </w:tcBorders>
+            <w:tcMar>
+              <w:top w:type="dxa" w:w="60"/>
+              <w:left w:type="dxa" w:w="120"/>
+              <w:bottom w:type="dxa" w:w="60"/>
+              <w:right w:type="dxa" w:w="120"/>
+            </w:tcMar>
+          </w:tcPr>
+          <w:p>
+            <w:pPr>
+              <w:spacing w:after="0" w:before="0" w:line="240"/>
+            </w:pPr>
             <w:r>
               <w:rPr>
                 <w:rFonts w:ascii="Yu Gothic" w:cs="Yu Gothic" w:eastAsia="Yu Gothic" w:hAnsi="Yu Gothic"/>
@@ -3395,9 +5347,25 @@
       <w:tr>
         <w:tc>
           <w:tcPr>
+            <w:tcW w:type="dxa" w:w="4819"/>
+            <w:tcBorders>
+              <w:top w:val="single" w:color="D1D5DB" w:sz="4"/>
+              <w:left w:val="single" w:color="D1D5DB" w:sz="4"/>
+              <w:bottom w:val="single" w:color="D1D5DB" w:sz="4"/>
+              <w:right w:val="single" w:color="D1D5DB" w:sz="4"/>
+            </w:tcBorders>
             <w:shd w:fill="F3F4F6" w:val="clear"/>
-          </w:tcPr>
-          <w:p>
+            <w:tcMar>
+              <w:top w:type="dxa" w:w="60"/>
+              <w:left w:type="dxa" w:w="120"/>
+              <w:bottom w:type="dxa" w:w="60"/>
+              <w:right w:type="dxa" w:w="120"/>
+            </w:tcMar>
+          </w:tcPr>
+          <w:p>
+            <w:pPr>
+              <w:spacing w:after="0" w:before="0" w:line="240"/>
+            </w:pPr>
             <w:r>
               <w:rPr>
                 <w:rFonts w:ascii="Yu Gothic" w:cs="Yu Gothic" w:eastAsia="Yu Gothic" w:hAnsi="Yu Gothic"/>
@@ -3410,9 +5378,25 @@
         </w:tc>
         <w:tc>
           <w:tcPr>
+            <w:tcW w:type="dxa" w:w="4819"/>
+            <w:tcBorders>
+              <w:top w:val="single" w:color="D1D5DB" w:sz="4"/>
+              <w:left w:val="single" w:color="D1D5DB" w:sz="4"/>
+              <w:bottom w:val="single" w:color="D1D5DB" w:sz="4"/>
+              <w:right w:val="single" w:color="D1D5DB" w:sz="4"/>
+            </w:tcBorders>
             <w:shd w:fill="F3F4F6" w:val="clear"/>
-          </w:tcPr>
-          <w:p>
+            <w:tcMar>
+              <w:top w:type="dxa" w:w="60"/>
+              <w:left w:type="dxa" w:w="120"/>
+              <w:bottom w:type="dxa" w:w="60"/>
+              <w:right w:type="dxa" w:w="120"/>
+            </w:tcMar>
+          </w:tcPr>
+          <w:p>
+            <w:pPr>
+              <w:spacing w:after="0" w:before="0" w:line="240"/>
+            </w:pPr>
             <w:r>
               <w:rPr>
                 <w:rFonts w:ascii="Yu Gothic" w:cs="Yu Gothic" w:eastAsia="Yu Gothic" w:hAnsi="Yu Gothic"/>
@@ -3426,7 +5410,25 @@
       </w:tr>
       <w:tr>
         <w:tc>
-          <w:p>
+          <w:tcPr>
+            <w:tcW w:type="dxa" w:w="4819"/>
+            <w:tcBorders>
+              <w:top w:val="single" w:color="D1D5DB" w:sz="4"/>
+              <w:left w:val="single" w:color="D1D5DB" w:sz="4"/>
+              <w:bottom w:val="single" w:color="D1D5DB" w:sz="4"/>
+              <w:right w:val="single" w:color="D1D5DB" w:sz="4"/>
+            </w:tcBorders>
+            <w:tcMar>
+              <w:top w:type="dxa" w:w="60"/>
+              <w:left w:type="dxa" w:w="120"/>
+              <w:bottom w:type="dxa" w:w="60"/>
+              <w:right w:type="dxa" w:w="120"/>
+            </w:tcMar>
+          </w:tcPr>
+          <w:p>
+            <w:pPr>
+              <w:spacing w:after="0" w:before="0" w:line="240"/>
+            </w:pPr>
             <w:r>
               <w:rPr>
                 <w:rFonts w:ascii="Yu Gothic" w:cs="Yu Gothic" w:eastAsia="Yu Gothic" w:hAnsi="Yu Gothic"/>
@@ -3438,7 +5440,25 @@
           </w:p>
         </w:tc>
         <w:tc>
-          <w:p>
+          <w:tcPr>
+            <w:tcW w:type="dxa" w:w="4819"/>
+            <w:tcBorders>
+              <w:top w:val="single" w:color="D1D5DB" w:sz="4"/>
+              <w:left w:val="single" w:color="D1D5DB" w:sz="4"/>
+              <w:bottom w:val="single" w:color="D1D5DB" w:sz="4"/>
+              <w:right w:val="single" w:color="D1D5DB" w:sz="4"/>
+            </w:tcBorders>
+            <w:tcMar>
+              <w:top w:type="dxa" w:w="60"/>
+              <w:left w:type="dxa" w:w="120"/>
+              <w:bottom w:type="dxa" w:w="60"/>
+              <w:right w:type="dxa" w:w="120"/>
+            </w:tcMar>
+          </w:tcPr>
+          <w:p>
+            <w:pPr>
+              <w:spacing w:after="0" w:before="0" w:line="240"/>
+            </w:pPr>
             <w:r>
               <w:rPr>
                 <w:rFonts w:ascii="Yu Gothic" w:cs="Yu Gothic" w:eastAsia="Yu Gothic" w:hAnsi="Yu Gothic"/>
@@ -3611,7 +5631,7 @@
     </w:p>
     <w:tbl>
       <w:tblPr>
-        <w:tblW w:type="pct" w:w="100%"/>
+        <w:tblW w:type="dxa" w:w="9638"/>
         <w:tblBorders>
           <w:top w:val="single" w:color="auto" w:sz="4"/>
           <w:left w:val="single" w:color="auto" w:sz="4"/>
@@ -3620,10 +5640,11 @@
           <w:insideH w:val="single" w:color="auto" w:sz="4"/>
           <w:insideV w:val="single" w:color="auto" w:sz="4"/>
         </w:tblBorders>
+        <w:tblLayout w:type="fixed"/>
       </w:tblPr>
       <w:tblGrid>
-        <w:gridCol w:w="100"/>
-        <w:gridCol w:w="100"/>
+        <w:gridCol w:w="4819"/>
+        <w:gridCol w:w="4819"/>
       </w:tblGrid>
       <w:tr>
         <w:trPr>
@@ -3631,11 +5652,24 @@
         </w:trPr>
         <w:tc>
           <w:tcPr>
-            <w:tcW w:type="pct" w:w="50%"/>
+            <w:tcW w:type="dxa" w:w="4819"/>
+            <w:tcBorders>
+              <w:top w:val="single" w:color="D1D5DB" w:sz="4"/>
+              <w:left w:val="single" w:color="D1D5DB" w:sz="4"/>
+              <w:bottom w:val="single" w:color="D1D5DB" w:sz="4"/>
+              <w:right w:val="single" w:color="D1D5DB" w:sz="4"/>
+            </w:tcBorders>
             <w:shd w:fill="2563EB" w:val="clear"/>
-          </w:tcPr>
-          <w:p>
-            <w:pPr>
+            <w:tcMar>
+              <w:top w:type="dxa" w:w="60"/>
+              <w:left w:type="dxa" w:w="120"/>
+              <w:bottom w:type="dxa" w:w="60"/>
+              <w:right w:type="dxa" w:w="120"/>
+            </w:tcMar>
+          </w:tcPr>
+          <w:p>
+            <w:pPr>
+              <w:spacing w:after="0" w:before="0" w:line="240"/>
               <w:jc w:val="center"/>
             </w:pPr>
             <w:r>
@@ -3653,11 +5687,24 @@
         </w:tc>
         <w:tc>
           <w:tcPr>
-            <w:tcW w:type="pct" w:w="50%"/>
+            <w:tcW w:type="dxa" w:w="4819"/>
+            <w:tcBorders>
+              <w:top w:val="single" w:color="D1D5DB" w:sz="4"/>
+              <w:left w:val="single" w:color="D1D5DB" w:sz="4"/>
+              <w:bottom w:val="single" w:color="D1D5DB" w:sz="4"/>
+              <w:right w:val="single" w:color="D1D5DB" w:sz="4"/>
+            </w:tcBorders>
             <w:shd w:fill="2563EB" w:val="clear"/>
-          </w:tcPr>
-          <w:p>
-            <w:pPr>
+            <w:tcMar>
+              <w:top w:type="dxa" w:w="60"/>
+              <w:left w:type="dxa" w:w="120"/>
+              <w:bottom w:type="dxa" w:w="60"/>
+              <w:right w:type="dxa" w:w="120"/>
+            </w:tcMar>
+          </w:tcPr>
+          <w:p>
+            <w:pPr>
+              <w:spacing w:after="0" w:before="0" w:line="240"/>
               <w:jc w:val="center"/>
             </w:pPr>
             <w:r>
@@ -3676,7 +5723,25 @@
       </w:tr>
       <w:tr>
         <w:tc>
-          <w:p>
+          <w:tcPr>
+            <w:tcW w:type="dxa" w:w="4819"/>
+            <w:tcBorders>
+              <w:top w:val="single" w:color="D1D5DB" w:sz="4"/>
+              <w:left w:val="single" w:color="D1D5DB" w:sz="4"/>
+              <w:bottom w:val="single" w:color="D1D5DB" w:sz="4"/>
+              <w:right w:val="single" w:color="D1D5DB" w:sz="4"/>
+            </w:tcBorders>
+            <w:tcMar>
+              <w:top w:type="dxa" w:w="60"/>
+              <w:left w:type="dxa" w:w="120"/>
+              <w:bottom w:type="dxa" w:w="60"/>
+              <w:right w:type="dxa" w:w="120"/>
+            </w:tcMar>
+          </w:tcPr>
+          <w:p>
+            <w:pPr>
+              <w:spacing w:after="0" w:before="0" w:line="240"/>
+            </w:pPr>
             <w:r>
               <w:rPr>
                 <w:rFonts w:ascii="Yu Gothic" w:cs="Yu Gothic" w:eastAsia="Yu Gothic" w:hAnsi="Yu Gothic"/>
@@ -3688,7 +5753,25 @@
           </w:p>
         </w:tc>
         <w:tc>
-          <w:p>
+          <w:tcPr>
+            <w:tcW w:type="dxa" w:w="4819"/>
+            <w:tcBorders>
+              <w:top w:val="single" w:color="D1D5DB" w:sz="4"/>
+              <w:left w:val="single" w:color="D1D5DB" w:sz="4"/>
+              <w:bottom w:val="single" w:color="D1D5DB" w:sz="4"/>
+              <w:right w:val="single" w:color="D1D5DB" w:sz="4"/>
+            </w:tcBorders>
+            <w:tcMar>
+              <w:top w:type="dxa" w:w="60"/>
+              <w:left w:type="dxa" w:w="120"/>
+              <w:bottom w:type="dxa" w:w="60"/>
+              <w:right w:type="dxa" w:w="120"/>
+            </w:tcMar>
+          </w:tcPr>
+          <w:p>
+            <w:pPr>
+              <w:spacing w:after="0" w:before="0" w:line="240"/>
+            </w:pPr>
             <w:r>
               <w:rPr>
                 <w:rFonts w:ascii="Yu Gothic" w:cs="Yu Gothic" w:eastAsia="Yu Gothic" w:hAnsi="Yu Gothic"/>
@@ -3703,9 +5786,25 @@
       <w:tr>
         <w:tc>
           <w:tcPr>
+            <w:tcW w:type="dxa" w:w="4819"/>
+            <w:tcBorders>
+              <w:top w:val="single" w:color="D1D5DB" w:sz="4"/>
+              <w:left w:val="single" w:color="D1D5DB" w:sz="4"/>
+              <w:bottom w:val="single" w:color="D1D5DB" w:sz="4"/>
+              <w:right w:val="single" w:color="D1D5DB" w:sz="4"/>
+            </w:tcBorders>
             <w:shd w:fill="F3F4F6" w:val="clear"/>
-          </w:tcPr>
-          <w:p>
+            <w:tcMar>
+              <w:top w:type="dxa" w:w="60"/>
+              <w:left w:type="dxa" w:w="120"/>
+              <w:bottom w:type="dxa" w:w="60"/>
+              <w:right w:type="dxa" w:w="120"/>
+            </w:tcMar>
+          </w:tcPr>
+          <w:p>
+            <w:pPr>
+              <w:spacing w:after="0" w:before="0" w:line="240"/>
+            </w:pPr>
             <w:r>
               <w:rPr>
                 <w:rFonts w:ascii="Yu Gothic" w:cs="Yu Gothic" w:eastAsia="Yu Gothic" w:hAnsi="Yu Gothic"/>
@@ -3718,9 +5817,25 @@
         </w:tc>
         <w:tc>
           <w:tcPr>
+            <w:tcW w:type="dxa" w:w="4819"/>
+            <w:tcBorders>
+              <w:top w:val="single" w:color="D1D5DB" w:sz="4"/>
+              <w:left w:val="single" w:color="D1D5DB" w:sz="4"/>
+              <w:bottom w:val="single" w:color="D1D5DB" w:sz="4"/>
+              <w:right w:val="single" w:color="D1D5DB" w:sz="4"/>
+            </w:tcBorders>
             <w:shd w:fill="F3F4F6" w:val="clear"/>
-          </w:tcPr>
-          <w:p>
+            <w:tcMar>
+              <w:top w:type="dxa" w:w="60"/>
+              <w:left w:type="dxa" w:w="120"/>
+              <w:bottom w:type="dxa" w:w="60"/>
+              <w:right w:type="dxa" w:w="120"/>
+            </w:tcMar>
+          </w:tcPr>
+          <w:p>
+            <w:pPr>
+              <w:spacing w:after="0" w:before="0" w:line="240"/>
+            </w:pPr>
             <w:r>
               <w:rPr>
                 <w:rFonts w:ascii="Yu Gothic" w:cs="Yu Gothic" w:eastAsia="Yu Gothic" w:hAnsi="Yu Gothic"/>
@@ -3734,7 +5849,25 @@
       </w:tr>
       <w:tr>
         <w:tc>
-          <w:p>
+          <w:tcPr>
+            <w:tcW w:type="dxa" w:w="4819"/>
+            <w:tcBorders>
+              <w:top w:val="single" w:color="D1D5DB" w:sz="4"/>
+              <w:left w:val="single" w:color="D1D5DB" w:sz="4"/>
+              <w:bottom w:val="single" w:color="D1D5DB" w:sz="4"/>
+              <w:right w:val="single" w:color="D1D5DB" w:sz="4"/>
+            </w:tcBorders>
+            <w:tcMar>
+              <w:top w:type="dxa" w:w="60"/>
+              <w:left w:type="dxa" w:w="120"/>
+              <w:bottom w:type="dxa" w:w="60"/>
+              <w:right w:type="dxa" w:w="120"/>
+            </w:tcMar>
+          </w:tcPr>
+          <w:p>
+            <w:pPr>
+              <w:spacing w:after="0" w:before="0" w:line="240"/>
+            </w:pPr>
             <w:r>
               <w:rPr>
                 <w:rFonts w:ascii="Yu Gothic" w:cs="Yu Gothic" w:eastAsia="Yu Gothic" w:hAnsi="Yu Gothic"/>
@@ -3746,7 +5879,25 @@
           </w:p>
         </w:tc>
         <w:tc>
-          <w:p>
+          <w:tcPr>
+            <w:tcW w:type="dxa" w:w="4819"/>
+            <w:tcBorders>
+              <w:top w:val="single" w:color="D1D5DB" w:sz="4"/>
+              <w:left w:val="single" w:color="D1D5DB" w:sz="4"/>
+              <w:bottom w:val="single" w:color="D1D5DB" w:sz="4"/>
+              <w:right w:val="single" w:color="D1D5DB" w:sz="4"/>
+            </w:tcBorders>
+            <w:tcMar>
+              <w:top w:type="dxa" w:w="60"/>
+              <w:left w:type="dxa" w:w="120"/>
+              <w:bottom w:type="dxa" w:w="60"/>
+              <w:right w:type="dxa" w:w="120"/>
+            </w:tcMar>
+          </w:tcPr>
+          <w:p>
+            <w:pPr>
+              <w:spacing w:after="0" w:before="0" w:line="240"/>
+            </w:pPr>
             <w:r>
               <w:rPr>
                 <w:rFonts w:ascii="Yu Gothic" w:cs="Yu Gothic" w:eastAsia="Yu Gothic" w:hAnsi="Yu Gothic"/>
@@ -3761,9 +5912,25 @@
       <w:tr>
         <w:tc>
           <w:tcPr>
+            <w:tcW w:type="dxa" w:w="4819"/>
+            <w:tcBorders>
+              <w:top w:val="single" w:color="D1D5DB" w:sz="4"/>
+              <w:left w:val="single" w:color="D1D5DB" w:sz="4"/>
+              <w:bottom w:val="single" w:color="D1D5DB" w:sz="4"/>
+              <w:right w:val="single" w:color="D1D5DB" w:sz="4"/>
+            </w:tcBorders>
             <w:shd w:fill="F3F4F6" w:val="clear"/>
-          </w:tcPr>
-          <w:p>
+            <w:tcMar>
+              <w:top w:type="dxa" w:w="60"/>
+              <w:left w:type="dxa" w:w="120"/>
+              <w:bottom w:type="dxa" w:w="60"/>
+              <w:right w:type="dxa" w:w="120"/>
+            </w:tcMar>
+          </w:tcPr>
+          <w:p>
+            <w:pPr>
+              <w:spacing w:after="0" w:before="0" w:line="240"/>
+            </w:pPr>
             <w:r>
               <w:rPr>
                 <w:rFonts w:ascii="Yu Gothic" w:cs="Yu Gothic" w:eastAsia="Yu Gothic" w:hAnsi="Yu Gothic"/>
@@ -3776,9 +5943,25 @@
         </w:tc>
         <w:tc>
           <w:tcPr>
+            <w:tcW w:type="dxa" w:w="4819"/>
+            <w:tcBorders>
+              <w:top w:val="single" w:color="D1D5DB" w:sz="4"/>
+              <w:left w:val="single" w:color="D1D5DB" w:sz="4"/>
+              <w:bottom w:val="single" w:color="D1D5DB" w:sz="4"/>
+              <w:right w:val="single" w:color="D1D5DB" w:sz="4"/>
+            </w:tcBorders>
             <w:shd w:fill="F3F4F6" w:val="clear"/>
-          </w:tcPr>
-          <w:p>
+            <w:tcMar>
+              <w:top w:type="dxa" w:w="60"/>
+              <w:left w:type="dxa" w:w="120"/>
+              <w:bottom w:type="dxa" w:w="60"/>
+              <w:right w:type="dxa" w:w="120"/>
+            </w:tcMar>
+          </w:tcPr>
+          <w:p>
+            <w:pPr>
+              <w:spacing w:after="0" w:before="0" w:line="240"/>
+            </w:pPr>
             <w:r>
               <w:rPr>
                 <w:rFonts w:ascii="Yu Gothic" w:cs="Yu Gothic" w:eastAsia="Yu Gothic" w:hAnsi="Yu Gothic"/>
@@ -3792,7 +5975,25 @@
       </w:tr>
       <w:tr>
         <w:tc>
-          <w:p>
+          <w:tcPr>
+            <w:tcW w:type="dxa" w:w="4819"/>
+            <w:tcBorders>
+              <w:top w:val="single" w:color="D1D5DB" w:sz="4"/>
+              <w:left w:val="single" w:color="D1D5DB" w:sz="4"/>
+              <w:bottom w:val="single" w:color="D1D5DB" w:sz="4"/>
+              <w:right w:val="single" w:color="D1D5DB" w:sz="4"/>
+            </w:tcBorders>
+            <w:tcMar>
+              <w:top w:type="dxa" w:w="60"/>
+              <w:left w:type="dxa" w:w="120"/>
+              <w:bottom w:type="dxa" w:w="60"/>
+              <w:right w:type="dxa" w:w="120"/>
+            </w:tcMar>
+          </w:tcPr>
+          <w:p>
+            <w:pPr>
+              <w:spacing w:after="0" w:before="0" w:line="240"/>
+            </w:pPr>
             <w:r>
               <w:rPr>
                 <w:rFonts w:ascii="Yu Gothic" w:cs="Yu Gothic" w:eastAsia="Yu Gothic" w:hAnsi="Yu Gothic"/>
@@ -3804,7 +6005,25 @@
           </w:p>
         </w:tc>
         <w:tc>
-          <w:p>
+          <w:tcPr>
+            <w:tcW w:type="dxa" w:w="4819"/>
+            <w:tcBorders>
+              <w:top w:val="single" w:color="D1D5DB" w:sz="4"/>
+              <w:left w:val="single" w:color="D1D5DB" w:sz="4"/>
+              <w:bottom w:val="single" w:color="D1D5DB" w:sz="4"/>
+              <w:right w:val="single" w:color="D1D5DB" w:sz="4"/>
+            </w:tcBorders>
+            <w:tcMar>
+              <w:top w:type="dxa" w:w="60"/>
+              <w:left w:type="dxa" w:w="120"/>
+              <w:bottom w:type="dxa" w:w="60"/>
+              <w:right w:type="dxa" w:w="120"/>
+            </w:tcMar>
+          </w:tcPr>
+          <w:p>
+            <w:pPr>
+              <w:spacing w:after="0" w:before="0" w:line="240"/>
+            </w:pPr>
             <w:r>
               <w:rPr>
                 <w:rFonts w:ascii="Yu Gothic" w:cs="Yu Gothic" w:eastAsia="Yu Gothic" w:hAnsi="Yu Gothic"/>
@@ -3819,9 +6038,25 @@
       <w:tr>
         <w:tc>
           <w:tcPr>
+            <w:tcW w:type="dxa" w:w="4819"/>
+            <w:tcBorders>
+              <w:top w:val="single" w:color="D1D5DB" w:sz="4"/>
+              <w:left w:val="single" w:color="D1D5DB" w:sz="4"/>
+              <w:bottom w:val="single" w:color="D1D5DB" w:sz="4"/>
+              <w:right w:val="single" w:color="D1D5DB" w:sz="4"/>
+            </w:tcBorders>
             <w:shd w:fill="F3F4F6" w:val="clear"/>
-          </w:tcPr>
-          <w:p>
+            <w:tcMar>
+              <w:top w:type="dxa" w:w="60"/>
+              <w:left w:type="dxa" w:w="120"/>
+              <w:bottom w:type="dxa" w:w="60"/>
+              <w:right w:type="dxa" w:w="120"/>
+            </w:tcMar>
+          </w:tcPr>
+          <w:p>
+            <w:pPr>
+              <w:spacing w:after="0" w:before="0" w:line="240"/>
+            </w:pPr>
             <w:r>
               <w:rPr>
                 <w:rFonts w:ascii="Yu Gothic" w:cs="Yu Gothic" w:eastAsia="Yu Gothic" w:hAnsi="Yu Gothic"/>
@@ -3834,9 +6069,25 @@
         </w:tc>
         <w:tc>
           <w:tcPr>
+            <w:tcW w:type="dxa" w:w="4819"/>
+            <w:tcBorders>
+              <w:top w:val="single" w:color="D1D5DB" w:sz="4"/>
+              <w:left w:val="single" w:color="D1D5DB" w:sz="4"/>
+              <w:bottom w:val="single" w:color="D1D5DB" w:sz="4"/>
+              <w:right w:val="single" w:color="D1D5DB" w:sz="4"/>
+            </w:tcBorders>
             <w:shd w:fill="F3F4F6" w:val="clear"/>
-          </w:tcPr>
-          <w:p>
+            <w:tcMar>
+              <w:top w:type="dxa" w:w="60"/>
+              <w:left w:type="dxa" w:w="120"/>
+              <w:bottom w:type="dxa" w:w="60"/>
+              <w:right w:type="dxa" w:w="120"/>
+            </w:tcMar>
+          </w:tcPr>
+          <w:p>
+            <w:pPr>
+              <w:spacing w:after="0" w:before="0" w:line="240"/>
+            </w:pPr>
             <w:r>
               <w:rPr>
                 <w:rFonts w:ascii="Yu Gothic" w:cs="Yu Gothic" w:eastAsia="Yu Gothic" w:hAnsi="Yu Gothic"/>
@@ -3850,7 +6101,25 @@
       </w:tr>
       <w:tr>
         <w:tc>
-          <w:p>
+          <w:tcPr>
+            <w:tcW w:type="dxa" w:w="4819"/>
+            <w:tcBorders>
+              <w:top w:val="single" w:color="D1D5DB" w:sz="4"/>
+              <w:left w:val="single" w:color="D1D5DB" w:sz="4"/>
+              <w:bottom w:val="single" w:color="D1D5DB" w:sz="4"/>
+              <w:right w:val="single" w:color="D1D5DB" w:sz="4"/>
+            </w:tcBorders>
+            <w:tcMar>
+              <w:top w:type="dxa" w:w="60"/>
+              <w:left w:type="dxa" w:w="120"/>
+              <w:bottom w:type="dxa" w:w="60"/>
+              <w:right w:type="dxa" w:w="120"/>
+            </w:tcMar>
+          </w:tcPr>
+          <w:p>
+            <w:pPr>
+              <w:spacing w:after="0" w:before="0" w:line="240"/>
+            </w:pPr>
             <w:r>
               <w:rPr>
                 <w:rFonts w:ascii="Yu Gothic" w:cs="Yu Gothic" w:eastAsia="Yu Gothic" w:hAnsi="Yu Gothic"/>
@@ -3862,7 +6131,25 @@
           </w:p>
         </w:tc>
         <w:tc>
-          <w:p>
+          <w:tcPr>
+            <w:tcW w:type="dxa" w:w="4819"/>
+            <w:tcBorders>
+              <w:top w:val="single" w:color="D1D5DB" w:sz="4"/>
+              <w:left w:val="single" w:color="D1D5DB" w:sz="4"/>
+              <w:bottom w:val="single" w:color="D1D5DB" w:sz="4"/>
+              <w:right w:val="single" w:color="D1D5DB" w:sz="4"/>
+            </w:tcBorders>
+            <w:tcMar>
+              <w:top w:type="dxa" w:w="60"/>
+              <w:left w:type="dxa" w:w="120"/>
+              <w:bottom w:type="dxa" w:w="60"/>
+              <w:right w:type="dxa" w:w="120"/>
+            </w:tcMar>
+          </w:tcPr>
+          <w:p>
+            <w:pPr>
+              <w:spacing w:after="0" w:before="0" w:line="240"/>
+            </w:pPr>
             <w:r>
               <w:rPr>
                 <w:rFonts w:ascii="Yu Gothic" w:cs="Yu Gothic" w:eastAsia="Yu Gothic" w:hAnsi="Yu Gothic"/>
@@ -3877,9 +6164,25 @@
       <w:tr>
         <w:tc>
           <w:tcPr>
+            <w:tcW w:type="dxa" w:w="4819"/>
+            <w:tcBorders>
+              <w:top w:val="single" w:color="D1D5DB" w:sz="4"/>
+              <w:left w:val="single" w:color="D1D5DB" w:sz="4"/>
+              <w:bottom w:val="single" w:color="D1D5DB" w:sz="4"/>
+              <w:right w:val="single" w:color="D1D5DB" w:sz="4"/>
+            </w:tcBorders>
             <w:shd w:fill="F3F4F6" w:val="clear"/>
-          </w:tcPr>
-          <w:p>
+            <w:tcMar>
+              <w:top w:type="dxa" w:w="60"/>
+              <w:left w:type="dxa" w:w="120"/>
+              <w:bottom w:type="dxa" w:w="60"/>
+              <w:right w:type="dxa" w:w="120"/>
+            </w:tcMar>
+          </w:tcPr>
+          <w:p>
+            <w:pPr>
+              <w:spacing w:after="0" w:before="0" w:line="240"/>
+            </w:pPr>
             <w:r>
               <w:rPr>
                 <w:rFonts w:ascii="Yu Gothic" w:cs="Yu Gothic" w:eastAsia="Yu Gothic" w:hAnsi="Yu Gothic"/>
@@ -3892,9 +6195,25 @@
         </w:tc>
         <w:tc>
           <w:tcPr>
+            <w:tcW w:type="dxa" w:w="4819"/>
+            <w:tcBorders>
+              <w:top w:val="single" w:color="D1D5DB" w:sz="4"/>
+              <w:left w:val="single" w:color="D1D5DB" w:sz="4"/>
+              <w:bottom w:val="single" w:color="D1D5DB" w:sz="4"/>
+              <w:right w:val="single" w:color="D1D5DB" w:sz="4"/>
+            </w:tcBorders>
             <w:shd w:fill="F3F4F6" w:val="clear"/>
-          </w:tcPr>
-          <w:p>
+            <w:tcMar>
+              <w:top w:type="dxa" w:w="60"/>
+              <w:left w:type="dxa" w:w="120"/>
+              <w:bottom w:type="dxa" w:w="60"/>
+              <w:right w:type="dxa" w:w="120"/>
+            </w:tcMar>
+          </w:tcPr>
+          <w:p>
+            <w:pPr>
+              <w:spacing w:after="0" w:before="0" w:line="240"/>
+            </w:pPr>
             <w:r>
               <w:rPr>
                 <w:rFonts w:ascii="Yu Gothic" w:cs="Yu Gothic" w:eastAsia="Yu Gothic" w:hAnsi="Yu Gothic"/>
@@ -3920,7 +6239,7 @@
     </w:p>
     <w:tbl>
       <w:tblPr>
-        <w:tblW w:type="pct" w:w="100%"/>
+        <w:tblW w:type="dxa" w:w="9638"/>
         <w:tblBorders>
           <w:top w:val="single" w:color="auto" w:sz="4"/>
           <w:left w:val="single" w:color="auto" w:sz="4"/>
@@ -3929,10 +6248,11 @@
           <w:insideH w:val="single" w:color="auto" w:sz="4"/>
           <w:insideV w:val="single" w:color="auto" w:sz="4"/>
         </w:tblBorders>
+        <w:tblLayout w:type="fixed"/>
       </w:tblPr>
       <w:tblGrid>
-        <w:gridCol w:w="100"/>
-        <w:gridCol w:w="100"/>
+        <w:gridCol w:w="4819"/>
+        <w:gridCol w:w="4819"/>
       </w:tblGrid>
       <w:tr>
         <w:trPr>
@@ -3940,11 +6260,24 @@
         </w:trPr>
         <w:tc>
           <w:tcPr>
-            <w:tcW w:type="pct" w:w="50%"/>
+            <w:tcW w:type="dxa" w:w="4819"/>
+            <w:tcBorders>
+              <w:top w:val="single" w:color="D1D5DB" w:sz="4"/>
+              <w:left w:val="single" w:color="D1D5DB" w:sz="4"/>
+              <w:bottom w:val="single" w:color="D1D5DB" w:sz="4"/>
+              <w:right w:val="single" w:color="D1D5DB" w:sz="4"/>
+            </w:tcBorders>
             <w:shd w:fill="2563EB" w:val="clear"/>
-          </w:tcPr>
-          <w:p>
-            <w:pPr>
+            <w:tcMar>
+              <w:top w:type="dxa" w:w="60"/>
+              <w:left w:type="dxa" w:w="120"/>
+              <w:bottom w:type="dxa" w:w="60"/>
+              <w:right w:type="dxa" w:w="120"/>
+            </w:tcMar>
+          </w:tcPr>
+          <w:p>
+            <w:pPr>
+              <w:spacing w:after="0" w:before="0" w:line="240"/>
               <w:jc w:val="center"/>
             </w:pPr>
             <w:r>
@@ -3962,11 +6295,24 @@
         </w:tc>
         <w:tc>
           <w:tcPr>
-            <w:tcW w:type="pct" w:w="50%"/>
+            <w:tcW w:type="dxa" w:w="4819"/>
+            <w:tcBorders>
+              <w:top w:val="single" w:color="D1D5DB" w:sz="4"/>
+              <w:left w:val="single" w:color="D1D5DB" w:sz="4"/>
+              <w:bottom w:val="single" w:color="D1D5DB" w:sz="4"/>
+              <w:right w:val="single" w:color="D1D5DB" w:sz="4"/>
+            </w:tcBorders>
             <w:shd w:fill="2563EB" w:val="clear"/>
-          </w:tcPr>
-          <w:p>
-            <w:pPr>
+            <w:tcMar>
+              <w:top w:type="dxa" w:w="60"/>
+              <w:left w:type="dxa" w:w="120"/>
+              <w:bottom w:type="dxa" w:w="60"/>
+              <w:right w:type="dxa" w:w="120"/>
+            </w:tcMar>
+          </w:tcPr>
+          <w:p>
+            <w:pPr>
+              <w:spacing w:after="0" w:before="0" w:line="240"/>
               <w:jc w:val="center"/>
             </w:pPr>
             <w:r>
@@ -3985,7 +6331,25 @@
       </w:tr>
       <w:tr>
         <w:tc>
-          <w:p>
+          <w:tcPr>
+            <w:tcW w:type="dxa" w:w="4819"/>
+            <w:tcBorders>
+              <w:top w:val="single" w:color="D1D5DB" w:sz="4"/>
+              <w:left w:val="single" w:color="D1D5DB" w:sz="4"/>
+              <w:bottom w:val="single" w:color="D1D5DB" w:sz="4"/>
+              <w:right w:val="single" w:color="D1D5DB" w:sz="4"/>
+            </w:tcBorders>
+            <w:tcMar>
+              <w:top w:type="dxa" w:w="60"/>
+              <w:left w:type="dxa" w:w="120"/>
+              <w:bottom w:type="dxa" w:w="60"/>
+              <w:right w:type="dxa" w:w="120"/>
+            </w:tcMar>
+          </w:tcPr>
+          <w:p>
+            <w:pPr>
+              <w:spacing w:after="0" w:before="0" w:line="240"/>
+            </w:pPr>
             <w:r>
               <w:rPr>
                 <w:rFonts w:ascii="Yu Gothic" w:cs="Yu Gothic" w:eastAsia="Yu Gothic" w:hAnsi="Yu Gothic"/>
@@ -3997,7 +6361,25 @@
           </w:p>
         </w:tc>
         <w:tc>
-          <w:p>
+          <w:tcPr>
+            <w:tcW w:type="dxa" w:w="4819"/>
+            <w:tcBorders>
+              <w:top w:val="single" w:color="D1D5DB" w:sz="4"/>
+              <w:left w:val="single" w:color="D1D5DB" w:sz="4"/>
+              <w:bottom w:val="single" w:color="D1D5DB" w:sz="4"/>
+              <w:right w:val="single" w:color="D1D5DB" w:sz="4"/>
+            </w:tcBorders>
+            <w:tcMar>
+              <w:top w:type="dxa" w:w="60"/>
+              <w:left w:type="dxa" w:w="120"/>
+              <w:bottom w:type="dxa" w:w="60"/>
+              <w:right w:type="dxa" w:w="120"/>
+            </w:tcMar>
+          </w:tcPr>
+          <w:p>
+            <w:pPr>
+              <w:spacing w:after="0" w:before="0" w:line="240"/>
+            </w:pPr>
             <w:r>
               <w:rPr>
                 <w:rFonts w:ascii="Yu Gothic" w:cs="Yu Gothic" w:eastAsia="Yu Gothic" w:hAnsi="Yu Gothic"/>
@@ -4012,9 +6394,25 @@
       <w:tr>
         <w:tc>
           <w:tcPr>
+            <w:tcW w:type="dxa" w:w="4819"/>
+            <w:tcBorders>
+              <w:top w:val="single" w:color="D1D5DB" w:sz="4"/>
+              <w:left w:val="single" w:color="D1D5DB" w:sz="4"/>
+              <w:bottom w:val="single" w:color="D1D5DB" w:sz="4"/>
+              <w:right w:val="single" w:color="D1D5DB" w:sz="4"/>
+            </w:tcBorders>
             <w:shd w:fill="F3F4F6" w:val="clear"/>
-          </w:tcPr>
-          <w:p>
+            <w:tcMar>
+              <w:top w:type="dxa" w:w="60"/>
+              <w:left w:type="dxa" w:w="120"/>
+              <w:bottom w:type="dxa" w:w="60"/>
+              <w:right w:type="dxa" w:w="120"/>
+            </w:tcMar>
+          </w:tcPr>
+          <w:p>
+            <w:pPr>
+              <w:spacing w:after="0" w:before="0" w:line="240"/>
+            </w:pPr>
             <w:r>
               <w:rPr>
                 <w:rFonts w:ascii="Yu Gothic" w:cs="Yu Gothic" w:eastAsia="Yu Gothic" w:hAnsi="Yu Gothic"/>
@@ -4027,9 +6425,25 @@
         </w:tc>
         <w:tc>
           <w:tcPr>
+            <w:tcW w:type="dxa" w:w="4819"/>
+            <w:tcBorders>
+              <w:top w:val="single" w:color="D1D5DB" w:sz="4"/>
+              <w:left w:val="single" w:color="D1D5DB" w:sz="4"/>
+              <w:bottom w:val="single" w:color="D1D5DB" w:sz="4"/>
+              <w:right w:val="single" w:color="D1D5DB" w:sz="4"/>
+            </w:tcBorders>
             <w:shd w:fill="F3F4F6" w:val="clear"/>
-          </w:tcPr>
-          <w:p>
+            <w:tcMar>
+              <w:top w:type="dxa" w:w="60"/>
+              <w:left w:type="dxa" w:w="120"/>
+              <w:bottom w:type="dxa" w:w="60"/>
+              <w:right w:type="dxa" w:w="120"/>
+            </w:tcMar>
+          </w:tcPr>
+          <w:p>
+            <w:pPr>
+              <w:spacing w:after="0" w:before="0" w:line="240"/>
+            </w:pPr>
             <w:r>
               <w:rPr>
                 <w:rFonts w:ascii="Yu Gothic" w:cs="Yu Gothic" w:eastAsia="Yu Gothic" w:hAnsi="Yu Gothic"/>
@@ -4043,7 +6457,25 @@
       </w:tr>
       <w:tr>
         <w:tc>
-          <w:p>
+          <w:tcPr>
+            <w:tcW w:type="dxa" w:w="4819"/>
+            <w:tcBorders>
+              <w:top w:val="single" w:color="D1D5DB" w:sz="4"/>
+              <w:left w:val="single" w:color="D1D5DB" w:sz="4"/>
+              <w:bottom w:val="single" w:color="D1D5DB" w:sz="4"/>
+              <w:right w:val="single" w:color="D1D5DB" w:sz="4"/>
+            </w:tcBorders>
+            <w:tcMar>
+              <w:top w:type="dxa" w:w="60"/>
+              <w:left w:type="dxa" w:w="120"/>
+              <w:bottom w:type="dxa" w:w="60"/>
+              <w:right w:type="dxa" w:w="120"/>
+            </w:tcMar>
+          </w:tcPr>
+          <w:p>
+            <w:pPr>
+              <w:spacing w:after="0" w:before="0" w:line="240"/>
+            </w:pPr>
             <w:r>
               <w:rPr>
                 <w:rFonts w:ascii="Yu Gothic" w:cs="Yu Gothic" w:eastAsia="Yu Gothic" w:hAnsi="Yu Gothic"/>
@@ -4055,7 +6487,25 @@
           </w:p>
         </w:tc>
         <w:tc>
-          <w:p>
+          <w:tcPr>
+            <w:tcW w:type="dxa" w:w="4819"/>
+            <w:tcBorders>
+              <w:top w:val="single" w:color="D1D5DB" w:sz="4"/>
+              <w:left w:val="single" w:color="D1D5DB" w:sz="4"/>
+              <w:bottom w:val="single" w:color="D1D5DB" w:sz="4"/>
+              <w:right w:val="single" w:color="D1D5DB" w:sz="4"/>
+            </w:tcBorders>
+            <w:tcMar>
+              <w:top w:type="dxa" w:w="60"/>
+              <w:left w:type="dxa" w:w="120"/>
+              <w:bottom w:type="dxa" w:w="60"/>
+              <w:right w:type="dxa" w:w="120"/>
+            </w:tcMar>
+          </w:tcPr>
+          <w:p>
+            <w:pPr>
+              <w:spacing w:after="0" w:before="0" w:line="240"/>
+            </w:pPr>
             <w:r>
               <w:rPr>
                 <w:rFonts w:ascii="Yu Gothic" w:cs="Yu Gothic" w:eastAsia="Yu Gothic" w:hAnsi="Yu Gothic"/>
@@ -4070,9 +6520,25 @@
       <w:tr>
         <w:tc>
           <w:tcPr>
+            <w:tcW w:type="dxa" w:w="4819"/>
+            <w:tcBorders>
+              <w:top w:val="single" w:color="D1D5DB" w:sz="4"/>
+              <w:left w:val="single" w:color="D1D5DB" w:sz="4"/>
+              <w:bottom w:val="single" w:color="D1D5DB" w:sz="4"/>
+              <w:right w:val="single" w:color="D1D5DB" w:sz="4"/>
+            </w:tcBorders>
             <w:shd w:fill="F3F4F6" w:val="clear"/>
-          </w:tcPr>
-          <w:p>
+            <w:tcMar>
+              <w:top w:type="dxa" w:w="60"/>
+              <w:left w:type="dxa" w:w="120"/>
+              <w:bottom w:type="dxa" w:w="60"/>
+              <w:right w:type="dxa" w:w="120"/>
+            </w:tcMar>
+          </w:tcPr>
+          <w:p>
+            <w:pPr>
+              <w:spacing w:after="0" w:before="0" w:line="240"/>
+            </w:pPr>
             <w:r>
               <w:rPr>
                 <w:rFonts w:ascii="Yu Gothic" w:cs="Yu Gothic" w:eastAsia="Yu Gothic" w:hAnsi="Yu Gothic"/>
@@ -4085,9 +6551,25 @@
         </w:tc>
         <w:tc>
           <w:tcPr>
+            <w:tcW w:type="dxa" w:w="4819"/>
+            <w:tcBorders>
+              <w:top w:val="single" w:color="D1D5DB" w:sz="4"/>
+              <w:left w:val="single" w:color="D1D5DB" w:sz="4"/>
+              <w:bottom w:val="single" w:color="D1D5DB" w:sz="4"/>
+              <w:right w:val="single" w:color="D1D5DB" w:sz="4"/>
+            </w:tcBorders>
             <w:shd w:fill="F3F4F6" w:val="clear"/>
-          </w:tcPr>
-          <w:p>
+            <w:tcMar>
+              <w:top w:type="dxa" w:w="60"/>
+              <w:left w:type="dxa" w:w="120"/>
+              <w:bottom w:type="dxa" w:w="60"/>
+              <w:right w:type="dxa" w:w="120"/>
+            </w:tcMar>
+          </w:tcPr>
+          <w:p>
+            <w:pPr>
+              <w:spacing w:after="0" w:before="0" w:line="240"/>
+            </w:pPr>
             <w:r>
               <w:rPr>
                 <w:rFonts w:ascii="Yu Gothic" w:cs="Yu Gothic" w:eastAsia="Yu Gothic" w:hAnsi="Yu Gothic"/>
@@ -4101,7 +6583,25 @@
       </w:tr>
       <w:tr>
         <w:tc>
-          <w:p>
+          <w:tcPr>
+            <w:tcW w:type="dxa" w:w="4819"/>
+            <w:tcBorders>
+              <w:top w:val="single" w:color="D1D5DB" w:sz="4"/>
+              <w:left w:val="single" w:color="D1D5DB" w:sz="4"/>
+              <w:bottom w:val="single" w:color="D1D5DB" w:sz="4"/>
+              <w:right w:val="single" w:color="D1D5DB" w:sz="4"/>
+            </w:tcBorders>
+            <w:tcMar>
+              <w:top w:type="dxa" w:w="60"/>
+              <w:left w:type="dxa" w:w="120"/>
+              <w:bottom w:type="dxa" w:w="60"/>
+              <w:right w:type="dxa" w:w="120"/>
+            </w:tcMar>
+          </w:tcPr>
+          <w:p>
+            <w:pPr>
+              <w:spacing w:after="0" w:before="0" w:line="240"/>
+            </w:pPr>
             <w:r>
               <w:rPr>
                 <w:rFonts w:ascii="Yu Gothic" w:cs="Yu Gothic" w:eastAsia="Yu Gothic" w:hAnsi="Yu Gothic"/>
@@ -4113,7 +6613,25 @@
           </w:p>
         </w:tc>
         <w:tc>
-          <w:p>
+          <w:tcPr>
+            <w:tcW w:type="dxa" w:w="4819"/>
+            <w:tcBorders>
+              <w:top w:val="single" w:color="D1D5DB" w:sz="4"/>
+              <w:left w:val="single" w:color="D1D5DB" w:sz="4"/>
+              <w:bottom w:val="single" w:color="D1D5DB" w:sz="4"/>
+              <w:right w:val="single" w:color="D1D5DB" w:sz="4"/>
+            </w:tcBorders>
+            <w:tcMar>
+              <w:top w:type="dxa" w:w="60"/>
+              <w:left w:type="dxa" w:w="120"/>
+              <w:bottom w:type="dxa" w:w="60"/>
+              <w:right w:type="dxa" w:w="120"/>
+            </w:tcMar>
+          </w:tcPr>
+          <w:p>
+            <w:pPr>
+              <w:spacing w:after="0" w:before="0" w:line="240"/>
+            </w:pPr>
             <w:r>
               <w:rPr>
                 <w:rFonts w:ascii="Yu Gothic" w:cs="Yu Gothic" w:eastAsia="Yu Gothic" w:hAnsi="Yu Gothic"/>
@@ -4128,9 +6646,25 @@
       <w:tr>
         <w:tc>
           <w:tcPr>
+            <w:tcW w:type="dxa" w:w="4819"/>
+            <w:tcBorders>
+              <w:top w:val="single" w:color="D1D5DB" w:sz="4"/>
+              <w:left w:val="single" w:color="D1D5DB" w:sz="4"/>
+              <w:bottom w:val="single" w:color="D1D5DB" w:sz="4"/>
+              <w:right w:val="single" w:color="D1D5DB" w:sz="4"/>
+            </w:tcBorders>
             <w:shd w:fill="F3F4F6" w:val="clear"/>
-          </w:tcPr>
-          <w:p>
+            <w:tcMar>
+              <w:top w:type="dxa" w:w="60"/>
+              <w:left w:type="dxa" w:w="120"/>
+              <w:bottom w:type="dxa" w:w="60"/>
+              <w:right w:type="dxa" w:w="120"/>
+            </w:tcMar>
+          </w:tcPr>
+          <w:p>
+            <w:pPr>
+              <w:spacing w:after="0" w:before="0" w:line="240"/>
+            </w:pPr>
             <w:r>
               <w:rPr>
                 <w:rFonts w:ascii="Yu Gothic" w:cs="Yu Gothic" w:eastAsia="Yu Gothic" w:hAnsi="Yu Gothic"/>
@@ -4143,9 +6677,25 @@
         </w:tc>
         <w:tc>
           <w:tcPr>
+            <w:tcW w:type="dxa" w:w="4819"/>
+            <w:tcBorders>
+              <w:top w:val="single" w:color="D1D5DB" w:sz="4"/>
+              <w:left w:val="single" w:color="D1D5DB" w:sz="4"/>
+              <w:bottom w:val="single" w:color="D1D5DB" w:sz="4"/>
+              <w:right w:val="single" w:color="D1D5DB" w:sz="4"/>
+            </w:tcBorders>
             <w:shd w:fill="F3F4F6" w:val="clear"/>
-          </w:tcPr>
-          <w:p>
+            <w:tcMar>
+              <w:top w:type="dxa" w:w="60"/>
+              <w:left w:type="dxa" w:w="120"/>
+              <w:bottom w:type="dxa" w:w="60"/>
+              <w:right w:type="dxa" w:w="120"/>
+            </w:tcMar>
+          </w:tcPr>
+          <w:p>
+            <w:pPr>
+              <w:spacing w:after="0" w:before="0" w:line="240"/>
+            </w:pPr>
             <w:r>
               <w:rPr>
                 <w:rFonts w:ascii="Yu Gothic" w:cs="Yu Gothic" w:eastAsia="Yu Gothic" w:hAnsi="Yu Gothic"/>
@@ -4159,7 +6709,25 @@
       </w:tr>
       <w:tr>
         <w:tc>
-          <w:p>
+          <w:tcPr>
+            <w:tcW w:type="dxa" w:w="4819"/>
+            <w:tcBorders>
+              <w:top w:val="single" w:color="D1D5DB" w:sz="4"/>
+              <w:left w:val="single" w:color="D1D5DB" w:sz="4"/>
+              <w:bottom w:val="single" w:color="D1D5DB" w:sz="4"/>
+              <w:right w:val="single" w:color="D1D5DB" w:sz="4"/>
+            </w:tcBorders>
+            <w:tcMar>
+              <w:top w:type="dxa" w:w="60"/>
+              <w:left w:type="dxa" w:w="120"/>
+              <w:bottom w:type="dxa" w:w="60"/>
+              <w:right w:type="dxa" w:w="120"/>
+            </w:tcMar>
+          </w:tcPr>
+          <w:p>
+            <w:pPr>
+              <w:spacing w:after="0" w:before="0" w:line="240"/>
+            </w:pPr>
             <w:r>
               <w:rPr>
                 <w:rFonts w:ascii="Yu Gothic" w:cs="Yu Gothic" w:eastAsia="Yu Gothic" w:hAnsi="Yu Gothic"/>
@@ -4171,7 +6739,25 @@
           </w:p>
         </w:tc>
         <w:tc>
-          <w:p>
+          <w:tcPr>
+            <w:tcW w:type="dxa" w:w="4819"/>
+            <w:tcBorders>
+              <w:top w:val="single" w:color="D1D5DB" w:sz="4"/>
+              <w:left w:val="single" w:color="D1D5DB" w:sz="4"/>
+              <w:bottom w:val="single" w:color="D1D5DB" w:sz="4"/>
+              <w:right w:val="single" w:color="D1D5DB" w:sz="4"/>
+            </w:tcBorders>
+            <w:tcMar>
+              <w:top w:type="dxa" w:w="60"/>
+              <w:left w:type="dxa" w:w="120"/>
+              <w:bottom w:type="dxa" w:w="60"/>
+              <w:right w:type="dxa" w:w="120"/>
+            </w:tcMar>
+          </w:tcPr>
+          <w:p>
+            <w:pPr>
+              <w:spacing w:after="0" w:before="0" w:line="240"/>
+            </w:pPr>
             <w:r>
               <w:rPr>
                 <w:rFonts w:ascii="Yu Gothic" w:cs="Yu Gothic" w:eastAsia="Yu Gothic" w:hAnsi="Yu Gothic"/>
@@ -4379,7 +6965,7 @@
     </w:p>
     <w:tbl>
       <w:tblPr>
-        <w:tblW w:type="pct" w:w="100%"/>
+        <w:tblW w:type="dxa" w:w="9638"/>
         <w:tblBorders>
           <w:top w:val="single" w:color="auto" w:sz="4"/>
           <w:left w:val="single" w:color="auto" w:sz="4"/>
@@ -4388,10 +6974,11 @@
           <w:insideH w:val="single" w:color="auto" w:sz="4"/>
           <w:insideV w:val="single" w:color="auto" w:sz="4"/>
         </w:tblBorders>
+        <w:tblLayout w:type="fixed"/>
       </w:tblPr>
       <w:tblGrid>
-        <w:gridCol w:w="100"/>
-        <w:gridCol w:w="100"/>
+        <w:gridCol w:w="4819"/>
+        <w:gridCol w:w="4819"/>
       </w:tblGrid>
       <w:tr>
         <w:trPr>
@@ -4399,11 +6986,24 @@
         </w:trPr>
         <w:tc>
           <w:tcPr>
-            <w:tcW w:type="pct" w:w="50%"/>
+            <w:tcW w:type="dxa" w:w="4819"/>
+            <w:tcBorders>
+              <w:top w:val="single" w:color="D1D5DB" w:sz="4"/>
+              <w:left w:val="single" w:color="D1D5DB" w:sz="4"/>
+              <w:bottom w:val="single" w:color="D1D5DB" w:sz="4"/>
+              <w:right w:val="single" w:color="D1D5DB" w:sz="4"/>
+            </w:tcBorders>
             <w:shd w:fill="2563EB" w:val="clear"/>
-          </w:tcPr>
-          <w:p>
-            <w:pPr>
+            <w:tcMar>
+              <w:top w:type="dxa" w:w="60"/>
+              <w:left w:type="dxa" w:w="120"/>
+              <w:bottom w:type="dxa" w:w="60"/>
+              <w:right w:type="dxa" w:w="120"/>
+            </w:tcMar>
+          </w:tcPr>
+          <w:p>
+            <w:pPr>
+              <w:spacing w:after="0" w:before="0" w:line="240"/>
               <w:jc w:val="center"/>
             </w:pPr>
             <w:r>
@@ -4421,11 +7021,24 @@
         </w:tc>
         <w:tc>
           <w:tcPr>
-            <w:tcW w:type="pct" w:w="50%"/>
+            <w:tcW w:type="dxa" w:w="4819"/>
+            <w:tcBorders>
+              <w:top w:val="single" w:color="D1D5DB" w:sz="4"/>
+              <w:left w:val="single" w:color="D1D5DB" w:sz="4"/>
+              <w:bottom w:val="single" w:color="D1D5DB" w:sz="4"/>
+              <w:right w:val="single" w:color="D1D5DB" w:sz="4"/>
+            </w:tcBorders>
             <w:shd w:fill="2563EB" w:val="clear"/>
-          </w:tcPr>
-          <w:p>
-            <w:pPr>
+            <w:tcMar>
+              <w:top w:type="dxa" w:w="60"/>
+              <w:left w:type="dxa" w:w="120"/>
+              <w:bottom w:type="dxa" w:w="60"/>
+              <w:right w:type="dxa" w:w="120"/>
+            </w:tcMar>
+          </w:tcPr>
+          <w:p>
+            <w:pPr>
+              <w:spacing w:after="0" w:before="0" w:line="240"/>
               <w:jc w:val="center"/>
             </w:pPr>
             <w:r>
@@ -4444,7 +7057,25 @@
       </w:tr>
       <w:tr>
         <w:tc>
-          <w:p>
+          <w:tcPr>
+            <w:tcW w:type="dxa" w:w="4819"/>
+            <w:tcBorders>
+              <w:top w:val="single" w:color="D1D5DB" w:sz="4"/>
+              <w:left w:val="single" w:color="D1D5DB" w:sz="4"/>
+              <w:bottom w:val="single" w:color="D1D5DB" w:sz="4"/>
+              <w:right w:val="single" w:color="D1D5DB" w:sz="4"/>
+            </w:tcBorders>
+            <w:tcMar>
+              <w:top w:type="dxa" w:w="60"/>
+              <w:left w:type="dxa" w:w="120"/>
+              <w:bottom w:type="dxa" w:w="60"/>
+              <w:right w:type="dxa" w:w="120"/>
+            </w:tcMar>
+          </w:tcPr>
+          <w:p>
+            <w:pPr>
+              <w:spacing w:after="0" w:before="0" w:line="240"/>
+            </w:pPr>
             <w:r>
               <w:rPr>
                 <w:rFonts w:ascii="Yu Gothic" w:cs="Yu Gothic" w:eastAsia="Yu Gothic" w:hAnsi="Yu Gothic"/>
@@ -4456,7 +7087,25 @@
           </w:p>
         </w:tc>
         <w:tc>
-          <w:p>
+          <w:tcPr>
+            <w:tcW w:type="dxa" w:w="4819"/>
+            <w:tcBorders>
+              <w:top w:val="single" w:color="D1D5DB" w:sz="4"/>
+              <w:left w:val="single" w:color="D1D5DB" w:sz="4"/>
+              <w:bottom w:val="single" w:color="D1D5DB" w:sz="4"/>
+              <w:right w:val="single" w:color="D1D5DB" w:sz="4"/>
+            </w:tcBorders>
+            <w:tcMar>
+              <w:top w:type="dxa" w:w="60"/>
+              <w:left w:type="dxa" w:w="120"/>
+              <w:bottom w:type="dxa" w:w="60"/>
+              <w:right w:type="dxa" w:w="120"/>
+            </w:tcMar>
+          </w:tcPr>
+          <w:p>
+            <w:pPr>
+              <w:spacing w:after="0" w:before="0" w:line="240"/>
+            </w:pPr>
             <w:r>
               <w:rPr>
                 <w:rFonts w:ascii="Yu Gothic" w:cs="Yu Gothic" w:eastAsia="Yu Gothic" w:hAnsi="Yu Gothic"/>
@@ -4471,9 +7120,25 @@
       <w:tr>
         <w:tc>
           <w:tcPr>
+            <w:tcW w:type="dxa" w:w="4819"/>
+            <w:tcBorders>
+              <w:top w:val="single" w:color="D1D5DB" w:sz="4"/>
+              <w:left w:val="single" w:color="D1D5DB" w:sz="4"/>
+              <w:bottom w:val="single" w:color="D1D5DB" w:sz="4"/>
+              <w:right w:val="single" w:color="D1D5DB" w:sz="4"/>
+            </w:tcBorders>
             <w:shd w:fill="F3F4F6" w:val="clear"/>
-          </w:tcPr>
-          <w:p>
+            <w:tcMar>
+              <w:top w:type="dxa" w:w="60"/>
+              <w:left w:type="dxa" w:w="120"/>
+              <w:bottom w:type="dxa" w:w="60"/>
+              <w:right w:type="dxa" w:w="120"/>
+            </w:tcMar>
+          </w:tcPr>
+          <w:p>
+            <w:pPr>
+              <w:spacing w:after="0" w:before="0" w:line="240"/>
+            </w:pPr>
             <w:r>
               <w:rPr>
                 <w:rFonts w:ascii="Yu Gothic" w:cs="Yu Gothic" w:eastAsia="Yu Gothic" w:hAnsi="Yu Gothic"/>
@@ -4486,9 +7151,25 @@
         </w:tc>
         <w:tc>
           <w:tcPr>
+            <w:tcW w:type="dxa" w:w="4819"/>
+            <w:tcBorders>
+              <w:top w:val="single" w:color="D1D5DB" w:sz="4"/>
+              <w:left w:val="single" w:color="D1D5DB" w:sz="4"/>
+              <w:bottom w:val="single" w:color="D1D5DB" w:sz="4"/>
+              <w:right w:val="single" w:color="D1D5DB" w:sz="4"/>
+            </w:tcBorders>
             <w:shd w:fill="F3F4F6" w:val="clear"/>
-          </w:tcPr>
-          <w:p>
+            <w:tcMar>
+              <w:top w:type="dxa" w:w="60"/>
+              <w:left w:type="dxa" w:w="120"/>
+              <w:bottom w:type="dxa" w:w="60"/>
+              <w:right w:type="dxa" w:w="120"/>
+            </w:tcMar>
+          </w:tcPr>
+          <w:p>
+            <w:pPr>
+              <w:spacing w:after="0" w:before="0" w:line="240"/>
+            </w:pPr>
             <w:r>
               <w:rPr>
                 <w:rFonts w:ascii="Yu Gothic" w:cs="Yu Gothic" w:eastAsia="Yu Gothic" w:hAnsi="Yu Gothic"/>
@@ -4502,7 +7183,25 @@
       </w:tr>
       <w:tr>
         <w:tc>
-          <w:p>
+          <w:tcPr>
+            <w:tcW w:type="dxa" w:w="4819"/>
+            <w:tcBorders>
+              <w:top w:val="single" w:color="D1D5DB" w:sz="4"/>
+              <w:left w:val="single" w:color="D1D5DB" w:sz="4"/>
+              <w:bottom w:val="single" w:color="D1D5DB" w:sz="4"/>
+              <w:right w:val="single" w:color="D1D5DB" w:sz="4"/>
+            </w:tcBorders>
+            <w:tcMar>
+              <w:top w:type="dxa" w:w="60"/>
+              <w:left w:type="dxa" w:w="120"/>
+              <w:bottom w:type="dxa" w:w="60"/>
+              <w:right w:type="dxa" w:w="120"/>
+            </w:tcMar>
+          </w:tcPr>
+          <w:p>
+            <w:pPr>
+              <w:spacing w:after="0" w:before="0" w:line="240"/>
+            </w:pPr>
             <w:r>
               <w:rPr>
                 <w:rFonts w:ascii="Yu Gothic" w:cs="Yu Gothic" w:eastAsia="Yu Gothic" w:hAnsi="Yu Gothic"/>
@@ -4514,7 +7213,25 @@
           </w:p>
         </w:tc>
         <w:tc>
-          <w:p>
+          <w:tcPr>
+            <w:tcW w:type="dxa" w:w="4819"/>
+            <w:tcBorders>
+              <w:top w:val="single" w:color="D1D5DB" w:sz="4"/>
+              <w:left w:val="single" w:color="D1D5DB" w:sz="4"/>
+              <w:bottom w:val="single" w:color="D1D5DB" w:sz="4"/>
+              <w:right w:val="single" w:color="D1D5DB" w:sz="4"/>
+            </w:tcBorders>
+            <w:tcMar>
+              <w:top w:type="dxa" w:w="60"/>
+              <w:left w:type="dxa" w:w="120"/>
+              <w:bottom w:type="dxa" w:w="60"/>
+              <w:right w:type="dxa" w:w="120"/>
+            </w:tcMar>
+          </w:tcPr>
+          <w:p>
+            <w:pPr>
+              <w:spacing w:after="0" w:before="0" w:line="240"/>
+            </w:pPr>
             <w:r>
               <w:rPr>
                 <w:rFonts w:ascii="Yu Gothic" w:cs="Yu Gothic" w:eastAsia="Yu Gothic" w:hAnsi="Yu Gothic"/>
@@ -4529,9 +7246,25 @@
       <w:tr>
         <w:tc>
           <w:tcPr>
+            <w:tcW w:type="dxa" w:w="4819"/>
+            <w:tcBorders>
+              <w:top w:val="single" w:color="D1D5DB" w:sz="4"/>
+              <w:left w:val="single" w:color="D1D5DB" w:sz="4"/>
+              <w:bottom w:val="single" w:color="D1D5DB" w:sz="4"/>
+              <w:right w:val="single" w:color="D1D5DB" w:sz="4"/>
+            </w:tcBorders>
             <w:shd w:fill="F3F4F6" w:val="clear"/>
-          </w:tcPr>
-          <w:p>
+            <w:tcMar>
+              <w:top w:type="dxa" w:w="60"/>
+              <w:left w:type="dxa" w:w="120"/>
+              <w:bottom w:type="dxa" w:w="60"/>
+              <w:right w:type="dxa" w:w="120"/>
+            </w:tcMar>
+          </w:tcPr>
+          <w:p>
+            <w:pPr>
+              <w:spacing w:after="0" w:before="0" w:line="240"/>
+            </w:pPr>
             <w:r>
               <w:rPr>
                 <w:rFonts w:ascii="Yu Gothic" w:cs="Yu Gothic" w:eastAsia="Yu Gothic" w:hAnsi="Yu Gothic"/>
@@ -4544,9 +7277,25 @@
         </w:tc>
         <w:tc>
           <w:tcPr>
+            <w:tcW w:type="dxa" w:w="4819"/>
+            <w:tcBorders>
+              <w:top w:val="single" w:color="D1D5DB" w:sz="4"/>
+              <w:left w:val="single" w:color="D1D5DB" w:sz="4"/>
+              <w:bottom w:val="single" w:color="D1D5DB" w:sz="4"/>
+              <w:right w:val="single" w:color="D1D5DB" w:sz="4"/>
+            </w:tcBorders>
             <w:shd w:fill="F3F4F6" w:val="clear"/>
-          </w:tcPr>
-          <w:p>
+            <w:tcMar>
+              <w:top w:type="dxa" w:w="60"/>
+              <w:left w:type="dxa" w:w="120"/>
+              <w:bottom w:type="dxa" w:w="60"/>
+              <w:right w:type="dxa" w:w="120"/>
+            </w:tcMar>
+          </w:tcPr>
+          <w:p>
+            <w:pPr>
+              <w:spacing w:after="0" w:before="0" w:line="240"/>
+            </w:pPr>
             <w:r>
               <w:rPr>
                 <w:rFonts w:ascii="Yu Gothic" w:cs="Yu Gothic" w:eastAsia="Yu Gothic" w:hAnsi="Yu Gothic"/>
@@ -4560,7 +7309,25 @@
       </w:tr>
       <w:tr>
         <w:tc>
-          <w:p>
+          <w:tcPr>
+            <w:tcW w:type="dxa" w:w="4819"/>
+            <w:tcBorders>
+              <w:top w:val="single" w:color="D1D5DB" w:sz="4"/>
+              <w:left w:val="single" w:color="D1D5DB" w:sz="4"/>
+              <w:bottom w:val="single" w:color="D1D5DB" w:sz="4"/>
+              <w:right w:val="single" w:color="D1D5DB" w:sz="4"/>
+            </w:tcBorders>
+            <w:tcMar>
+              <w:top w:type="dxa" w:w="60"/>
+              <w:left w:type="dxa" w:w="120"/>
+              <w:bottom w:type="dxa" w:w="60"/>
+              <w:right w:type="dxa" w:w="120"/>
+            </w:tcMar>
+          </w:tcPr>
+          <w:p>
+            <w:pPr>
+              <w:spacing w:after="0" w:before="0" w:line="240"/>
+            </w:pPr>
             <w:r>
               <w:rPr>
                 <w:rFonts w:ascii="Yu Gothic" w:cs="Yu Gothic" w:eastAsia="Yu Gothic" w:hAnsi="Yu Gothic"/>
@@ -4572,7 +7339,25 @@
           </w:p>
         </w:tc>
         <w:tc>
-          <w:p>
+          <w:tcPr>
+            <w:tcW w:type="dxa" w:w="4819"/>
+            <w:tcBorders>
+              <w:top w:val="single" w:color="D1D5DB" w:sz="4"/>
+              <w:left w:val="single" w:color="D1D5DB" w:sz="4"/>
+              <w:bottom w:val="single" w:color="D1D5DB" w:sz="4"/>
+              <w:right w:val="single" w:color="D1D5DB" w:sz="4"/>
+            </w:tcBorders>
+            <w:tcMar>
+              <w:top w:type="dxa" w:w="60"/>
+              <w:left w:type="dxa" w:w="120"/>
+              <w:bottom w:type="dxa" w:w="60"/>
+              <w:right w:type="dxa" w:w="120"/>
+            </w:tcMar>
+          </w:tcPr>
+          <w:p>
+            <w:pPr>
+              <w:spacing w:after="0" w:before="0" w:line="240"/>
+            </w:pPr>
             <w:r>
               <w:rPr>
                 <w:rFonts w:ascii="Yu Gothic" w:cs="Yu Gothic" w:eastAsia="Yu Gothic" w:hAnsi="Yu Gothic"/>
@@ -4587,9 +7372,25 @@
       <w:tr>
         <w:tc>
           <w:tcPr>
+            <w:tcW w:type="dxa" w:w="4819"/>
+            <w:tcBorders>
+              <w:top w:val="single" w:color="D1D5DB" w:sz="4"/>
+              <w:left w:val="single" w:color="D1D5DB" w:sz="4"/>
+              <w:bottom w:val="single" w:color="D1D5DB" w:sz="4"/>
+              <w:right w:val="single" w:color="D1D5DB" w:sz="4"/>
+            </w:tcBorders>
             <w:shd w:fill="F3F4F6" w:val="clear"/>
-          </w:tcPr>
-          <w:p>
+            <w:tcMar>
+              <w:top w:type="dxa" w:w="60"/>
+              <w:left w:type="dxa" w:w="120"/>
+              <w:bottom w:type="dxa" w:w="60"/>
+              <w:right w:type="dxa" w:w="120"/>
+            </w:tcMar>
+          </w:tcPr>
+          <w:p>
+            <w:pPr>
+              <w:spacing w:after="0" w:before="0" w:line="240"/>
+            </w:pPr>
             <w:r>
               <w:rPr>
                 <w:rFonts w:ascii="Yu Gothic" w:cs="Yu Gothic" w:eastAsia="Yu Gothic" w:hAnsi="Yu Gothic"/>
@@ -4602,9 +7403,25 @@
         </w:tc>
         <w:tc>
           <w:tcPr>
+            <w:tcW w:type="dxa" w:w="4819"/>
+            <w:tcBorders>
+              <w:top w:val="single" w:color="D1D5DB" w:sz="4"/>
+              <w:left w:val="single" w:color="D1D5DB" w:sz="4"/>
+              <w:bottom w:val="single" w:color="D1D5DB" w:sz="4"/>
+              <w:right w:val="single" w:color="D1D5DB" w:sz="4"/>
+            </w:tcBorders>
             <w:shd w:fill="F3F4F6" w:val="clear"/>
-          </w:tcPr>
-          <w:p>
+            <w:tcMar>
+              <w:top w:type="dxa" w:w="60"/>
+              <w:left w:type="dxa" w:w="120"/>
+              <w:bottom w:type="dxa" w:w="60"/>
+              <w:right w:type="dxa" w:w="120"/>
+            </w:tcMar>
+          </w:tcPr>
+          <w:p>
+            <w:pPr>
+              <w:spacing w:after="0" w:before="0" w:line="240"/>
+            </w:pPr>
             <w:r>
               <w:rPr>
                 <w:rFonts w:ascii="Yu Gothic" w:cs="Yu Gothic" w:eastAsia="Yu Gothic" w:hAnsi="Yu Gothic"/>
@@ -4618,7 +7435,25 @@
       </w:tr>
       <w:tr>
         <w:tc>
-          <w:p>
+          <w:tcPr>
+            <w:tcW w:type="dxa" w:w="4819"/>
+            <w:tcBorders>
+              <w:top w:val="single" w:color="D1D5DB" w:sz="4"/>
+              <w:left w:val="single" w:color="D1D5DB" w:sz="4"/>
+              <w:bottom w:val="single" w:color="D1D5DB" w:sz="4"/>
+              <w:right w:val="single" w:color="D1D5DB" w:sz="4"/>
+            </w:tcBorders>
+            <w:tcMar>
+              <w:top w:type="dxa" w:w="60"/>
+              <w:left w:type="dxa" w:w="120"/>
+              <w:bottom w:type="dxa" w:w="60"/>
+              <w:right w:type="dxa" w:w="120"/>
+            </w:tcMar>
+          </w:tcPr>
+          <w:p>
+            <w:pPr>
+              <w:spacing w:after="0" w:before="0" w:line="240"/>
+            </w:pPr>
             <w:r>
               <w:rPr>
                 <w:rFonts w:ascii="Yu Gothic" w:cs="Yu Gothic" w:eastAsia="Yu Gothic" w:hAnsi="Yu Gothic"/>
@@ -4630,7 +7465,25 @@
           </w:p>
         </w:tc>
         <w:tc>
-          <w:p>
+          <w:tcPr>
+            <w:tcW w:type="dxa" w:w="4819"/>
+            <w:tcBorders>
+              <w:top w:val="single" w:color="D1D5DB" w:sz="4"/>
+              <w:left w:val="single" w:color="D1D5DB" w:sz="4"/>
+              <w:bottom w:val="single" w:color="D1D5DB" w:sz="4"/>
+              <w:right w:val="single" w:color="D1D5DB" w:sz="4"/>
+            </w:tcBorders>
+            <w:tcMar>
+              <w:top w:type="dxa" w:w="60"/>
+              <w:left w:type="dxa" w:w="120"/>
+              <w:bottom w:type="dxa" w:w="60"/>
+              <w:right w:type="dxa" w:w="120"/>
+            </w:tcMar>
+          </w:tcPr>
+          <w:p>
+            <w:pPr>
+              <w:spacing w:after="0" w:before="0" w:line="240"/>
+            </w:pPr>
             <w:r>
               <w:rPr>
                 <w:rFonts w:ascii="Yu Gothic" w:cs="Yu Gothic" w:eastAsia="Yu Gothic" w:hAnsi="Yu Gothic"/>
@@ -4645,9 +7498,25 @@
       <w:tr>
         <w:tc>
           <w:tcPr>
+            <w:tcW w:type="dxa" w:w="4819"/>
+            <w:tcBorders>
+              <w:top w:val="single" w:color="D1D5DB" w:sz="4"/>
+              <w:left w:val="single" w:color="D1D5DB" w:sz="4"/>
+              <w:bottom w:val="single" w:color="D1D5DB" w:sz="4"/>
+              <w:right w:val="single" w:color="D1D5DB" w:sz="4"/>
+            </w:tcBorders>
             <w:shd w:fill="F3F4F6" w:val="clear"/>
-          </w:tcPr>
-          <w:p>
+            <w:tcMar>
+              <w:top w:type="dxa" w:w="60"/>
+              <w:left w:type="dxa" w:w="120"/>
+              <w:bottom w:type="dxa" w:w="60"/>
+              <w:right w:type="dxa" w:w="120"/>
+            </w:tcMar>
+          </w:tcPr>
+          <w:p>
+            <w:pPr>
+              <w:spacing w:after="0" w:before="0" w:line="240"/>
+            </w:pPr>
             <w:r>
               <w:rPr>
                 <w:rFonts w:ascii="Yu Gothic" w:cs="Yu Gothic" w:eastAsia="Yu Gothic" w:hAnsi="Yu Gothic"/>
@@ -4660,9 +7529,25 @@
         </w:tc>
         <w:tc>
           <w:tcPr>
+            <w:tcW w:type="dxa" w:w="4819"/>
+            <w:tcBorders>
+              <w:top w:val="single" w:color="D1D5DB" w:sz="4"/>
+              <w:left w:val="single" w:color="D1D5DB" w:sz="4"/>
+              <w:bottom w:val="single" w:color="D1D5DB" w:sz="4"/>
+              <w:right w:val="single" w:color="D1D5DB" w:sz="4"/>
+            </w:tcBorders>
             <w:shd w:fill="F3F4F6" w:val="clear"/>
-          </w:tcPr>
-          <w:p>
+            <w:tcMar>
+              <w:top w:type="dxa" w:w="60"/>
+              <w:left w:type="dxa" w:w="120"/>
+              <w:bottom w:type="dxa" w:w="60"/>
+              <w:right w:type="dxa" w:w="120"/>
+            </w:tcMar>
+          </w:tcPr>
+          <w:p>
+            <w:pPr>
+              <w:spacing w:after="0" w:before="0" w:line="240"/>
+            </w:pPr>
             <w:r>
               <w:rPr>
                 <w:rFonts w:ascii="Yu Gothic" w:cs="Yu Gothic" w:eastAsia="Yu Gothic" w:hAnsi="Yu Gothic"/>
@@ -4676,7 +7561,25 @@
       </w:tr>
       <w:tr>
         <w:tc>
-          <w:p>
+          <w:tcPr>
+            <w:tcW w:type="dxa" w:w="4819"/>
+            <w:tcBorders>
+              <w:top w:val="single" w:color="D1D5DB" w:sz="4"/>
+              <w:left w:val="single" w:color="D1D5DB" w:sz="4"/>
+              <w:bottom w:val="single" w:color="D1D5DB" w:sz="4"/>
+              <w:right w:val="single" w:color="D1D5DB" w:sz="4"/>
+            </w:tcBorders>
+            <w:tcMar>
+              <w:top w:type="dxa" w:w="60"/>
+              <w:left w:type="dxa" w:w="120"/>
+              <w:bottom w:type="dxa" w:w="60"/>
+              <w:right w:type="dxa" w:w="120"/>
+            </w:tcMar>
+          </w:tcPr>
+          <w:p>
+            <w:pPr>
+              <w:spacing w:after="0" w:before="0" w:line="240"/>
+            </w:pPr>
             <w:r>
               <w:rPr>
                 <w:rFonts w:ascii="Yu Gothic" w:cs="Yu Gothic" w:eastAsia="Yu Gothic" w:hAnsi="Yu Gothic"/>
@@ -4688,7 +7591,25 @@
           </w:p>
         </w:tc>
         <w:tc>
-          <w:p>
+          <w:tcPr>
+            <w:tcW w:type="dxa" w:w="4819"/>
+            <w:tcBorders>
+              <w:top w:val="single" w:color="D1D5DB" w:sz="4"/>
+              <w:left w:val="single" w:color="D1D5DB" w:sz="4"/>
+              <w:bottom w:val="single" w:color="D1D5DB" w:sz="4"/>
+              <w:right w:val="single" w:color="D1D5DB" w:sz="4"/>
+            </w:tcBorders>
+            <w:tcMar>
+              <w:top w:type="dxa" w:w="60"/>
+              <w:left w:type="dxa" w:w="120"/>
+              <w:bottom w:type="dxa" w:w="60"/>
+              <w:right w:type="dxa" w:w="120"/>
+            </w:tcMar>
+          </w:tcPr>
+          <w:p>
+            <w:pPr>
+              <w:spacing w:after="0" w:before="0" w:line="240"/>
+            </w:pPr>
             <w:r>
               <w:rPr>
                 <w:rFonts w:ascii="Yu Gothic" w:cs="Yu Gothic" w:eastAsia="Yu Gothic" w:hAnsi="Yu Gothic"/>
@@ -4703,9 +7624,25 @@
       <w:tr>
         <w:tc>
           <w:tcPr>
+            <w:tcW w:type="dxa" w:w="4819"/>
+            <w:tcBorders>
+              <w:top w:val="single" w:color="D1D5DB" w:sz="4"/>
+              <w:left w:val="single" w:color="D1D5DB" w:sz="4"/>
+              <w:bottom w:val="single" w:color="D1D5DB" w:sz="4"/>
+              <w:right w:val="single" w:color="D1D5DB" w:sz="4"/>
+            </w:tcBorders>
             <w:shd w:fill="F3F4F6" w:val="clear"/>
-          </w:tcPr>
-          <w:p>
+            <w:tcMar>
+              <w:top w:type="dxa" w:w="60"/>
+              <w:left w:type="dxa" w:w="120"/>
+              <w:bottom w:type="dxa" w:w="60"/>
+              <w:right w:type="dxa" w:w="120"/>
+            </w:tcMar>
+          </w:tcPr>
+          <w:p>
+            <w:pPr>
+              <w:spacing w:after="0" w:before="0" w:line="240"/>
+            </w:pPr>
             <w:r>
               <w:rPr>
                 <w:rFonts w:ascii="Yu Gothic" w:cs="Yu Gothic" w:eastAsia="Yu Gothic" w:hAnsi="Yu Gothic"/>
@@ -4718,9 +7655,25 @@
         </w:tc>
         <w:tc>
           <w:tcPr>
+            <w:tcW w:type="dxa" w:w="4819"/>
+            <w:tcBorders>
+              <w:top w:val="single" w:color="D1D5DB" w:sz="4"/>
+              <w:left w:val="single" w:color="D1D5DB" w:sz="4"/>
+              <w:bottom w:val="single" w:color="D1D5DB" w:sz="4"/>
+              <w:right w:val="single" w:color="D1D5DB" w:sz="4"/>
+            </w:tcBorders>
             <w:shd w:fill="F3F4F6" w:val="clear"/>
-          </w:tcPr>
-          <w:p>
+            <w:tcMar>
+              <w:top w:type="dxa" w:w="60"/>
+              <w:left w:type="dxa" w:w="120"/>
+              <w:bottom w:type="dxa" w:w="60"/>
+              <w:right w:type="dxa" w:w="120"/>
+            </w:tcMar>
+          </w:tcPr>
+          <w:p>
+            <w:pPr>
+              <w:spacing w:after="0" w:before="0" w:line="240"/>
+            </w:pPr>
             <w:r>
               <w:rPr>
                 <w:rFonts w:ascii="Yu Gothic" w:cs="Yu Gothic" w:eastAsia="Yu Gothic" w:hAnsi="Yu Gothic"/>
@@ -4746,7 +7699,7 @@
     </w:p>
     <w:tbl>
       <w:tblPr>
-        <w:tblW w:type="pct" w:w="100%"/>
+        <w:tblW w:type="dxa" w:w="9638"/>
         <w:tblBorders>
           <w:top w:val="single" w:color="auto" w:sz="4"/>
           <w:left w:val="single" w:color="auto" w:sz="4"/>
@@ -4755,10 +7708,11 @@
           <w:insideH w:val="single" w:color="auto" w:sz="4"/>
           <w:insideV w:val="single" w:color="auto" w:sz="4"/>
         </w:tblBorders>
+        <w:tblLayout w:type="fixed"/>
       </w:tblPr>
       <w:tblGrid>
-        <w:gridCol w:w="100"/>
-        <w:gridCol w:w="100"/>
+        <w:gridCol w:w="4819"/>
+        <w:gridCol w:w="4819"/>
       </w:tblGrid>
       <w:tr>
         <w:trPr>
@@ -4766,11 +7720,24 @@
         </w:trPr>
         <w:tc>
           <w:tcPr>
-            <w:tcW w:type="pct" w:w="50%"/>
+            <w:tcW w:type="dxa" w:w="4819"/>
+            <w:tcBorders>
+              <w:top w:val="single" w:color="D1D5DB" w:sz="4"/>
+              <w:left w:val="single" w:color="D1D5DB" w:sz="4"/>
+              <w:bottom w:val="single" w:color="D1D5DB" w:sz="4"/>
+              <w:right w:val="single" w:color="D1D5DB" w:sz="4"/>
+            </w:tcBorders>
             <w:shd w:fill="2563EB" w:val="clear"/>
-          </w:tcPr>
-          <w:p>
-            <w:pPr>
+            <w:tcMar>
+              <w:top w:type="dxa" w:w="60"/>
+              <w:left w:type="dxa" w:w="120"/>
+              <w:bottom w:type="dxa" w:w="60"/>
+              <w:right w:type="dxa" w:w="120"/>
+            </w:tcMar>
+          </w:tcPr>
+          <w:p>
+            <w:pPr>
+              <w:spacing w:after="0" w:before="0" w:line="240"/>
               <w:jc w:val="center"/>
             </w:pPr>
             <w:r>
@@ -4788,11 +7755,24 @@
         </w:tc>
         <w:tc>
           <w:tcPr>
-            <w:tcW w:type="pct" w:w="50%"/>
+            <w:tcW w:type="dxa" w:w="4819"/>
+            <w:tcBorders>
+              <w:top w:val="single" w:color="D1D5DB" w:sz="4"/>
+              <w:left w:val="single" w:color="D1D5DB" w:sz="4"/>
+              <w:bottom w:val="single" w:color="D1D5DB" w:sz="4"/>
+              <w:right w:val="single" w:color="D1D5DB" w:sz="4"/>
+            </w:tcBorders>
             <w:shd w:fill="2563EB" w:val="clear"/>
-          </w:tcPr>
-          <w:p>
-            <w:pPr>
+            <w:tcMar>
+              <w:top w:type="dxa" w:w="60"/>
+              <w:left w:type="dxa" w:w="120"/>
+              <w:bottom w:type="dxa" w:w="60"/>
+              <w:right w:type="dxa" w:w="120"/>
+            </w:tcMar>
+          </w:tcPr>
+          <w:p>
+            <w:pPr>
+              <w:spacing w:after="0" w:before="0" w:line="240"/>
               <w:jc w:val="center"/>
             </w:pPr>
             <w:r>
@@ -4811,7 +7791,25 @@
       </w:tr>
       <w:tr>
         <w:tc>
-          <w:p>
+          <w:tcPr>
+            <w:tcW w:type="dxa" w:w="4819"/>
+            <w:tcBorders>
+              <w:top w:val="single" w:color="D1D5DB" w:sz="4"/>
+              <w:left w:val="single" w:color="D1D5DB" w:sz="4"/>
+              <w:bottom w:val="single" w:color="D1D5DB" w:sz="4"/>
+              <w:right w:val="single" w:color="D1D5DB" w:sz="4"/>
+            </w:tcBorders>
+            <w:tcMar>
+              <w:top w:type="dxa" w:w="60"/>
+              <w:left w:type="dxa" w:w="120"/>
+              <w:bottom w:type="dxa" w:w="60"/>
+              <w:right w:type="dxa" w:w="120"/>
+            </w:tcMar>
+          </w:tcPr>
+          <w:p>
+            <w:pPr>
+              <w:spacing w:after="0" w:before="0" w:line="240"/>
+            </w:pPr>
             <w:r>
               <w:rPr>
                 <w:rFonts w:ascii="Yu Gothic" w:cs="Yu Gothic" w:eastAsia="Yu Gothic" w:hAnsi="Yu Gothic"/>
@@ -4823,7 +7821,25 @@
           </w:p>
         </w:tc>
         <w:tc>
-          <w:p>
+          <w:tcPr>
+            <w:tcW w:type="dxa" w:w="4819"/>
+            <w:tcBorders>
+              <w:top w:val="single" w:color="D1D5DB" w:sz="4"/>
+              <w:left w:val="single" w:color="D1D5DB" w:sz="4"/>
+              <w:bottom w:val="single" w:color="D1D5DB" w:sz="4"/>
+              <w:right w:val="single" w:color="D1D5DB" w:sz="4"/>
+            </w:tcBorders>
+            <w:tcMar>
+              <w:top w:type="dxa" w:w="60"/>
+              <w:left w:type="dxa" w:w="120"/>
+              <w:bottom w:type="dxa" w:w="60"/>
+              <w:right w:type="dxa" w:w="120"/>
+            </w:tcMar>
+          </w:tcPr>
+          <w:p>
+            <w:pPr>
+              <w:spacing w:after="0" w:before="0" w:line="240"/>
+            </w:pPr>
             <w:r>
               <w:rPr>
                 <w:rFonts w:ascii="Yu Gothic" w:cs="Yu Gothic" w:eastAsia="Yu Gothic" w:hAnsi="Yu Gothic"/>
@@ -4838,9 +7854,25 @@
       <w:tr>
         <w:tc>
           <w:tcPr>
+            <w:tcW w:type="dxa" w:w="4819"/>
+            <w:tcBorders>
+              <w:top w:val="single" w:color="D1D5DB" w:sz="4"/>
+              <w:left w:val="single" w:color="D1D5DB" w:sz="4"/>
+              <w:bottom w:val="single" w:color="D1D5DB" w:sz="4"/>
+              <w:right w:val="single" w:color="D1D5DB" w:sz="4"/>
+            </w:tcBorders>
             <w:shd w:fill="F3F4F6" w:val="clear"/>
-          </w:tcPr>
-          <w:p>
+            <w:tcMar>
+              <w:top w:type="dxa" w:w="60"/>
+              <w:left w:type="dxa" w:w="120"/>
+              <w:bottom w:type="dxa" w:w="60"/>
+              <w:right w:type="dxa" w:w="120"/>
+            </w:tcMar>
+          </w:tcPr>
+          <w:p>
+            <w:pPr>
+              <w:spacing w:after="0" w:before="0" w:line="240"/>
+            </w:pPr>
             <w:r>
               <w:rPr>
                 <w:rFonts w:ascii="Yu Gothic" w:cs="Yu Gothic" w:eastAsia="Yu Gothic" w:hAnsi="Yu Gothic"/>
@@ -4853,9 +7885,25 @@
         </w:tc>
         <w:tc>
           <w:tcPr>
+            <w:tcW w:type="dxa" w:w="4819"/>
+            <w:tcBorders>
+              <w:top w:val="single" w:color="D1D5DB" w:sz="4"/>
+              <w:left w:val="single" w:color="D1D5DB" w:sz="4"/>
+              <w:bottom w:val="single" w:color="D1D5DB" w:sz="4"/>
+              <w:right w:val="single" w:color="D1D5DB" w:sz="4"/>
+            </w:tcBorders>
             <w:shd w:fill="F3F4F6" w:val="clear"/>
-          </w:tcPr>
-          <w:p>
+            <w:tcMar>
+              <w:top w:type="dxa" w:w="60"/>
+              <w:left w:type="dxa" w:w="120"/>
+              <w:bottom w:type="dxa" w:w="60"/>
+              <w:right w:type="dxa" w:w="120"/>
+            </w:tcMar>
+          </w:tcPr>
+          <w:p>
+            <w:pPr>
+              <w:spacing w:after="0" w:before="0" w:line="240"/>
+            </w:pPr>
             <w:r>
               <w:rPr>
                 <w:rFonts w:ascii="Yu Gothic" w:cs="Yu Gothic" w:eastAsia="Yu Gothic" w:hAnsi="Yu Gothic"/>
@@ -4869,7 +7917,25 @@
       </w:tr>
       <w:tr>
         <w:tc>
-          <w:p>
+          <w:tcPr>
+            <w:tcW w:type="dxa" w:w="4819"/>
+            <w:tcBorders>
+              <w:top w:val="single" w:color="D1D5DB" w:sz="4"/>
+              <w:left w:val="single" w:color="D1D5DB" w:sz="4"/>
+              <w:bottom w:val="single" w:color="D1D5DB" w:sz="4"/>
+              <w:right w:val="single" w:color="D1D5DB" w:sz="4"/>
+            </w:tcBorders>
+            <w:tcMar>
+              <w:top w:type="dxa" w:w="60"/>
+              <w:left w:type="dxa" w:w="120"/>
+              <w:bottom w:type="dxa" w:w="60"/>
+              <w:right w:type="dxa" w:w="120"/>
+            </w:tcMar>
+          </w:tcPr>
+          <w:p>
+            <w:pPr>
+              <w:spacing w:after="0" w:before="0" w:line="240"/>
+            </w:pPr>
             <w:r>
               <w:rPr>
                 <w:rFonts w:ascii="Yu Gothic" w:cs="Yu Gothic" w:eastAsia="Yu Gothic" w:hAnsi="Yu Gothic"/>
@@ -4881,7 +7947,25 @@
           </w:p>
         </w:tc>
         <w:tc>
-          <w:p>
+          <w:tcPr>
+            <w:tcW w:type="dxa" w:w="4819"/>
+            <w:tcBorders>
+              <w:top w:val="single" w:color="D1D5DB" w:sz="4"/>
+              <w:left w:val="single" w:color="D1D5DB" w:sz="4"/>
+              <w:bottom w:val="single" w:color="D1D5DB" w:sz="4"/>
+              <w:right w:val="single" w:color="D1D5DB" w:sz="4"/>
+            </w:tcBorders>
+            <w:tcMar>
+              <w:top w:type="dxa" w:w="60"/>
+              <w:left w:type="dxa" w:w="120"/>
+              <w:bottom w:type="dxa" w:w="60"/>
+              <w:right w:type="dxa" w:w="120"/>
+            </w:tcMar>
+          </w:tcPr>
+          <w:p>
+            <w:pPr>
+              <w:spacing w:after="0" w:before="0" w:line="240"/>
+            </w:pPr>
             <w:r>
               <w:rPr>
                 <w:rFonts w:ascii="Yu Gothic" w:cs="Yu Gothic" w:eastAsia="Yu Gothic" w:hAnsi="Yu Gothic"/>
@@ -4896,9 +7980,25 @@
       <w:tr>
         <w:tc>
           <w:tcPr>
+            <w:tcW w:type="dxa" w:w="4819"/>
+            <w:tcBorders>
+              <w:top w:val="single" w:color="D1D5DB" w:sz="4"/>
+              <w:left w:val="single" w:color="D1D5DB" w:sz="4"/>
+              <w:bottom w:val="single" w:color="D1D5DB" w:sz="4"/>
+              <w:right w:val="single" w:color="D1D5DB" w:sz="4"/>
+            </w:tcBorders>
             <w:shd w:fill="F3F4F6" w:val="clear"/>
-          </w:tcPr>
-          <w:p>
+            <w:tcMar>
+              <w:top w:type="dxa" w:w="60"/>
+              <w:left w:type="dxa" w:w="120"/>
+              <w:bottom w:type="dxa" w:w="60"/>
+              <w:right w:type="dxa" w:w="120"/>
+            </w:tcMar>
+          </w:tcPr>
+          <w:p>
+            <w:pPr>
+              <w:spacing w:after="0" w:before="0" w:line="240"/>
+            </w:pPr>
             <w:r>
               <w:rPr>
                 <w:rFonts w:ascii="Yu Gothic" w:cs="Yu Gothic" w:eastAsia="Yu Gothic" w:hAnsi="Yu Gothic"/>
@@ -4911,9 +8011,25 @@
         </w:tc>
         <w:tc>
           <w:tcPr>
+            <w:tcW w:type="dxa" w:w="4819"/>
+            <w:tcBorders>
+              <w:top w:val="single" w:color="D1D5DB" w:sz="4"/>
+              <w:left w:val="single" w:color="D1D5DB" w:sz="4"/>
+              <w:bottom w:val="single" w:color="D1D5DB" w:sz="4"/>
+              <w:right w:val="single" w:color="D1D5DB" w:sz="4"/>
+            </w:tcBorders>
             <w:shd w:fill="F3F4F6" w:val="clear"/>
-          </w:tcPr>
-          <w:p>
+            <w:tcMar>
+              <w:top w:type="dxa" w:w="60"/>
+              <w:left w:type="dxa" w:w="120"/>
+              <w:bottom w:type="dxa" w:w="60"/>
+              <w:right w:type="dxa" w:w="120"/>
+            </w:tcMar>
+          </w:tcPr>
+          <w:p>
+            <w:pPr>
+              <w:spacing w:after="0" w:before="0" w:line="240"/>
+            </w:pPr>
             <w:r>
               <w:rPr>
                 <w:rFonts w:ascii="Yu Gothic" w:cs="Yu Gothic" w:eastAsia="Yu Gothic" w:hAnsi="Yu Gothic"/>
@@ -4927,7 +8043,25 @@
       </w:tr>
       <w:tr>
         <w:tc>
-          <w:p>
+          <w:tcPr>
+            <w:tcW w:type="dxa" w:w="4819"/>
+            <w:tcBorders>
+              <w:top w:val="single" w:color="D1D5DB" w:sz="4"/>
+              <w:left w:val="single" w:color="D1D5DB" w:sz="4"/>
+              <w:bottom w:val="single" w:color="D1D5DB" w:sz="4"/>
+              <w:right w:val="single" w:color="D1D5DB" w:sz="4"/>
+            </w:tcBorders>
+            <w:tcMar>
+              <w:top w:type="dxa" w:w="60"/>
+              <w:left w:type="dxa" w:w="120"/>
+              <w:bottom w:type="dxa" w:w="60"/>
+              <w:right w:type="dxa" w:w="120"/>
+            </w:tcMar>
+          </w:tcPr>
+          <w:p>
+            <w:pPr>
+              <w:spacing w:after="0" w:before="0" w:line="240"/>
+            </w:pPr>
             <w:r>
               <w:rPr>
                 <w:rFonts w:ascii="Yu Gothic" w:cs="Yu Gothic" w:eastAsia="Yu Gothic" w:hAnsi="Yu Gothic"/>
@@ -4939,7 +8073,25 @@
           </w:p>
         </w:tc>
         <w:tc>
-          <w:p>
+          <w:tcPr>
+            <w:tcW w:type="dxa" w:w="4819"/>
+            <w:tcBorders>
+              <w:top w:val="single" w:color="D1D5DB" w:sz="4"/>
+              <w:left w:val="single" w:color="D1D5DB" w:sz="4"/>
+              <w:bottom w:val="single" w:color="D1D5DB" w:sz="4"/>
+              <w:right w:val="single" w:color="D1D5DB" w:sz="4"/>
+            </w:tcBorders>
+            <w:tcMar>
+              <w:top w:type="dxa" w:w="60"/>
+              <w:left w:type="dxa" w:w="120"/>
+              <w:bottom w:type="dxa" w:w="60"/>
+              <w:right w:type="dxa" w:w="120"/>
+            </w:tcMar>
+          </w:tcPr>
+          <w:p>
+            <w:pPr>
+              <w:spacing w:after="0" w:before="0" w:line="240"/>
+            </w:pPr>
             <w:r>
               <w:rPr>
                 <w:rFonts w:ascii="Yu Gothic" w:cs="Yu Gothic" w:eastAsia="Yu Gothic" w:hAnsi="Yu Gothic"/>
